--- a/Semester_2/Vennilay/Informatics/PR_1/Reports/Практическая работа №5.docx
+++ b/Semester_2/Vennilay/Informatics/PR_1/Reports/Практическая работа №5.docx
@@ -9,16 +9,23 @@
         <w:ind/>
         <w:jc w:val="center"/>
         <w:rPr>
+          <w:rFonts w:ascii="Times New Roman" w:hAnsi="Times New Roman" w:cs="Times New Roman"/>
+          <w:color w:val="000000"/>
+          <w:sz w:val="24"/>
+          <w14:ligatures w14:val="none"/>
+        </w:rPr>
+      </w:pPr>
+      <w:r>
+        <w:rPr>
           <w:rFonts w:ascii="Times New Roman" w:hAnsi="Times New Roman" w:eastAsia="Times New Roman" w:cs="Times New Roman"/>
-          <w:color w:val="000000"/>
-          <w:sz w:val="24"/>
-          <w:lang w:eastAsia="ru-RU"/>
-          <w14:ligatures w14:val="none"/>
-        </w:rPr>
-      </w:pPr>
-      <w:r/>
+        </w:rPr>
+      </w:r>
       <w:bookmarkStart w:id="0" w:name="_Hlk153766597"/>
-      <w:r/>
+      <w:r>
+        <w:rPr>
+          <w:rFonts w:ascii="Times New Roman" w:hAnsi="Times New Roman" w:eastAsia="Times New Roman" w:cs="Times New Roman"/>
+        </w:rPr>
+      </w:r>
       <w:bookmarkEnd w:id="0"/>
       <w:r>
         <w:rPr>
@@ -118,10 +125,9 @@
         <w:ind/>
         <w:jc w:val="center"/>
         <w:rPr>
-          <w:rFonts w:ascii="Times New Roman" w:hAnsi="Times New Roman" w:eastAsia="Times New Roman" w:cs="Times New Roman"/>
+          <w:rFonts w:ascii="Times New Roman" w:hAnsi="Times New Roman" w:cs="Times New Roman"/>
           <w:color w:val="000000"/>
           <w:sz w:val="28"/>
-          <w:lang w:eastAsia="ru-RU"/>
           <w14:ligatures w14:val="none"/>
         </w:rPr>
       </w:pPr>
@@ -161,10 +167,9 @@
         <w:ind/>
         <w:jc w:val="center"/>
         <w:rPr>
-          <w:rFonts w:ascii="Times New Roman" w:hAnsi="Times New Roman" w:eastAsia="Times New Roman" w:cs="Times New Roman"/>
+          <w:rFonts w:ascii="Times New Roman" w:hAnsi="Times New Roman" w:cs="Times New Roman"/>
           <w:color w:val="000000"/>
           <w:sz w:val="24"/>
-          <w:lang w:eastAsia="ru-RU"/>
           <w14:ligatures w14:val="none"/>
         </w:rPr>
       </w:pPr>
@@ -204,10 +209,9 @@
         <w:ind/>
         <w:jc w:val="center"/>
         <w:rPr>
-          <w:rFonts w:ascii="Times New Roman" w:hAnsi="Times New Roman" w:eastAsia="Times New Roman" w:cs="Times New Roman"/>
+          <w:rFonts w:ascii="Times New Roman" w:hAnsi="Times New Roman" w:cs="Times New Roman"/>
           <w:color w:val="000000"/>
           <w:sz w:val="24"/>
-          <w:lang w:eastAsia="ru-RU"/>
           <w14:ligatures w14:val="none"/>
         </w:rPr>
       </w:pPr>
@@ -246,6 +250,15 @@
         <w:spacing w:after="120" w:line="240" w:lineRule="auto"/>
         <w:ind/>
         <w:jc w:val="center"/>
+        <w:rPr>
+          <w:rFonts w:ascii="Times New Roman" w:hAnsi="Times New Roman" w:cs="Times New Roman"/>
+          <w:b/>
+          <w:sz w:val="24"/>
+          <w:szCs w:val="24"/>
+          <w14:ligatures w14:val="none"/>
+        </w:rPr>
+      </w:pPr>
+      <w:r>
         <w:rPr>
           <w:rFonts w:ascii="Times New Roman" w:hAnsi="Times New Roman" w:eastAsia="Times New Roman" w:cs="Times New Roman"/>
           <w:b/>
@@ -254,7 +267,8 @@
           <w:lang w:eastAsia="ru-RU"/>
           <w14:ligatures w14:val="none"/>
         </w:rPr>
-      </w:pPr>
+        <w:t xml:space="preserve">"МИРЭА - Российский технологический университет"</w:t>
+      </w:r>
       <w:r>
         <w:rPr>
           <w:rFonts w:ascii="Times New Roman" w:hAnsi="Times New Roman" w:eastAsia="Times New Roman" w:cs="Times New Roman"/>
@@ -264,7 +278,6 @@
           <w:lang w:eastAsia="ru-RU"/>
           <w14:ligatures w14:val="none"/>
         </w:rPr>
-        <w:t xml:space="preserve">"МИРЭА - Российский технологический университет"</w:t>
       </w:r>
       <w:r>
         <w:rPr>
@@ -276,35 +289,32 @@
           <w14:ligatures w14:val="none"/>
         </w:rPr>
       </w:r>
-      <w:r>
-        <w:rPr>
-          <w:rFonts w:ascii="Times New Roman" w:hAnsi="Times New Roman" w:eastAsia="Times New Roman" w:cs="Times New Roman"/>
+    </w:p>
+    <w:p>
+      <w:pPr>
+        <w:pBdr/>
+        <w:spacing w:after="120" w:line="240" w:lineRule="auto"/>
+        <w:ind/>
+        <w:jc w:val="center"/>
+        <w:rPr>
+          <w:rFonts w:ascii="Times New Roman" w:hAnsi="Times New Roman" w:cs="Times New Roman"/>
           <w:b/>
           <w:sz w:val="24"/>
           <w:szCs w:val="24"/>
-          <w:lang w:eastAsia="ru-RU"/>
-          <w14:ligatures w14:val="none"/>
+          <w14:ligatures w14:val="none"/>
+        </w:rPr>
+      </w:pPr>
+      <w:r>
+        <w:rPr>
+          <w:rFonts w:ascii="Times New Roman" w:hAnsi="Times New Roman" w:eastAsia="Times New Roman" w:cs="Times New Roman"/>
         </w:rPr>
       </w:r>
-    </w:p>
-    <w:p>
-      <w:pPr>
-        <w:pBdr/>
-        <w:spacing w:after="120" w:line="240" w:lineRule="auto"/>
-        <w:ind/>
-        <w:jc w:val="center"/>
+      <w:bookmarkStart w:id="1" w:name="_Toc153756199"/>
+      <w:r>
         <w:rPr>
           <w:rFonts w:ascii="Times New Roman" w:hAnsi="Times New Roman" w:eastAsia="Times New Roman" w:cs="Times New Roman"/>
-          <w:b/>
-          <w:sz w:val="24"/>
-          <w:szCs w:val="24"/>
-          <w:lang w:eastAsia="ru-RU"/>
-          <w14:ligatures w14:val="none"/>
-        </w:rPr>
-      </w:pPr>
-      <w:r/>
-      <w:bookmarkStart w:id="1" w:name="_Toc153756199"/>
-      <w:r/>
+        </w:rPr>
+      </w:r>
       <w:bookmarkStart w:id="2" w:name="_Toc153762285"/>
       <w:r>
         <w:rPr>
@@ -319,7 +329,7 @@
       </w:r>
       <w:r>
         <w:rPr>
-          <w:rFonts w:ascii="Calibri" w:hAnsi="Calibri" w:eastAsia="Calibri" w:cs="Calibri"/>
+          <w:rFonts w:ascii="Times New Roman" w:hAnsi="Times New Roman" w:eastAsia="Times New Roman" w:cs="Times New Roman"/>
           <w:b/>
           <w:szCs w:val="24"/>
           <w:lang w:eastAsia="ru-RU"/>
@@ -468,7 +478,11 @@
         </mc:AlternateContent>
       </w:r>
       <w:bookmarkEnd w:id="1"/>
-      <w:r/>
+      <w:r>
+        <w:rPr>
+          <w:rFonts w:ascii="Times New Roman" w:hAnsi="Times New Roman" w:eastAsia="Times New Roman" w:cs="Times New Roman"/>
+        </w:rPr>
+      </w:r>
       <w:bookmarkEnd w:id="2"/>
       <w:r>
         <w:rPr>
@@ -498,10 +512,9 @@
         <w:ind w:right="1100"/>
         <w:jc w:val="both"/>
         <w:rPr>
-          <w:rFonts w:ascii="Times New Roman" w:hAnsi="Times New Roman" w:eastAsia="Times New Roman" w:cs="Times New Roman"/>
+          <w:rFonts w:ascii="Times New Roman" w:hAnsi="Times New Roman" w:cs="Times New Roman"/>
           <w:color w:val="000000"/>
           <w:sz w:val="28"/>
-          <w:lang w:eastAsia="ru-RU"/>
           <w14:ligatures w14:val="none"/>
         </w:rPr>
       </w:pPr>
@@ -540,10 +553,9 @@
         <w:ind/>
         <w:jc w:val="center"/>
         <w:rPr>
-          <w:rFonts w:ascii="Times New Roman" w:hAnsi="Times New Roman" w:eastAsia="Times New Roman" w:cs="Times New Roman"/>
+          <w:rFonts w:ascii="Times New Roman" w:hAnsi="Times New Roman" w:cs="Times New Roman"/>
           <w:color w:val="000000"/>
           <w:sz w:val="28"/>
-          <w:lang w:eastAsia="ru-RU"/>
           <w14:ligatures w14:val="none"/>
         </w:rPr>
       </w:pPr>
@@ -583,10 +595,9 @@
         <w:ind/>
         <w:jc w:val="center"/>
         <w:rPr>
-          <w:rFonts w:ascii="Times New Roman" w:hAnsi="Times New Roman" w:eastAsia="Times New Roman" w:cs="Times New Roman"/>
+          <w:rFonts w:ascii="Times New Roman" w:hAnsi="Times New Roman" w:cs="Times New Roman"/>
           <w:color w:val="000000"/>
           <w:sz w:val="28"/>
-          <w:lang w:eastAsia="ru-RU"/>
           <w14:ligatures w14:val="none"/>
         </w:rPr>
       </w:pPr>
@@ -625,6 +636,15 @@
         <w:spacing w:after="120" w:line="240" w:lineRule="auto"/>
         <w:ind/>
         <w:jc w:val="center"/>
+        <w:rPr>
+          <w:rFonts w:ascii="Times New Roman" w:hAnsi="Times New Roman" w:cs="Times New Roman"/>
+          <w:b/>
+          <w:sz w:val="24"/>
+          <w:szCs w:val="24"/>
+          <w14:ligatures w14:val="none"/>
+        </w:rPr>
+      </w:pPr>
+      <w:r>
         <w:rPr>
           <w:rFonts w:ascii="Times New Roman" w:hAnsi="Times New Roman" w:eastAsia="Times New Roman" w:cs="Times New Roman"/>
           <w:b/>
@@ -633,7 +653,7 @@
           <w:lang w:eastAsia="ru-RU"/>
           <w14:ligatures w14:val="none"/>
         </w:rPr>
-      </w:pPr>
+      </w:r>
       <w:r>
         <w:rPr>
           <w:rFonts w:ascii="Times New Roman" w:hAnsi="Times New Roman" w:eastAsia="Times New Roman" w:cs="Times New Roman"/>
@@ -654,6 +674,21 @@
           <w14:ligatures w14:val="none"/>
         </w:rPr>
       </w:r>
+    </w:p>
+    <w:p>
+      <w:pPr>
+        <w:pBdr/>
+        <w:spacing w:after="120" w:line="240" w:lineRule="auto"/>
+        <w:ind/>
+        <w:jc w:val="center"/>
+        <w:rPr>
+          <w:rFonts w:ascii="Times New Roman" w:hAnsi="Times New Roman" w:cs="Times New Roman"/>
+          <w:b/>
+          <w:sz w:val="24"/>
+          <w:szCs w:val="24"/>
+          <w14:ligatures w14:val="none"/>
+        </w:rPr>
+      </w:pPr>
       <w:r>
         <w:rPr>
           <w:rFonts w:ascii="Times New Roman" w:hAnsi="Times New Roman" w:eastAsia="Times New Roman" w:cs="Times New Roman"/>
@@ -664,13 +699,7 @@
           <w14:ligatures w14:val="none"/>
         </w:rPr>
       </w:r>
-    </w:p>
-    <w:p>
-      <w:pPr>
-        <w:pBdr/>
-        <w:spacing w:after="120" w:line="240" w:lineRule="auto"/>
-        <w:ind/>
-        <w:jc w:val="center"/>
+      <w:r>
         <w:rPr>
           <w:rFonts w:ascii="Times New Roman" w:hAnsi="Times New Roman" w:eastAsia="Times New Roman" w:cs="Times New Roman"/>
           <w:b/>
@@ -679,7 +708,7 @@
           <w:lang w:eastAsia="ru-RU"/>
           <w14:ligatures w14:val="none"/>
         </w:rPr>
-      </w:pPr>
+      </w:r>
       <w:r>
         <w:rPr>
           <w:rFonts w:ascii="Times New Roman" w:hAnsi="Times New Roman" w:eastAsia="Times New Roman" w:cs="Times New Roman"/>
@@ -690,26 +719,6 @@
           <w14:ligatures w14:val="none"/>
         </w:rPr>
       </w:r>
-      <w:r>
-        <w:rPr>
-          <w:rFonts w:ascii="Times New Roman" w:hAnsi="Times New Roman" w:eastAsia="Times New Roman" w:cs="Times New Roman"/>
-          <w:b/>
-          <w:sz w:val="24"/>
-          <w:szCs w:val="24"/>
-          <w:lang w:eastAsia="ru-RU"/>
-          <w14:ligatures w14:val="none"/>
-        </w:rPr>
-      </w:r>
-      <w:r>
-        <w:rPr>
-          <w:rFonts w:ascii="Times New Roman" w:hAnsi="Times New Roman" w:eastAsia="Times New Roman" w:cs="Times New Roman"/>
-          <w:b/>
-          <w:sz w:val="24"/>
-          <w:szCs w:val="24"/>
-          <w:lang w:eastAsia="ru-RU"/>
-          <w14:ligatures w14:val="none"/>
-        </w:rPr>
-      </w:r>
     </w:p>
     <w:p>
       <w:pPr>
@@ -718,17 +727,24 @@
         <w:ind/>
         <w:jc w:val="center"/>
         <w:rPr>
-          <w:rFonts w:ascii="Times New Roman" w:hAnsi="Times New Roman" w:eastAsia="Times New Roman" w:cs="Times New Roman"/>
+          <w:rFonts w:ascii="Times New Roman" w:hAnsi="Times New Roman" w:cs="Times New Roman"/>
           <w:b/>
           <w:sz w:val="28"/>
           <w:szCs w:val="28"/>
-          <w:lang w:eastAsia="ru-RU"/>
-          <w14:ligatures w14:val="none"/>
-        </w:rPr>
-      </w:pPr>
-      <w:r/>
+          <w14:ligatures w14:val="none"/>
+        </w:rPr>
+      </w:pPr>
+      <w:r>
+        <w:rPr>
+          <w:rFonts w:ascii="Times New Roman" w:hAnsi="Times New Roman" w:eastAsia="Times New Roman" w:cs="Times New Roman"/>
+        </w:rPr>
+      </w:r>
       <w:bookmarkStart w:id="3" w:name="_Toc153756200"/>
-      <w:r/>
+      <w:r>
+        <w:rPr>
+          <w:rFonts w:ascii="Times New Roman" w:hAnsi="Times New Roman" w:eastAsia="Times New Roman" w:cs="Times New Roman"/>
+        </w:rPr>
+      </w:r>
       <w:bookmarkStart w:id="4" w:name="_Toc153762286"/>
       <w:r>
         <w:rPr>
@@ -763,7 +779,11 @@
         <w:t xml:space="preserve">ПО </w:t>
       </w:r>
       <w:bookmarkEnd w:id="3"/>
-      <w:r/>
+      <w:r>
+        <w:rPr>
+          <w:rFonts w:ascii="Times New Roman" w:hAnsi="Times New Roman" w:eastAsia="Times New Roman" w:cs="Times New Roman"/>
+        </w:rPr>
+      </w:r>
       <w:bookmarkEnd w:id="4"/>
       <w:r>
         <w:rPr>
@@ -827,7 +847,7 @@
         <w:ind/>
         <w:jc w:val="center"/>
         <w:rPr>
-          <w:rFonts w:ascii="Times New Roman" w:hAnsi="Times New Roman" w:eastAsia="Times New Roman" w:cs="Times New Roman"/>
+          <w:rFonts w:ascii="Times New Roman" w:hAnsi="Times New Roman" w:cs="Times New Roman"/>
           <w:b/>
           <w:color w:val="000000"/>
           <w:sz w:val="28"/>
@@ -849,6 +869,7 @@
       </w:r>
       <w:r>
         <w:rPr>
+          <w:rFonts w:ascii="Times New Roman" w:hAnsi="Times New Roman" w:eastAsia="Times New Roman" w:cs="Times New Roman"/>
           <w:highlight w:val="white"/>
         </w:rPr>
         <w:t xml:space="preserve">Таблица истинности и логические функции 2-х переменных</w:t>
@@ -893,11 +914,10 @@
         <w:ind/>
         <w:jc w:val="center"/>
         <w:rPr>
-          <w:rFonts w:ascii="Times New Roman" w:hAnsi="Times New Roman" w:eastAsia="Times New Roman" w:cs="Times New Roman"/>
+          <w:rFonts w:ascii="Times New Roman" w:hAnsi="Times New Roman" w:cs="Times New Roman"/>
           <w:b/>
           <w:color w:val="000000"/>
           <w:sz w:val="28"/>
-          <w:lang w:eastAsia="ru-RU"/>
           <w14:ligatures w14:val="none"/>
         </w:rPr>
       </w:pPr>
@@ -940,10 +960,9 @@
         <w:ind/>
         <w:jc w:val="center"/>
         <w:rPr>
-          <w:rFonts w:ascii="Times New Roman" w:hAnsi="Times New Roman" w:eastAsia="Times New Roman" w:cs="Times New Roman"/>
+          <w:rFonts w:ascii="Times New Roman" w:hAnsi="Times New Roman" w:cs="Times New Roman"/>
           <w:color w:val="000000"/>
           <w:sz w:val="28"/>
-          <w:lang w:eastAsia="ru-RU"/>
           <w14:ligatures w14:val="none"/>
         </w:rPr>
       </w:pPr>
@@ -1005,10 +1024,9 @@
         <w:ind w:right="515"/>
         <w:jc w:val="center"/>
         <w:rPr>
-          <w:rFonts w:ascii="Times New Roman" w:hAnsi="Times New Roman" w:eastAsia="Times New Roman" w:cs="Times New Roman"/>
+          <w:rFonts w:ascii="Times New Roman" w:hAnsi="Times New Roman" w:cs="Times New Roman"/>
           <w:color w:val="000000"/>
           <w:sz w:val="28"/>
-          <w:lang w:eastAsia="ru-RU"/>
           <w14:ligatures w14:val="none"/>
         </w:rPr>
       </w:pPr>
@@ -1049,10 +1067,9 @@
         <w:ind w:right="515"/>
         <w:jc w:val="center"/>
         <w:rPr>
-          <w:rFonts w:ascii="Times New Roman" w:hAnsi="Times New Roman" w:eastAsia="Times New Roman" w:cs="Times New Roman"/>
+          <w:rFonts w:ascii="Times New Roman" w:hAnsi="Times New Roman" w:cs="Times New Roman"/>
           <w:color w:val="000000"/>
           <w:sz w:val="28"/>
-          <w:lang w:eastAsia="ru-RU"/>
           <w14:ligatures w14:val="none"/>
         </w:rPr>
       </w:pPr>
@@ -1093,10 +1110,9 @@
         <w:ind w:right="515"/>
         <w:jc w:val="both"/>
         <w:rPr>
-          <w:rFonts w:ascii="Times New Roman" w:hAnsi="Times New Roman" w:eastAsia="Times New Roman" w:cs="Times New Roman"/>
+          <w:rFonts w:ascii="Times New Roman" w:hAnsi="Times New Roman" w:cs="Times New Roman"/>
           <w:color w:val="000000"/>
           <w:sz w:val="28"/>
-          <w:lang w:eastAsia="ru-RU"/>
           <w14:ligatures w14:val="none"/>
         </w:rPr>
       </w:pPr>
@@ -1134,10 +1150,9 @@
         <w:spacing w:after="0"/>
         <w:ind w:left="3135"/>
         <w:rPr>
-          <w:rFonts w:ascii="Times New Roman" w:hAnsi="Times New Roman" w:eastAsia="Times New Roman" w:cs="Times New Roman"/>
+          <w:rFonts w:ascii="Times New Roman" w:hAnsi="Times New Roman" w:cs="Times New Roman"/>
           <w:color w:val="000000"/>
           <w:sz w:val="24"/>
-          <w:lang w:eastAsia="ru-RU"/>
           <w14:ligatures w14:val="none"/>
         </w:rPr>
       </w:pPr>
@@ -1175,10 +1190,9 @@
         <w:spacing w:after="0"/>
         <w:ind w:left="3135"/>
         <w:rPr>
-          <w:rFonts w:ascii="Times New Roman" w:hAnsi="Times New Roman" w:eastAsia="Times New Roman" w:cs="Times New Roman"/>
+          <w:rFonts w:ascii="Times New Roman" w:hAnsi="Times New Roman" w:cs="Times New Roman"/>
           <w:color w:val="000000"/>
           <w:sz w:val="24"/>
-          <w:lang w:eastAsia="ru-RU"/>
           <w14:ligatures w14:val="none"/>
         </w:rPr>
       </w:pPr>
@@ -1216,10 +1230,9 @@
         <w:spacing w:after="0"/>
         <w:ind w:left="3135"/>
         <w:rPr>
-          <w:rFonts w:ascii="Times New Roman" w:hAnsi="Times New Roman" w:eastAsia="Times New Roman" w:cs="Times New Roman"/>
+          <w:rFonts w:ascii="Times New Roman" w:hAnsi="Times New Roman" w:cs="Times New Roman"/>
           <w:color w:val="000000"/>
           <w:sz w:val="24"/>
-          <w:lang w:eastAsia="ru-RU"/>
           <w14:ligatures w14:val="none"/>
         </w:rPr>
       </w:pPr>
@@ -1257,10 +1270,9 @@
         <w:spacing w:after="0"/>
         <w:ind w:left="3135"/>
         <w:rPr>
-          <w:rFonts w:ascii="Times New Roman" w:hAnsi="Times New Roman" w:eastAsia="Times New Roman" w:cs="Times New Roman"/>
+          <w:rFonts w:ascii="Times New Roman" w:hAnsi="Times New Roman" w:cs="Times New Roman"/>
           <w:color w:val="000000"/>
           <w:sz w:val="28"/>
-          <w:lang w:eastAsia="ru-RU"/>
           <w14:ligatures w14:val="none"/>
         </w:rPr>
       </w:pPr>
@@ -1353,7 +1365,7 @@
               <w:spacing w:after="15"/>
               <w:ind/>
               <w:rPr>
-                <w:rFonts w:ascii="Times New Roman" w:hAnsi="Times New Roman" w:eastAsia="Times New Roman" w:cs="Times New Roman"/>
+                <w:rFonts w:ascii="Times New Roman" w:hAnsi="Times New Roman" w:cs="Times New Roman"/>
                 <w:color w:val="000000"/>
                 <w:sz w:val="24"/>
               </w:rPr>
@@ -1407,7 +1419,7 @@
               <w:spacing w:after="15"/>
               <w:ind/>
               <w:rPr>
-                <w:rFonts w:ascii="Times New Roman" w:hAnsi="Times New Roman" w:eastAsia="Times New Roman" w:cs="Times New Roman"/>
+                <w:rFonts w:ascii="Times New Roman" w:hAnsi="Times New Roman" w:cs="Times New Roman"/>
                 <w:color w:val="000000"/>
                 <w:sz w:val="24"/>
               </w:rPr>
@@ -1450,7 +1462,7 @@
               <w:ind/>
               <w:jc w:val="right"/>
               <w:rPr>
-                <w:rFonts w:ascii="Times New Roman" w:hAnsi="Times New Roman" w:eastAsia="Times New Roman" w:cs="Times New Roman"/>
+                <w:rFonts w:ascii="Times New Roman" w:hAnsi="Times New Roman" w:cs="Times New Roman"/>
                 <w:color w:val="000000"/>
                 <w:sz w:val="24"/>
               </w:rPr>
@@ -1530,7 +1542,7 @@
               <w:spacing w:after="15"/>
               <w:ind/>
               <w:rPr>
-                <w:rFonts w:ascii="Times New Roman" w:hAnsi="Times New Roman" w:eastAsia="Times New Roman" w:cs="Times New Roman"/>
+                <w:rFonts w:ascii="Times New Roman" w:hAnsi="Times New Roman" w:cs="Times New Roman"/>
                 <w:color w:val="000000"/>
                 <w:sz w:val="24"/>
               </w:rPr>
@@ -1571,7 +1583,7 @@
               <w:spacing w:after="15"/>
               <w:ind/>
               <w:rPr>
-                <w:rFonts w:ascii="Times New Roman" w:hAnsi="Times New Roman" w:eastAsia="Times New Roman" w:cs="Times New Roman"/>
+                <w:rFonts w:ascii="Times New Roman" w:hAnsi="Times New Roman" w:cs="Times New Roman"/>
                 <w:color w:val="000000"/>
                 <w:sz w:val="24"/>
               </w:rPr>
@@ -1614,7 +1626,7 @@
               <w:ind/>
               <w:jc w:val="right"/>
               <w:rPr>
-                <w:rFonts w:ascii="Times New Roman" w:hAnsi="Times New Roman" w:eastAsia="Times New Roman" w:cs="Times New Roman"/>
+                <w:rFonts w:ascii="Times New Roman" w:hAnsi="Times New Roman" w:cs="Times New Roman"/>
                 <w:color w:val="000000"/>
                 <w:sz w:val="24"/>
               </w:rPr>
@@ -1658,7 +1670,7 @@
               <w:spacing w:after="15"/>
               <w:ind/>
               <w:rPr>
-                <w:rFonts w:ascii="Times New Roman" w:hAnsi="Times New Roman" w:eastAsia="Times New Roman" w:cs="Times New Roman"/>
+                <w:rFonts w:ascii="Times New Roman" w:hAnsi="Times New Roman" w:cs="Times New Roman"/>
                 <w:color w:val="000000"/>
                 <w:sz w:val="24"/>
               </w:rPr>
@@ -1730,7 +1742,7 @@
               <w:spacing w:after="15"/>
               <w:ind/>
               <w:rPr>
-                <w:rFonts w:ascii="Times New Roman" w:hAnsi="Times New Roman" w:eastAsia="Times New Roman" w:cs="Times New Roman"/>
+                <w:rFonts w:ascii="Times New Roman" w:hAnsi="Times New Roman" w:cs="Times New Roman"/>
                 <w:color w:val="000000"/>
                 <w:sz w:val="24"/>
               </w:rPr>
@@ -1773,7 +1785,7 @@
               <w:ind/>
               <w:jc w:val="right"/>
               <w:rPr>
-                <w:rFonts w:ascii="Times New Roman" w:hAnsi="Times New Roman" w:eastAsia="Times New Roman" w:cs="Times New Roman"/>
+                <w:rFonts w:ascii="Times New Roman" w:hAnsi="Times New Roman" w:cs="Times New Roman"/>
                 <w:color w:val="000000"/>
                 <w:sz w:val="24"/>
               </w:rPr>
@@ -1810,10 +1822,9 @@
         <w:spacing w:after="15"/>
         <w:ind/>
         <w:rPr>
-          <w:rFonts w:ascii="Times New Roman" w:hAnsi="Times New Roman" w:eastAsia="Times New Roman" w:cs="Times New Roman"/>
+          <w:rFonts w:ascii="Times New Roman" w:hAnsi="Times New Roman" w:cs="Times New Roman"/>
           <w:color w:val="000000"/>
           <w:sz w:val="24"/>
-          <w:lang w:eastAsia="ru-RU"/>
           <w14:ligatures w14:val="none"/>
         </w:rPr>
       </w:pPr>
@@ -1851,10 +1862,9 @@
         <w:spacing w:after="15"/>
         <w:ind/>
         <w:rPr>
-          <w:rFonts w:ascii="Times New Roman" w:hAnsi="Times New Roman" w:eastAsia="Times New Roman" w:cs="Times New Roman"/>
+          <w:rFonts w:ascii="Times New Roman" w:hAnsi="Times New Roman" w:cs="Times New Roman"/>
           <w:color w:val="000000"/>
           <w:sz w:val="28"/>
-          <w:lang w:eastAsia="ru-RU"/>
           <w14:ligatures w14:val="none"/>
         </w:rPr>
       </w:pPr>
@@ -1903,10 +1913,9 @@
         <w:spacing w:after="118" w:line="266" w:lineRule="auto"/>
         <w:ind w:right="2307"/>
         <w:rPr>
-          <w:rFonts w:ascii="Times New Roman" w:hAnsi="Times New Roman" w:eastAsia="Times New Roman" w:cs="Times New Roman"/>
+          <w:rFonts w:ascii="Times New Roman" w:hAnsi="Times New Roman" w:cs="Times New Roman"/>
           <w:color w:val="000000"/>
           <w:sz w:val="28"/>
-          <w:lang w:eastAsia="ru-RU"/>
           <w14:ligatures w14:val="none"/>
         </w:rPr>
       </w:pPr>
@@ -1997,10 +2006,9 @@
         <w:spacing w:after="40" w:line="244" w:lineRule="auto"/>
         <w:ind w:right="1765" w:left="1858"/>
         <w:rPr>
-          <w:rFonts w:ascii="Times New Roman" w:hAnsi="Times New Roman" w:eastAsia="Times New Roman" w:cs="Times New Roman"/>
+          <w:rFonts w:ascii="Times New Roman" w:hAnsi="Times New Roman" w:cs="Times New Roman"/>
           <w:color w:val="000000"/>
           <w:sz w:val="28"/>
-          <w:lang w:eastAsia="ru-RU"/>
           <w14:ligatures w14:val="none"/>
         </w:rPr>
       </w:pPr>
@@ -2118,16 +2126,15 @@
         <w:spacing w:after="0" w:line="266" w:lineRule="auto"/>
         <w:ind/>
         <w:rPr>
+          <w:rFonts w:ascii="Times New Roman" w:hAnsi="Times New Roman" w:cs="Times New Roman"/>
+          <w:color w:val="000000"/>
+          <w:sz w:val="28"/>
+          <w14:ligatures w14:val="none"/>
+        </w:rPr>
+      </w:pPr>
+      <w:r>
+        <w:rPr>
           <w:rFonts w:ascii="Times New Roman" w:hAnsi="Times New Roman" w:eastAsia="Times New Roman" w:cs="Times New Roman"/>
-          <w:color w:val="000000"/>
-          <w:sz w:val="28"/>
-          <w:lang w:eastAsia="ru-RU"/>
-          <w14:ligatures w14:val="none"/>
-        </w:rPr>
-      </w:pPr>
-      <w:r>
-        <w:rPr>
-          <w:rFonts w:ascii="Calibri" w:hAnsi="Calibri" w:eastAsia="Calibri" w:cs="Calibri"/>
           <w:color w:val="000000"/>
           <w:lang w:eastAsia="ru-RU"/>
           <w14:ligatures w14:val="none"/>
@@ -2212,10 +2219,9 @@
         <w:ind w:right="270"/>
         <w:jc w:val="center"/>
         <w:rPr>
-          <w:rFonts w:ascii="Times New Roman" w:hAnsi="Times New Roman" w:eastAsia="Times New Roman" w:cs="Times New Roman"/>
+          <w:rFonts w:ascii="Times New Roman" w:hAnsi="Times New Roman" w:cs="Times New Roman"/>
           <w:color w:val="000000"/>
           <w:sz w:val="28"/>
-          <w:lang w:eastAsia="ru-RU"/>
           <w14:ligatures w14:val="none"/>
         </w:rPr>
       </w:pPr>
@@ -2255,10 +2261,9 @@
         <w:spacing w:after="14"/>
         <w:ind w:right="270"/>
         <w:rPr>
-          <w:rFonts w:ascii="Times New Roman" w:hAnsi="Times New Roman" w:eastAsia="Times New Roman" w:cs="Times New Roman"/>
+          <w:rFonts w:ascii="Times New Roman" w:hAnsi="Times New Roman" w:cs="Times New Roman"/>
           <w:color w:val="000000"/>
           <w:sz w:val="24"/>
-          <w:lang w:eastAsia="ru-RU"/>
           <w14:ligatures w14:val="none"/>
         </w:rPr>
       </w:pPr>
@@ -2296,10 +2301,9 @@
         <w:spacing w:after="14"/>
         <w:ind w:right="270"/>
         <w:rPr>
-          <w:rFonts w:ascii="Times New Roman" w:hAnsi="Times New Roman" w:eastAsia="Times New Roman" w:cs="Times New Roman"/>
+          <w:rFonts w:ascii="Times New Roman" w:hAnsi="Times New Roman" w:cs="Times New Roman"/>
           <w:color w:val="000000"/>
           <w:sz w:val="24"/>
-          <w:lang w:eastAsia="ru-RU"/>
           <w14:ligatures w14:val="none"/>
         </w:rPr>
       </w:pPr>
@@ -2338,10 +2342,9 @@
         <w:ind w:right="270"/>
         <w:jc w:val="center"/>
         <w:rPr>
-          <w:rFonts w:ascii="Times New Roman" w:hAnsi="Times New Roman" w:eastAsia="Times New Roman" w:cs="Times New Roman"/>
+          <w:rFonts w:ascii="Times New Roman" w:hAnsi="Times New Roman" w:cs="Times New Roman"/>
           <w:color w:val="000000"/>
           <w:sz w:val="24"/>
-          <w:lang w:eastAsia="ru-RU"/>
           <w14:ligatures w14:val="none"/>
         </w:rPr>
       </w:pPr>
@@ -2380,10 +2383,9 @@
         <w:ind w:right="270"/>
         <w:jc w:val="center"/>
         <w:rPr>
-          <w:rFonts w:ascii="Times New Roman" w:hAnsi="Times New Roman" w:eastAsia="Times New Roman" w:cs="Times New Roman"/>
+          <w:rFonts w:ascii="Times New Roman" w:hAnsi="Times New Roman" w:cs="Times New Roman"/>
           <w:color w:val="000000"/>
           <w:sz w:val="24"/>
-          <w:lang w:eastAsia="ru-RU"/>
           <w14:ligatures w14:val="none"/>
         </w:rPr>
       </w:pPr>
@@ -2421,6 +2423,36 @@
         <w:spacing w:after="14"/>
         <w:ind w:right="270"/>
         <w:jc w:val="center"/>
+        <w:rPr>
+          <w:rFonts w:ascii="Times New Roman" w:hAnsi="Times New Roman" w:cs="Times New Roman"/>
+          <w:color w:val="000000"/>
+          <w:sz w:val="24"/>
+          <w:szCs w:val="24"/>
+          <w:highlight w:val="none"/>
+          <w14:ligatures w14:val="none"/>
+        </w:rPr>
+      </w:pPr>
+      <w:r>
+        <w:rPr>
+          <w:rFonts w:ascii="Times New Roman" w:hAnsi="Times New Roman" w:eastAsia="Times New Roman" w:cs="Times New Roman"/>
+          <w:color w:val="000000"/>
+          <w:sz w:val="24"/>
+          <w:lang w:eastAsia="ru-RU"/>
+          <w14:ligatures w14:val="none"/>
+        </w:rPr>
+        <w:t xml:space="preserve">Москва 202</w:t>
+      </w:r>
+      <w:r>
+        <w:rPr>
+          <w:rFonts w:ascii="Times New Roman" w:hAnsi="Times New Roman" w:eastAsia="Times New Roman" w:cs="Times New Roman"/>
+          <w:color w:val="000000"/>
+          <w:sz w:val="24"/>
+          <w:lang w:val="en-US"/>
+          <w14:ligatures w14:val="none"/>
+        </w:rPr>
+        <w:t xml:space="preserve">6</w:t>
+      </w:r>
+      <w:r>
         <w:rPr>
           <w:rFonts w:ascii="Times New Roman" w:hAnsi="Times New Roman" w:eastAsia="Times New Roman" w:cs="Times New Roman"/>
           <w:color w:val="000000"/>
@@ -2430,26 +2462,6 @@
           <w:lang w:eastAsia="ru-RU"/>
           <w14:ligatures w14:val="none"/>
         </w:rPr>
-      </w:pPr>
-      <w:r>
-        <w:rPr>
-          <w:rFonts w:ascii="Times New Roman" w:hAnsi="Times New Roman" w:eastAsia="Times New Roman" w:cs="Times New Roman"/>
-          <w:color w:val="000000"/>
-          <w:sz w:val="24"/>
-          <w:lang w:eastAsia="ru-RU"/>
-          <w14:ligatures w14:val="none"/>
-        </w:rPr>
-        <w:t xml:space="preserve">Москва 202</w:t>
-      </w:r>
-      <w:r>
-        <w:rPr>
-          <w:rFonts w:ascii="Times New Roman" w:hAnsi="Times New Roman" w:eastAsia="Times New Roman" w:cs="Times New Roman"/>
-          <w:color w:val="000000"/>
-          <w:sz w:val="24"/>
-          <w:lang w:val="en-US"/>
-          <w14:ligatures w14:val="none"/>
-        </w:rPr>
-        <w:t xml:space="preserve">6</w:t>
       </w:r>
       <w:r>
         <w:rPr>
@@ -2462,13 +2474,47 @@
           <w14:ligatures w14:val="none"/>
         </w:rPr>
       </w:r>
-      <w:r>
-        <w:rPr>
-          <w:rFonts w:ascii="Times New Roman" w:hAnsi="Times New Roman" w:eastAsia="Times New Roman" w:cs="Times New Roman"/>
+    </w:p>
+    <w:p>
+      <w:pPr>
+        <w:pBdr/>
+        <w:spacing w:after="14"/>
+        <w:ind w:right="270"/>
+        <w:jc w:val="center"/>
+        <w:rPr>
+          <w:rFonts w:ascii="Times New Roman" w:hAnsi="Times New Roman" w:cs="Times New Roman"/>
           <w:color w:val="000000"/>
           <w:sz w:val="24"/>
           <w:szCs w:val="24"/>
-          <w:highlight w:val="none"/>
+          <w14:ligatures w14:val="none"/>
+        </w:rPr>
+      </w:pPr>
+      <w:r>
+        <w:rPr>
+          <w:rFonts w:ascii="Times New Roman" w:hAnsi="Times New Roman" w:eastAsia="Times New Roman" w:cs="Times New Roman"/>
+          <w:color w:val="000000"/>
+          <w:sz w:val="24"/>
+          <w:szCs w:val="24"/>
+          <w:lang w:eastAsia="ru-RU"/>
+          <w14:ligatures w14:val="none"/>
+        </w:rPr>
+      </w:r>
+      <w:r>
+        <w:rPr>
+          <w:rFonts w:ascii="Times New Roman" w:hAnsi="Times New Roman" w:eastAsia="Times New Roman" w:cs="Times New Roman"/>
+          <w:color w:val="000000"/>
+          <w:sz w:val="24"/>
+          <w:szCs w:val="24"/>
+          <w:lang w:eastAsia="ru-RU"/>
+          <w14:ligatures w14:val="none"/>
+        </w:rPr>
+      </w:r>
+      <w:r>
+        <w:rPr>
+          <w:rFonts w:ascii="Times New Roman" w:hAnsi="Times New Roman" w:eastAsia="Times New Roman" w:cs="Times New Roman"/>
+          <w:color w:val="000000"/>
+          <w:sz w:val="24"/>
+          <w:szCs w:val="24"/>
           <w:lang w:eastAsia="ru-RU"/>
           <w14:ligatures w14:val="none"/>
         </w:rPr>
@@ -2479,43 +2525,87 @@
         <w:pBdr/>
         <w:spacing w:after="14"/>
         <w:ind w:right="270"/>
-        <w:jc w:val="center"/>
+        <w:jc w:val="left"/>
+        <w:rPr>
+          <w:rFonts w:ascii="Times New Roman" w:hAnsi="Times New Roman" w:cs="Times New Roman"/>
+          <w:color w:val="000000"/>
+          <w:sz w:val="28"/>
+          <w:szCs w:val="28"/>
+          <w14:ligatures w14:val="none"/>
+        </w:rPr>
+      </w:pPr>
+      <w:r>
         <w:rPr>
           <w:rFonts w:ascii="Times New Roman" w:hAnsi="Times New Roman" w:eastAsia="Times New Roman" w:cs="Times New Roman"/>
-          <w:color w:val="000000"/>
-          <w:sz w:val="24"/>
-          <w:szCs w:val="24"/>
-          <w:lang w:eastAsia="ru-RU"/>
-          <w14:ligatures w14:val="none"/>
-        </w:rPr>
-      </w:pPr>
-      <w:r>
-        <w:rPr>
-          <w:rFonts w:ascii="Times New Roman" w:hAnsi="Times New Roman" w:eastAsia="Times New Roman" w:cs="Times New Roman"/>
-          <w:color w:val="000000"/>
-          <w:sz w:val="24"/>
-          <w:szCs w:val="24"/>
-          <w:lang w:eastAsia="ru-RU"/>
-          <w14:ligatures w14:val="none"/>
-        </w:rPr>
+          <w:b/>
+          <w:bCs/>
+          <w:color w:val="000000"/>
+          <w:sz w:val="28"/>
+          <w:szCs w:val="28"/>
+          <w:lang w:val="ru-RU"/>
+          <w14:ligatures w14:val="none"/>
+        </w:rPr>
+        <w:t xml:space="preserve">Тема</w:t>
       </w:r>
       <w:r>
         <w:rPr>
           <w:rFonts w:ascii="Times New Roman" w:hAnsi="Times New Roman" w:eastAsia="Times New Roman" w:cs="Times New Roman"/>
           <w:color w:val="000000"/>
-          <w:sz w:val="24"/>
-          <w:szCs w:val="24"/>
-          <w:lang w:eastAsia="ru-RU"/>
-          <w14:ligatures w14:val="none"/>
-        </w:rPr>
+          <w:sz w:val="28"/>
+          <w:szCs w:val="28"/>
+          <w:lang w:val="en-US"/>
+          <w14:ligatures w14:val="none"/>
+        </w:rPr>
+        <w:t xml:space="preserve">: </w:t>
       </w:r>
       <w:r>
         <w:rPr>
           <w:rFonts w:ascii="Times New Roman" w:hAnsi="Times New Roman" w:eastAsia="Times New Roman" w:cs="Times New Roman"/>
           <w:color w:val="000000"/>
-          <w:sz w:val="24"/>
-          <w:szCs w:val="24"/>
-          <w:lang w:eastAsia="ru-RU"/>
+          <w:sz w:val="28"/>
+          <w:szCs w:val="28"/>
+          <w:lang w:val="en-US"/>
+          <w14:ligatures w14:val="none"/>
+        </w:rPr>
+        <w:t xml:space="preserve">«</w:t>
+      </w:r>
+      <w:r>
+        <w:rPr>
+          <w:rFonts w:ascii="Times New Roman" w:hAnsi="Times New Roman" w:eastAsia="Times New Roman" w:cs="Times New Roman"/>
+          <w:color w:val="000000"/>
+          <w:sz w:val="28"/>
+          <w:szCs w:val="28"/>
+          <w:lang w:val="en-US"/>
+          <w14:ligatures w14:val="none"/>
+        </w:rPr>
+        <w:t xml:space="preserve">Таблица истинности и логические функции 2-х переменных</w:t>
+      </w:r>
+      <w:r>
+        <w:rPr>
+          <w:rFonts w:ascii="Times New Roman" w:hAnsi="Times New Roman" w:eastAsia="Times New Roman" w:cs="Times New Roman"/>
+          <w:color w:val="000000"/>
+          <w:sz w:val="28"/>
+          <w:szCs w:val="28"/>
+          <w:lang w:val="en-US"/>
+          <w14:ligatures w14:val="none"/>
+        </w:rPr>
+        <w:t xml:space="preserve">»</w:t>
+      </w:r>
+      <w:r>
+        <w:rPr>
+          <w:rFonts w:ascii="Times New Roman" w:hAnsi="Times New Roman" w:eastAsia="Times New Roman" w:cs="Times New Roman"/>
+          <w:color w:val="000000"/>
+          <w:sz w:val="28"/>
+          <w:szCs w:val="28"/>
+          <w14:ligatures w14:val="none"/>
+        </w:rPr>
+      </w:r>
+      <w:r>
+        <w:rPr>
+          <w:rFonts w:ascii="Times New Roman" w:hAnsi="Times New Roman" w:eastAsia="Times New Roman" w:cs="Times New Roman"/>
+          <w:color w:val="000000"/>
+          <w:sz w:val="28"/>
+          <w:szCs w:val="28"/>
           <w14:ligatures w14:val="none"/>
         </w:rPr>
       </w:r>
@@ -2537,15 +2627,11 @@
       <w:r>
         <w:rPr>
           <w:rFonts w:ascii="Times New Roman" w:hAnsi="Times New Roman" w:eastAsia="Times New Roman" w:cs="Times New Roman"/>
-          <w:b/>
-          <w:bCs/>
           <w:color w:val="000000"/>
           <w:sz w:val="28"/>
           <w:szCs w:val="28"/>
-          <w:lang w:val="ru-RU"/>
-          <w14:ligatures w14:val="none"/>
-        </w:rPr>
-        <w:t xml:space="preserve">Тема</w:t>
+          <w14:ligatures w14:val="none"/>
+        </w:rPr>
       </w:r>
       <w:r>
         <w:rPr>
@@ -2553,56 +2639,12 @@
           <w:color w:val="000000"/>
           <w:sz w:val="28"/>
           <w:szCs w:val="28"/>
-          <w:lang w:val="en-US"/>
-          <w14:ligatures w14:val="none"/>
-        </w:rPr>
-        <w:t xml:space="preserve">: </w:t>
+          <w14:ligatures w14:val="none"/>
+        </w:rPr>
       </w:r>
       <w:r>
         <w:rPr>
           <w:rFonts w:ascii="Times New Roman" w:hAnsi="Times New Roman" w:eastAsia="Times New Roman" w:cs="Times New Roman"/>
-          <w:color w:val="000000"/>
-          <w:sz w:val="28"/>
-          <w:szCs w:val="28"/>
-          <w:lang w:val="en-US"/>
-          <w14:ligatures w14:val="none"/>
-        </w:rPr>
-        <w:t xml:space="preserve">«</w:t>
-      </w:r>
-      <w:r>
-        <w:rPr>
-          <w:rFonts w:ascii="Times New Roman" w:hAnsi="Times New Roman" w:eastAsia="Times New Roman" w:cs="Times New Roman"/>
-          <w:color w:val="000000"/>
-          <w:sz w:val="28"/>
-          <w:szCs w:val="28"/>
-          <w:lang w:val="en-US"/>
-          <w14:ligatures w14:val="none"/>
-        </w:rPr>
-        <w:t xml:space="preserve">Таблица истинности и логические функции 2-х переменных</w:t>
-      </w:r>
-      <w:r>
-        <w:rPr>
-          <w:rFonts w:ascii="Times New Roman" w:hAnsi="Times New Roman" w:eastAsia="Times New Roman" w:cs="Times New Roman"/>
-          <w:color w:val="000000"/>
-          <w:sz w:val="28"/>
-          <w:szCs w:val="28"/>
-          <w:lang w:val="en-US"/>
-          <w14:ligatures w14:val="none"/>
-        </w:rPr>
-        <w:t xml:space="preserve">»</w:t>
-      </w:r>
-      <w:r>
-        <w:rPr>
-          <w:rFonts w:ascii="Times New Roman" w:hAnsi="Times New Roman" w:cs="Times New Roman"/>
-          <w:color w:val="000000"/>
-          <w:sz w:val="28"/>
-          <w:szCs w:val="28"/>
-          <w14:ligatures w14:val="none"/>
-        </w:rPr>
-      </w:r>
-      <w:r>
-        <w:rPr>
-          <w:rFonts w:ascii="Times New Roman" w:hAnsi="Times New Roman" w:cs="Times New Roman"/>
           <w:color w:val="000000"/>
           <w:sz w:val="28"/>
           <w:szCs w:val="28"/>
@@ -2618,47 +2660,7 @@
         <w:jc w:val="left"/>
         <w:rPr>
           <w:rFonts w:ascii="Times New Roman" w:hAnsi="Times New Roman" w:cs="Times New Roman"/>
-          <w:color w:val="000000"/>
-          <w:sz w:val="28"/>
-          <w:szCs w:val="28"/>
-          <w14:ligatures w14:val="none"/>
-        </w:rPr>
-      </w:pPr>
-      <w:r>
-        <w:rPr>
-          <w:rFonts w:ascii="Times New Roman" w:hAnsi="Times New Roman" w:cs="Times New Roman"/>
-          <w:color w:val="000000"/>
-          <w:sz w:val="28"/>
-          <w:szCs w:val="28"/>
-          <w14:ligatures w14:val="none"/>
-        </w:rPr>
-      </w:r>
-      <w:r>
-        <w:rPr>
-          <w:rFonts w:ascii="Times New Roman" w:hAnsi="Times New Roman" w:cs="Times New Roman"/>
-          <w:color w:val="000000"/>
-          <w:sz w:val="28"/>
-          <w:szCs w:val="28"/>
-          <w14:ligatures w14:val="none"/>
-        </w:rPr>
-      </w:r>
-      <w:r>
-        <w:rPr>
-          <w:rFonts w:ascii="Times New Roman" w:hAnsi="Times New Roman" w:cs="Times New Roman"/>
-          <w:color w:val="000000"/>
-          <w:sz w:val="28"/>
-          <w:szCs w:val="28"/>
-          <w14:ligatures w14:val="none"/>
-        </w:rPr>
-      </w:r>
-    </w:p>
-    <w:p>
-      <w:pPr>
-        <w:pBdr/>
-        <w:spacing w:after="14"/>
-        <w:ind w:right="270"/>
-        <w:jc w:val="left"/>
-        <w:rPr/>
+        </w:rPr>
       </w:pPr>
       <w:r>
         <w:rPr>
@@ -2681,7 +2683,11 @@
           <w14:ligatures w14:val="none"/>
         </w:rPr>
       </w:r>
-      <w:r/>
+      <w:r>
+        <w:rPr>
+          <w:rFonts w:ascii="Times New Roman" w:hAnsi="Times New Roman" w:eastAsia="Times New Roman" w:cs="Times New Roman"/>
+        </w:rPr>
+      </w:r>
     </w:p>
     <w:p>
       <w:pPr>
@@ -2694,7 +2700,9 @@
         <w:spacing w:after="14"/>
         <w:ind w:right="270"/>
         <w:jc w:val="left"/>
-        <w:rPr/>
+        <w:rPr>
+          <w:rFonts w:ascii="Times New Roman" w:hAnsi="Times New Roman" w:cs="Times New Roman"/>
+        </w:rPr>
       </w:pPr>
       <w:r>
         <w:rPr>
@@ -2717,7 +2725,11 @@
           <w14:ligatures w14:val="none"/>
         </w:rPr>
       </w:r>
-      <w:r/>
+      <w:r>
+        <w:rPr>
+          <w:rFonts w:ascii="Times New Roman" w:hAnsi="Times New Roman" w:eastAsia="Times New Roman" w:cs="Times New Roman"/>
+        </w:rPr>
+      </w:r>
     </w:p>
     <w:p>
       <w:pPr>
@@ -2730,7 +2742,9 @@
         <w:spacing w:after="14"/>
         <w:ind w:right="270"/>
         <w:jc w:val="left"/>
-        <w:rPr/>
+        <w:rPr>
+          <w:rFonts w:ascii="Times New Roman" w:hAnsi="Times New Roman" w:cs="Times New Roman"/>
+        </w:rPr>
       </w:pPr>
       <w:r>
         <w:rPr>
@@ -2753,7 +2767,11 @@
           <w14:ligatures w14:val="none"/>
         </w:rPr>
       </w:r>
-      <w:r/>
+      <w:r>
+        <w:rPr>
+          <w:rFonts w:ascii="Times New Roman" w:hAnsi="Times New Roman" w:eastAsia="Times New Roman" w:cs="Times New Roman"/>
+        </w:rPr>
+      </w:r>
     </w:p>
     <w:p>
       <w:pPr>
@@ -2787,7 +2805,7 @@
       </w:r>
       <w:r>
         <w:rPr>
-          <w:rFonts w:ascii="Times New Roman" w:hAnsi="Times New Roman" w:cs="Times New Roman"/>
+          <w:rFonts w:ascii="Times New Roman" w:hAnsi="Times New Roman" w:eastAsia="Times New Roman" w:cs="Times New Roman"/>
           <w:color w:val="000000"/>
           <w:sz w:val="28"/>
           <w:szCs w:val="28"/>
@@ -2797,7 +2815,7 @@
       </w:r>
       <w:r>
         <w:rPr>
-          <w:rFonts w:ascii="Times New Roman" w:hAnsi="Times New Roman" w:cs="Times New Roman"/>
+          <w:rFonts w:ascii="Times New Roman" w:hAnsi="Times New Roman" w:eastAsia="Times New Roman" w:cs="Times New Roman"/>
           <w:color w:val="000000"/>
           <w:sz w:val="28"/>
           <w:szCs w:val="28"/>
@@ -2806,7 +2824,7 @@
       </w:r>
       <w:r>
         <w:rPr>
-          <w:rFonts w:ascii="Times New Roman" w:hAnsi="Times New Roman" w:cs="Times New Roman"/>
+          <w:rFonts w:ascii="Times New Roman" w:hAnsi="Times New Roman" w:eastAsia="Times New Roman" w:cs="Times New Roman"/>
           <w:color w:val="000000"/>
           <w:sz w:val="28"/>
           <w:szCs w:val="28"/>
@@ -2830,7 +2848,7 @@
       </w:pPr>
       <w:r>
         <w:rPr>
-          <w:rFonts w:ascii="Times New Roman" w:hAnsi="Times New Roman" w:cs="Times New Roman"/>
+          <w:rFonts w:ascii="Times New Roman" w:hAnsi="Times New Roman" w:eastAsia="Times New Roman" w:cs="Times New Roman"/>
           <w:color w:val="000000"/>
           <w:sz w:val="28"/>
           <w:szCs w:val="28"/>
@@ -2839,7 +2857,7 @@
       </w:r>
       <w:r>
         <w:rPr>
-          <w:rFonts w:ascii="Times New Roman" w:hAnsi="Times New Roman" w:cs="Times New Roman"/>
+          <w:rFonts w:ascii="Times New Roman" w:hAnsi="Times New Roman" w:eastAsia="Times New Roman" w:cs="Times New Roman"/>
           <w:color w:val="000000"/>
           <w:sz w:val="28"/>
           <w:szCs w:val="28"/>
@@ -2848,7 +2866,7 @@
       </w:r>
       <w:r>
         <w:rPr>
-          <w:rFonts w:ascii="Times New Roman" w:hAnsi="Times New Roman" w:cs="Times New Roman"/>
+          <w:rFonts w:ascii="Times New Roman" w:hAnsi="Times New Roman" w:eastAsia="Times New Roman" w:cs="Times New Roman"/>
           <w:color w:val="000000"/>
           <w:sz w:val="28"/>
           <w:szCs w:val="28"/>
@@ -2864,6 +2882,61 @@
         <w:jc w:val="left"/>
         <w:rPr>
           <w:rFonts w:ascii="Times New Roman" w:hAnsi="Times New Roman" w:cs="Times New Roman"/>
+          <w:color w:val="000000"/>
+          <w:sz w:val="28"/>
+          <w:szCs w:val="28"/>
+          <w:highlight w:val="none"/>
+          <w14:ligatures w14:val="none"/>
+        </w:rPr>
+      </w:pPr>
+      <w:r>
+        <w:rPr>
+          <w:rFonts w:ascii="Times New Roman" w:hAnsi="Times New Roman" w:eastAsia="Times New Roman" w:cs="Times New Roman"/>
+          <w:color w:val="000000"/>
+          <w:sz w:val="28"/>
+          <w:szCs w:val="28"/>
+          <w14:ligatures w14:val="none"/>
+        </w:rPr>
+      </w:r>
+      <w:r>
+        <w:rPr>
+          <w:rFonts w:ascii="Times New Roman" w:hAnsi="Times New Roman" w:eastAsia="Times New Roman" w:cs="Times New Roman"/>
+          <w:b/>
+          <w:bCs/>
+          <w:color w:val="000000"/>
+          <w:sz w:val="28"/>
+          <w:szCs w:val="28"/>
+          <w14:ligatures w14:val="none"/>
+        </w:rPr>
+        <w:t xml:space="preserve">Вариант №</w:t>
+      </w:r>
+      <w:r>
+        <w:rPr>
+          <w:rFonts w:ascii="Times New Roman" w:hAnsi="Times New Roman" w:eastAsia="Times New Roman" w:cs="Times New Roman"/>
+          <w:b/>
+          <w:bCs/>
+          <w:color w:val="000000"/>
+          <w:sz w:val="28"/>
+          <w:szCs w:val="28"/>
+          <w:lang w:val="en-US"/>
+          <w14:ligatures w14:val="none"/>
+        </w:rPr>
+        <w:t xml:space="preserve">:</w:t>
+      </w:r>
+      <w:r>
+        <w:rPr>
+          <w:rFonts w:ascii="Times New Roman" w:hAnsi="Times New Roman" w:eastAsia="Times New Roman" w:cs="Times New Roman"/>
+          <w:color w:val="000000"/>
+          <w:sz w:val="28"/>
+          <w:szCs w:val="28"/>
+          <w:lang w:val="ru-RU"/>
+          <w14:ligatures w14:val="none"/>
+        </w:rPr>
+        <w:t xml:space="preserve"> 23</w:t>
+      </w:r>
+      <w:r>
+        <w:rPr>
+          <w:rFonts w:ascii="Times New Roman" w:hAnsi="Times New Roman" w:eastAsia="Times New Roman" w:cs="Times New Roman"/>
           <w:color w:val="000000"/>
           <w:sz w:val="28"/>
           <w:szCs w:val="28"/>
@@ -2871,55 +2944,10 @@
           <w:lang w:val="ru-RU"/>
           <w14:ligatures w14:val="none"/>
         </w:rPr>
-      </w:pPr>
-      <w:r>
-        <w:rPr>
-          <w:rFonts w:ascii="Times New Roman" w:hAnsi="Times New Roman" w:cs="Times New Roman"/>
-          <w:color w:val="000000"/>
-          <w:sz w:val="28"/>
-          <w:szCs w:val="28"/>
-          <w14:ligatures w14:val="none"/>
-        </w:rPr>
       </w:r>
       <w:r>
         <w:rPr>
-          <w:rFonts w:ascii="Times New Roman" w:hAnsi="Times New Roman" w:cs="Times New Roman"/>
-          <w:b/>
-          <w:bCs/>
-          <w:color w:val="000000"/>
-          <w:sz w:val="28"/>
-          <w:szCs w:val="28"/>
-          <w14:ligatures w14:val="none"/>
-        </w:rPr>
-        <w:t xml:space="preserve">Вариант №</w:t>
-      </w:r>
-      <w:r>
-        <w:rPr>
-          <w:rFonts w:ascii="Times New Roman" w:hAnsi="Times New Roman" w:cs="Times New Roman"/>
-          <w:b/>
-          <w:bCs/>
-          <w:color w:val="000000"/>
-          <w:sz w:val="28"/>
-          <w:szCs w:val="28"/>
-          <w:lang w:val="en-US"/>
-          <w14:ligatures w14:val="none"/>
-        </w:rPr>
-        <w:t xml:space="preserve">:</w:t>
-      </w:r>
-      <w:r>
-        <w:rPr>
-          <w:rFonts w:ascii="Times New Roman" w:hAnsi="Times New Roman" w:cs="Times New Roman"/>
-          <w:color w:val="000000"/>
-          <w:sz w:val="28"/>
-          <w:szCs w:val="28"/>
-          <w:lang w:val="ru-RU"/>
-          <w14:ligatures w14:val="none"/>
-        </w:rPr>
-        <w:t xml:space="preserve"> 23</w:t>
-      </w:r>
-      <w:r>
-        <w:rPr>
-          <w:rFonts w:ascii="Times New Roman" w:hAnsi="Times New Roman" w:cs="Times New Roman"/>
+          <w:rFonts w:ascii="Times New Roman" w:hAnsi="Times New Roman" w:eastAsia="Times New Roman" w:cs="Times New Roman"/>
           <w:color w:val="000000"/>
           <w:sz w:val="28"/>
           <w:szCs w:val="28"/>
@@ -2928,17 +2956,6 @@
           <w14:ligatures w14:val="none"/>
         </w:rPr>
       </w:r>
-      <w:r>
-        <w:rPr>
-          <w:rFonts w:ascii="Times New Roman" w:hAnsi="Times New Roman" w:cs="Times New Roman"/>
-          <w:color w:val="000000"/>
-          <w:sz w:val="28"/>
-          <w:szCs w:val="28"/>
-          <w:highlight w:val="none"/>
-          <w:lang w:val="ru-RU"/>
-          <w14:ligatures w14:val="none"/>
-        </w:rPr>
-      </w:r>
     </w:p>
     <w:p>
       <w:pPr>
@@ -2947,13 +2964,14 @@
         <w:ind w:right="270" w:firstLine="0" w:left="0"/>
         <w:jc w:val="left"/>
         <w:rPr>
+          <w:rFonts w:ascii="Times New Roman" w:hAnsi="Times New Roman" w:cs="Times New Roman"/>
           <w:highlight w:val="none"/>
           <w14:ligatures w14:val="none"/>
         </w:rPr>
       </w:pPr>
       <w:r>
         <w:rPr>
-          <w:rFonts w:ascii="Times New Roman" w:hAnsi="Times New Roman" w:cs="Times New Roman"/>
+          <w:rFonts w:ascii="Times New Roman" w:hAnsi="Times New Roman" w:eastAsia="Times New Roman" w:cs="Times New Roman"/>
           <w:color w:val="000000"/>
           <w:sz w:val="28"/>
           <w:szCs w:val="28"/>
@@ -2962,7 +2980,7 @@
       </w:r>
       <w:r>
         <w:rPr>
-          <w:rFonts w:ascii="Times New Roman" w:hAnsi="Times New Roman" w:cs="Times New Roman"/>
+          <w:rFonts w:ascii="Times New Roman" w:hAnsi="Times New Roman" w:eastAsia="Times New Roman" w:cs="Times New Roman"/>
           <w:color w:val="000000"/>
           <w:sz w:val="28"/>
           <w:szCs w:val="28"/>
@@ -2972,7 +2990,7 @@
       </w:r>
       <w:r>
         <w:rPr>
-          <w:rFonts w:ascii="Times New Roman" w:hAnsi="Times New Roman" w:cs="Times New Roman"/>
+          <w:rFonts w:ascii="Times New Roman" w:hAnsi="Times New Roman" w:eastAsia="Times New Roman" w:cs="Times New Roman"/>
           <w:color w:val="000000"/>
           <w:sz w:val="28"/>
           <w:szCs w:val="28"/>
@@ -2983,7 +3001,7 @@
       </w:r>
       <w:r>
         <w:rPr>
-          <w:rFonts w:ascii="Times New Roman" w:hAnsi="Times New Roman" w:cs="Times New Roman"/>
+          <w:rFonts w:ascii="Times New Roman" w:hAnsi="Times New Roman" w:eastAsia="Times New Roman" w:cs="Times New Roman"/>
           <w:color w:val="000000"/>
           <w:sz w:val="32"/>
           <w:szCs w:val="32"/>
@@ -2995,6 +3013,7 @@
       <m:oMath>
         <m:r>
           <w:rPr>
+            <w:rFonts w:hint="default" w:ascii="Cambria Math" w:hAnsi="Cambria Math" w:eastAsia="Cambria Math" w:cs="Cambria Math"/>
             <w:sz w:val="32"/>
             <w:szCs w:val="32"/>
           </w:rPr>
@@ -3004,12 +3023,14 @@
       </m:oMath>
       <w:r>
         <w:rPr>
+          <w:rFonts w:ascii="Times New Roman" w:hAnsi="Times New Roman" w:eastAsia="Times New Roman" w:cs="Times New Roman"/>
           <w:highlight w:val="none"/>
           <w14:ligatures w14:val="none"/>
         </w:rPr>
       </w:r>
       <w:r>
         <w:rPr>
+          <w:rFonts w:ascii="Times New Roman" w:hAnsi="Times New Roman" w:eastAsia="Times New Roman" w:cs="Times New Roman"/>
           <w:highlight w:val="none"/>
           <w14:ligatures w14:val="none"/>
         </w:rPr>
@@ -3026,13 +3047,12 @@
           <w:color w:val="000000"/>
           <w:sz w:val="28"/>
           <w:szCs w:val="28"/>
-          <w:lang w:val="en-US"/>
           <w14:ligatures w14:val="none"/>
         </w:rPr>
       </w:pPr>
       <w:r>
         <w:rPr>
-          <w:rFonts w:ascii="Times New Roman" w:hAnsi="Times New Roman" w:cs="Times New Roman"/>
+          <w:rFonts w:ascii="Times New Roman" w:hAnsi="Times New Roman" w:eastAsia="Times New Roman" w:cs="Times New Roman"/>
           <w:color w:val="000000"/>
           <w:sz w:val="28"/>
           <w:szCs w:val="28"/>
@@ -3042,7 +3062,7 @@
       </w:r>
       <w:r>
         <w:rPr>
-          <w:rFonts w:ascii="Times New Roman" w:hAnsi="Times New Roman" w:cs="Times New Roman"/>
+          <w:rFonts w:ascii="Times New Roman" w:hAnsi="Times New Roman" w:eastAsia="Times New Roman" w:cs="Times New Roman"/>
           <w:color w:val="000000"/>
           <w:sz w:val="28"/>
           <w:szCs w:val="28"/>
@@ -3052,7 +3072,7 @@
       </w:r>
       <w:r>
         <w:rPr>
-          <w:rFonts w:ascii="Times New Roman" w:hAnsi="Times New Roman" w:cs="Times New Roman"/>
+          <w:rFonts w:ascii="Times New Roman" w:hAnsi="Times New Roman" w:eastAsia="Times New Roman" w:cs="Times New Roman"/>
           <w:color w:val="000000"/>
           <w:sz w:val="28"/>
           <w:szCs w:val="28"/>
@@ -3069,6 +3089,27 @@
         <w:jc w:val="left"/>
         <w:rPr>
           <w:rFonts w:ascii="Times New Roman" w:hAnsi="Times New Roman" w:cs="Times New Roman"/>
+          <w:color w:val="000000"/>
+          <w:sz w:val="28"/>
+          <w:szCs w:val="28"/>
+          <w:highlight w:val="none"/>
+          <w14:ligatures w14:val="none"/>
+        </w:rPr>
+      </w:pPr>
+      <w:r>
+        <w:rPr>
+          <w:rFonts w:ascii="Times New Roman" w:hAnsi="Times New Roman" w:eastAsia="Times New Roman" w:cs="Times New Roman"/>
+          <w:color w:val="000000"/>
+          <w:sz w:val="28"/>
+          <w:szCs w:val="28"/>
+          <w:highlight w:val="none"/>
+          <w14:ligatures w14:val="none"/>
+        </w:rPr>
+        <w:t xml:space="preserve">Построенная таблица истинности в </w:t>
+      </w:r>
+      <w:r>
+        <w:rPr>
+          <w:rFonts w:ascii="Times New Roman" w:hAnsi="Times New Roman" w:eastAsia="Times New Roman" w:cs="Times New Roman"/>
           <w:color w:val="000000"/>
           <w:sz w:val="28"/>
           <w:szCs w:val="28"/>
@@ -3076,21 +3117,11 @@
           <w:lang w:val="en-US"/>
           <w14:ligatures w14:val="none"/>
         </w:rPr>
-      </w:pPr>
-      <w:r>
-        <w:rPr>
-          <w:rFonts w:ascii="Times New Roman" w:hAnsi="Times New Roman" w:cs="Times New Roman"/>
-          <w:color w:val="000000"/>
-          <w:sz w:val="28"/>
-          <w:szCs w:val="28"/>
-          <w:highlight w:val="none"/>
-          <w14:ligatures w14:val="none"/>
-        </w:rPr>
-        <w:t xml:space="preserve">Построенная таблица истинности в </w:t>
+        <w:t xml:space="preserve">Excel:</w:t>
       </w:r>
       <w:r>
         <w:rPr>
-          <w:rFonts w:ascii="Times New Roman" w:hAnsi="Times New Roman" w:cs="Times New Roman"/>
+          <w:rFonts w:ascii="Times New Roman" w:hAnsi="Times New Roman" w:eastAsia="Times New Roman" w:cs="Times New Roman"/>
           <w:color w:val="000000"/>
           <w:sz w:val="28"/>
           <w:szCs w:val="28"/>
@@ -3098,11 +3129,10 @@
           <w:lang w:val="en-US"/>
           <w14:ligatures w14:val="none"/>
         </w:rPr>
-        <w:t xml:space="preserve">Excel:</w:t>
       </w:r>
       <w:r>
         <w:rPr>
-          <w:rFonts w:ascii="Times New Roman" w:hAnsi="Times New Roman" w:cs="Times New Roman"/>
+          <w:rFonts w:ascii="Times New Roman" w:hAnsi="Times New Roman" w:eastAsia="Times New Roman" w:cs="Times New Roman"/>
           <w:color w:val="000000"/>
           <w:sz w:val="28"/>
           <w:szCs w:val="28"/>
@@ -3111,9 +3141,25 @@
           <w14:ligatures w14:val="none"/>
         </w:rPr>
       </w:r>
+    </w:p>
+    <w:p>
+      <w:pPr>
+        <w:pBdr/>
+        <w:spacing w:after="14"/>
+        <w:ind w:right="270" w:firstLine="0" w:left="0"/>
+        <w:jc w:val="left"/>
+        <w:rPr>
+          <w:rFonts w:ascii="Times New Roman" w:hAnsi="Times New Roman" w:cs="Times New Roman"/>
+          <w:color w:val="000000"/>
+          <w:sz w:val="28"/>
+          <w:szCs w:val="28"/>
+          <w:highlight w:val="none"/>
+          <w14:ligatures w14:val="none"/>
+        </w:rPr>
+      </w:pPr>
       <w:r>
         <w:rPr>
-          <w:rFonts w:ascii="Times New Roman" w:hAnsi="Times New Roman" w:cs="Times New Roman"/>
+          <w:rFonts w:ascii="Times New Roman" w:hAnsi="Times New Roman" w:eastAsia="Times New Roman" w:cs="Times New Roman"/>
           <w:color w:val="000000"/>
           <w:sz w:val="28"/>
           <w:szCs w:val="28"/>
@@ -3122,35 +3168,10 @@
           <w14:ligatures w14:val="none"/>
         </w:rPr>
       </w:r>
-    </w:p>
-    <w:p>
-      <w:pPr>
-        <w:pBdr/>
-        <w:spacing w:after="14"/>
-        <w:ind w:right="270" w:firstLine="0" w:left="0"/>
-        <w:jc w:val="left"/>
-        <w:rPr>
-          <w:rFonts w:ascii="Times New Roman" w:hAnsi="Times New Roman" w:cs="Times New Roman"/>
-          <w:color w:val="000000"/>
-          <w:sz w:val="28"/>
-          <w:szCs w:val="28"/>
-          <w:highlight w:val="none"/>
-          <w:lang w:val="en-US"/>
-          <w14:ligatures w14:val="none"/>
-        </w:rPr>
-      </w:pPr>
       <w:r>
         <w:rPr>
-          <w:rFonts w:ascii="Times New Roman" w:hAnsi="Times New Roman" w:cs="Times New Roman"/>
-          <w:color w:val="000000"/>
-          <w:sz w:val="28"/>
-          <w:szCs w:val="28"/>
-          <w:highlight w:val="none"/>
-          <w:lang w:val="en-US"/>
-          <w14:ligatures w14:val="none"/>
-        </w:rPr>
-      </w:r>
-      <w:r>
+          <w:rFonts w:ascii="Times New Roman" w:hAnsi="Times New Roman" w:eastAsia="Times New Roman" w:cs="Times New Roman"/>
+        </w:rPr>
         <mc:AlternateContent>
           <mc:Choice Requires="wpg">
             <w:drawing>
@@ -3221,7 +3242,7 @@
       </w:r>
       <w:r>
         <w:rPr>
-          <w:rFonts w:ascii="Times New Roman" w:hAnsi="Times New Roman" w:cs="Times New Roman"/>
+          <w:rFonts w:ascii="Times New Roman" w:hAnsi="Times New Roman" w:eastAsia="Times New Roman" w:cs="Times New Roman"/>
           <w:color w:val="000000"/>
           <w:sz w:val="28"/>
           <w:szCs w:val="28"/>
@@ -3232,7 +3253,7 @@
       </w:r>
       <w:r>
         <w:rPr>
-          <w:rFonts w:ascii="Times New Roman" w:hAnsi="Times New Roman" w:cs="Times New Roman"/>
+          <w:rFonts w:ascii="Times New Roman" w:hAnsi="Times New Roman" w:eastAsia="Times New Roman" w:cs="Times New Roman"/>
           <w:color w:val="000000"/>
           <w:sz w:val="28"/>
           <w:szCs w:val="28"/>
@@ -3250,6 +3271,20 @@
         <w:jc w:val="left"/>
         <w:rPr>
           <w:rFonts w:ascii="Times New Roman" w:hAnsi="Times New Roman" w:cs="Times New Roman"/>
+          <w:b/>
+          <w:bCs/>
+          <w:color w:val="000000"/>
+          <w:sz w:val="28"/>
+          <w:szCs w:val="28"/>
+          <w:highlight w:val="none"/>
+          <w14:ligatures w14:val="none"/>
+        </w:rPr>
+      </w:pPr>
+      <w:r>
+        <w:rPr>
+          <w:rFonts w:ascii="Times New Roman" w:hAnsi="Times New Roman" w:eastAsia="Times New Roman" w:cs="Times New Roman"/>
+          <w:b/>
+          <w:bCs/>
           <w:color w:val="000000"/>
           <w:sz w:val="28"/>
           <w:szCs w:val="28"/>
@@ -3257,10 +3292,15 @@
           <w:lang w:val="en-US"/>
           <w14:ligatures w14:val="none"/>
         </w:rPr>
-      </w:pPr>
+      </w:r>
       <w:r>
         <w:rPr>
-          <w:rFonts w:ascii="Times New Roman" w:hAnsi="Times New Roman" w:cs="Times New Roman"/>
+          <w:rFonts w:ascii="Times New Roman" w:hAnsi="Times New Roman" w:eastAsia="Times New Roman" w:cs="Times New Roman"/>
+        </w:rPr>
+      </w:r>
+      <w:r>
+        <w:rPr>
+          <w:rFonts w:ascii="Times New Roman" w:hAnsi="Times New Roman" w:eastAsia="Times New Roman" w:cs="Times New Roman"/>
           <w:color w:val="000000"/>
           <w:sz w:val="28"/>
           <w:szCs w:val="28"/>
@@ -3274,7 +3314,7 @@
           <mc:Choice Requires="wpg">
             <w:drawing>
               <wp:inline xmlns:wp="http://schemas.openxmlformats.org/drawingml/2006/wordprocessingDrawing" distT="0" distB="0" distL="0" distR="0">
-                <wp:extent cx="6119495" cy="454151"/>
+                <wp:extent cx="6119495" cy="785200"/>
                 <wp:effectExtent l="0" t="0" r="0" b="0"/>
                 <wp:docPr id="4" name=""/>
                 <wp:cNvGraphicFramePr>
@@ -3284,7 +3324,7 @@
                   <a:graphicData uri="http://schemas.openxmlformats.org/drawingml/2006/picture">
                     <pic:pic xmlns:pic="http://schemas.openxmlformats.org/drawingml/2006/picture">
                       <pic:nvPicPr>
-                        <pic:cNvPr id="941351686" name=""/>
+                        <pic:cNvPr id="1518955099" name=""/>
                         <pic:cNvPicPr>
                           <a:picLocks noChangeAspect="1"/>
                         </pic:cNvPicPr>
@@ -3297,7 +3337,7 @@
                       <pic:spPr bwMode="auto">
                         <a:xfrm>
                           <a:off x="0" y="0"/>
-                          <a:ext cx="6119494" cy="454151"/>
+                          <a:ext cx="6119494" cy="785199"/>
                         </a:xfrm>
                         <a:prstGeom prst="rect">
                           <a:avLst/>
@@ -3330,7 +3370,7 @@
                 <v:path o:extrusionok="f" gradientshapeok="t" o:connecttype="rect"/>
                 <o:lock v:ext="edit" aspectratio="t"/>
               </v:shapetype>
-              <v:shape id="_x0000_i5" o:spid="_x0000_s5" type="#_x0000_t75" style="width:481.85pt;height:35.76pt;mso-wrap-distance-left:0.00pt;mso-wrap-distance-top:0.00pt;mso-wrap-distance-right:0.00pt;mso-wrap-distance-bottom:0.00pt;z-index:1;" stroked="false">
+              <v:shape id="_x0000_i5" o:spid="_x0000_s5" type="#_x0000_t75" style="width:481.85pt;height:61.83pt;mso-wrap-distance-left:0.00pt;mso-wrap-distance-top:0.00pt;mso-wrap-distance-right:0.00pt;mso-wrap-distance-bottom:0.00pt;z-index:1;" stroked="false">
                 <v:imagedata r:id="rId13" o:title=""/>
                 <o:lock v:ext="edit" rotation="t"/>
               </v:shape>
@@ -3340,7 +3380,7 @@
       </w:r>
       <w:r>
         <w:rPr>
-          <w:rFonts w:ascii="Times New Roman" w:hAnsi="Times New Roman" w:cs="Times New Roman"/>
+          <w:rFonts w:ascii="Times New Roman" w:hAnsi="Times New Roman" w:eastAsia="Times New Roman" w:cs="Times New Roman"/>
           <w:color w:val="000000"/>
           <w:sz w:val="28"/>
           <w:szCs w:val="28"/>
@@ -3352,6 +3392,76 @@
       <w:r>
         <w:rPr>
           <w:rFonts w:ascii="Times New Roman" w:hAnsi="Times New Roman" w:cs="Times New Roman"/>
+          <w:b/>
+          <w:bCs/>
+          <w:color w:val="000000"/>
+          <w:sz w:val="28"/>
+          <w:szCs w:val="28"/>
+          <w:highlight w:val="none"/>
+          <w14:ligatures w14:val="none"/>
+        </w:rPr>
+      </w:r>
+    </w:p>
+    <w:p>
+      <w:pPr>
+        <w:pBdr/>
+        <w:spacing w:after="14"/>
+        <w:ind w:right="270" w:firstLine="0" w:left="0"/>
+        <w:jc w:val="left"/>
+        <w:rPr>
+          <w:rFonts w:ascii="Times New Roman" w:hAnsi="Times New Roman" w:cs="Times New Roman"/>
+          <w:color w:val="000000"/>
+          <w:sz w:val="28"/>
+          <w:szCs w:val="28"/>
+          <w14:ligatures w14:val="none"/>
+        </w:rPr>
+      </w:pPr>
+      <w:r>
+        <w:rPr>
+          <w:rFonts w:ascii="Times New Roman" w:hAnsi="Times New Roman" w:eastAsia="Times New Roman" w:cs="Times New Roman"/>
+          <w:color w:val="000000"/>
+          <w:sz w:val="28"/>
+          <w:szCs w:val="28"/>
+          <w14:ligatures w14:val="none"/>
+        </w:rPr>
+      </w:r>
+      <w:r>
+        <w:rPr>
+          <w:rFonts w:ascii="Times New Roman" w:hAnsi="Times New Roman" w:eastAsia="Times New Roman" w:cs="Times New Roman"/>
+          <w:color w:val="000000"/>
+          <w:sz w:val="28"/>
+          <w:szCs w:val="28"/>
+          <w14:ligatures w14:val="none"/>
+        </w:rPr>
+      </w:r>
+      <w:r>
+        <w:rPr>
+          <w:rFonts w:ascii="Times New Roman" w:hAnsi="Times New Roman" w:eastAsia="Times New Roman" w:cs="Times New Roman"/>
+          <w:color w:val="000000"/>
+          <w:sz w:val="28"/>
+          <w:szCs w:val="28"/>
+          <w14:ligatures w14:val="none"/>
+        </w:rPr>
+      </w:r>
+    </w:p>
+    <w:p>
+      <w:pPr>
+        <w:pBdr/>
+        <w:spacing w:after="14"/>
+        <w:ind w:right="270" w:firstLine="0" w:left="0"/>
+        <w:jc w:val="left"/>
+        <w:rPr>
+          <w:rFonts w:ascii="Times New Roman" w:hAnsi="Times New Roman" w:cs="Times New Roman"/>
+          <w:color w:val="000000"/>
+          <w:sz w:val="28"/>
+          <w:szCs w:val="28"/>
+          <w:highlight w:val="none"/>
+          <w14:ligatures w14:val="none"/>
+        </w:rPr>
+      </w:pPr>
+      <w:r>
+        <w:rPr>
+          <w:rFonts w:ascii="Times New Roman" w:hAnsi="Times New Roman" w:eastAsia="Times New Roman" w:cs="Times New Roman"/>
           <w:color w:val="000000"/>
           <w:sz w:val="28"/>
           <w:szCs w:val="28"/>
@@ -3360,64 +3470,6 @@
           <w14:ligatures w14:val="none"/>
         </w:rPr>
       </w:r>
-    </w:p>
-    <w:p>
-      <w:pPr>
-        <w:pBdr/>
-        <w:spacing w:after="14"/>
-        <w:ind w:right="270" w:firstLine="0" w:left="0"/>
-        <w:jc w:val="left"/>
-        <w:rPr>
-          <w:rFonts w:ascii="Times New Roman" w:hAnsi="Times New Roman" w:cs="Times New Roman"/>
-          <w:color w:val="000000"/>
-          <w:sz w:val="28"/>
-          <w:szCs w:val="28"/>
-          <w14:ligatures w14:val="none"/>
-        </w:rPr>
-      </w:pPr>
-      <w:r>
-        <w:rPr>
-          <w:rFonts w:ascii="Times New Roman" w:hAnsi="Times New Roman" w:eastAsia="Times New Roman" w:cs="Times New Roman"/>
-          <w:color w:val="000000"/>
-          <w:sz w:val="28"/>
-          <w:szCs w:val="28"/>
-          <w14:ligatures w14:val="none"/>
-        </w:rPr>
-      </w:r>
-      <w:r>
-        <w:rPr>
-          <w:rFonts w:ascii="Times New Roman" w:hAnsi="Times New Roman" w:cs="Times New Roman"/>
-          <w:color w:val="000000"/>
-          <w:sz w:val="28"/>
-          <w:szCs w:val="28"/>
-          <w14:ligatures w14:val="none"/>
-        </w:rPr>
-      </w:r>
-      <w:r>
-        <w:rPr>
-          <w:rFonts w:ascii="Times New Roman" w:hAnsi="Times New Roman" w:cs="Times New Roman"/>
-          <w:color w:val="000000"/>
-          <w:sz w:val="28"/>
-          <w:szCs w:val="28"/>
-          <w14:ligatures w14:val="none"/>
-        </w:rPr>
-      </w:r>
-    </w:p>
-    <w:p>
-      <w:pPr>
-        <w:pBdr/>
-        <w:spacing w:after="14"/>
-        <w:ind w:right="270" w:firstLine="0" w:left="0"/>
-        <w:jc w:val="left"/>
-        <w:rPr>
-          <w:rFonts w:ascii="Times New Roman" w:hAnsi="Times New Roman" w:cs="Times New Roman"/>
-          <w:color w:val="000000"/>
-          <w:sz w:val="28"/>
-          <w:szCs w:val="28"/>
-          <w:highlight w:val="none"/>
-          <w14:ligatures w14:val="none"/>
-        </w:rPr>
-      </w:pPr>
       <w:r>
         <w:rPr>
           <w:rFonts w:ascii="Times New Roman" w:hAnsi="Times New Roman" w:eastAsia="Times New Roman" w:cs="Times New Roman"/>
@@ -3428,6 +3480,7 @@
           <w:lang w:val="en-US"/>
           <w14:ligatures w14:val="none"/>
         </w:rPr>
+        <w:t xml:space="preserve">На основе построенной таблицы истинности видно, что логическая функция принимает значение ИСТИНА (1) только в одном случае</w:t>
       </w:r>
       <w:r>
         <w:rPr>
@@ -3439,8 +3492,44 @@
           <w:lang w:val="en-US"/>
           <w14:ligatures w14:val="none"/>
         </w:rPr>
-        <w:t xml:space="preserve">На основе построенной таблицы истинности видно, что логическая функция принимает значение ИСТИНА (1) только в одном случае</w:t>
+        <w:t xml:space="preserve">, когда A = 0 и B = 1. </w:t>
       </w:r>
+      <w:r>
+        <w:rPr>
+          <w:rFonts w:ascii="Times New Roman" w:hAnsi="Times New Roman" w:eastAsia="Times New Roman" w:cs="Times New Roman"/>
+          <w:color w:val="000000"/>
+          <w:sz w:val="28"/>
+          <w:szCs w:val="28"/>
+          <w:highlight w:val="none"/>
+          <w14:ligatures w14:val="none"/>
+        </w:rPr>
+      </w:r>
+      <w:r>
+        <w:rPr>
+          <w:rFonts w:ascii="Times New Roman" w:hAnsi="Times New Roman" w:eastAsia="Times New Roman" w:cs="Times New Roman"/>
+          <w:color w:val="000000"/>
+          <w:sz w:val="28"/>
+          <w:szCs w:val="28"/>
+          <w:highlight w:val="none"/>
+          <w14:ligatures w14:val="none"/>
+        </w:rPr>
+      </w:r>
+    </w:p>
+    <w:p>
+      <w:pPr>
+        <w:pBdr/>
+        <w:spacing w:after="14"/>
+        <w:ind w:right="270" w:firstLine="0" w:left="0"/>
+        <w:jc w:val="left"/>
+        <w:rPr>
+          <w:rFonts w:ascii="Times New Roman" w:hAnsi="Times New Roman" w:cs="Times New Roman"/>
+          <w:color w:val="000000"/>
+          <w:sz w:val="28"/>
+          <w:szCs w:val="28"/>
+          <w:highlight w:val="none"/>
+          <w14:ligatures w14:val="none"/>
+        </w:rPr>
+      </w:pPr>
       <w:r>
         <w:rPr>
           <w:rFonts w:ascii="Times New Roman" w:hAnsi="Times New Roman" w:eastAsia="Times New Roman" w:cs="Times New Roman"/>
@@ -3451,35 +3540,9 @@
           <w:lang w:val="en-US"/>
           <w14:ligatures w14:val="none"/>
         </w:rPr>
-        <w:t xml:space="preserve">, когда A = 0 и B = 1. </w:t>
+        <w:t xml:space="preserve">Во всех остальных комбинациях входных переменных (00, 10, 11) функция возвращает значение ЛОЖ</w:t>
       </w:r>
       <w:r>
-        <w:rPr>
-          <w:rFonts w:ascii="Times New Roman" w:hAnsi="Times New Roman" w:cs="Times New Roman"/>
-          <w:color w:val="000000"/>
-          <w:sz w:val="28"/>
-          <w:szCs w:val="28"/>
-          <w:highlight w:val="none"/>
-          <w14:ligatures w14:val="none"/>
-        </w:rPr>
-      </w:r>
-      <w:r>
-        <w:rPr>
-          <w:rFonts w:ascii="Times New Roman" w:hAnsi="Times New Roman" w:cs="Times New Roman"/>
-          <w:color w:val="000000"/>
-          <w:sz w:val="28"/>
-          <w:szCs w:val="28"/>
-          <w:highlight w:val="none"/>
-          <w14:ligatures w14:val="none"/>
-        </w:rPr>
-      </w:r>
-    </w:p>
-    <w:p>
-      <w:pPr>
-        <w:pBdr/>
-        <w:spacing w:after="14"/>
-        <w:ind w:right="270" w:firstLine="0" w:left="0"/>
-        <w:jc w:val="left"/>
         <w:rPr>
           <w:rFonts w:ascii="Times New Roman" w:hAnsi="Times New Roman" w:eastAsia="Times New Roman" w:cs="Times New Roman"/>
           <w:color w:val="000000"/>
@@ -3489,7 +3552,8 @@
           <w:lang w:val="en-US"/>
           <w14:ligatures w14:val="none"/>
         </w:rPr>
-      </w:pPr>
+        <w:t xml:space="preserve">Ь (0). Полученные результаты соответствуют законам алгебры логики</w:t>
+      </w:r>
       <w:r>
         <w:rPr>
           <w:rFonts w:ascii="Times New Roman" w:hAnsi="Times New Roman" w:eastAsia="Times New Roman" w:cs="Times New Roman"/>
@@ -3500,7 +3564,6 @@
           <w:lang w:val="en-US"/>
           <w14:ligatures w14:val="none"/>
         </w:rPr>
-        <w:t xml:space="preserve">Во всех остальных комбинациях входных переменных (00, 10, 11) функция возвращает значение ЛОЖ</w:t>
       </w:r>
       <w:r>
         <w:rPr>
@@ -3512,11 +3575,613 @@
           <w:lang w:val="en-US"/>
           <w14:ligatures w14:val="none"/>
         </w:rPr>
-        <w:t xml:space="preserve">Ь (0). Полученные результаты соответствуют законам алгебры логики</w:t>
+      </w:r>
+    </w:p>
+    <w:p>
+      <w:pPr>
+        <w:pBdr/>
+        <w:spacing w:after="14"/>
+        <w:ind w:right="270" w:firstLine="0" w:left="0"/>
+        <w:jc w:val="left"/>
+        <w:rPr>
+          <w:rFonts w:ascii="Times New Roman" w:hAnsi="Times New Roman" w:cs="Times New Roman"/>
+          <w:color w:val="000000"/>
+          <w:sz w:val="28"/>
+          <w:szCs w:val="28"/>
+          <w14:ligatures w14:val="none"/>
+        </w:rPr>
+      </w:pPr>
+      <w:r>
+        <w:rPr>
+          <w:rFonts w:ascii="Times New Roman" w:hAnsi="Times New Roman" w:eastAsia="Times New Roman" w:cs="Times New Roman"/>
+          <w:color w:val="000000"/>
+          <w:sz w:val="28"/>
+          <w:szCs w:val="28"/>
+          <w14:ligatures w14:val="none"/>
+        </w:rPr>
       </w:r>
       <w:r>
         <w:rPr>
           <w:rFonts w:ascii="Times New Roman" w:hAnsi="Times New Roman" w:eastAsia="Times New Roman" w:cs="Times New Roman"/>
+          <w:color w:val="000000"/>
+          <w:sz w:val="28"/>
+          <w:szCs w:val="28"/>
+          <w14:ligatures w14:val="none"/>
+        </w:rPr>
+      </w:r>
+      <w:r>
+        <w:rPr>
+          <w:rFonts w:ascii="Times New Roman" w:hAnsi="Times New Roman" w:eastAsia="Times New Roman" w:cs="Times New Roman"/>
+          <w:color w:val="000000"/>
+          <w:sz w:val="28"/>
+          <w:szCs w:val="28"/>
+          <w14:ligatures w14:val="none"/>
+        </w:rPr>
+      </w:r>
+    </w:p>
+    <w:p>
+      <w:pPr>
+        <w:pBdr/>
+        <w:spacing w:after="14"/>
+        <w:ind w:right="270" w:firstLine="0" w:left="0"/>
+        <w:jc w:val="left"/>
+        <w:rPr>
+          <w:rFonts w:ascii="Times New Roman" w:hAnsi="Times New Roman" w:cs="Times New Roman"/>
+          <w:color w:val="000000"/>
+          <w:sz w:val="28"/>
+          <w:szCs w:val="28"/>
+          <w14:ligatures w14:val="none"/>
+        </w:rPr>
+      </w:pPr>
+      <w:r>
+        <w:rPr>
+          <w:rFonts w:ascii="Times New Roman" w:hAnsi="Times New Roman" w:eastAsia="Times New Roman" w:cs="Times New Roman"/>
+          <w:color w:val="000000"/>
+          <w:sz w:val="28"/>
+          <w:szCs w:val="28"/>
+          <w14:ligatures w14:val="none"/>
+        </w:rPr>
+      </w:r>
+      <w:r>
+        <w:rPr>
+          <w:rFonts w:ascii="Times New Roman" w:hAnsi="Times New Roman" w:eastAsia="Times New Roman" w:cs="Times New Roman"/>
+          <w:color w:val="000000"/>
+          <w:sz w:val="28"/>
+          <w:szCs w:val="28"/>
+          <w14:ligatures w14:val="none"/>
+        </w:rPr>
+      </w:r>
+      <w:r>
+        <w:rPr>
+          <w:rFonts w:ascii="Times New Roman" w:hAnsi="Times New Roman" w:eastAsia="Times New Roman" w:cs="Times New Roman"/>
+          <w:color w:val="000000"/>
+          <w:sz w:val="28"/>
+          <w:szCs w:val="28"/>
+          <w14:ligatures w14:val="none"/>
+        </w:rPr>
+      </w:r>
+    </w:p>
+    <w:p>
+      <w:pPr>
+        <w:pBdr/>
+        <w:spacing w:after="14"/>
+        <w:ind w:right="270" w:firstLine="0" w:left="0"/>
+        <w:jc w:val="left"/>
+        <w:rPr>
+          <w:rFonts w:ascii="Times New Roman" w:hAnsi="Times New Roman" w:cs="Times New Roman"/>
+          <w:color w:val="000000"/>
+          <w:sz w:val="28"/>
+          <w:szCs w:val="28"/>
+          <w14:ligatures w14:val="none"/>
+        </w:rPr>
+      </w:pPr>
+      <w:r>
+        <w:rPr>
+          <w:rFonts w:ascii="Times New Roman" w:hAnsi="Times New Roman" w:eastAsia="Times New Roman" w:cs="Times New Roman"/>
+          <w:color w:val="000000"/>
+          <w:sz w:val="28"/>
+          <w:szCs w:val="28"/>
+          <w14:ligatures w14:val="none"/>
+        </w:rPr>
+      </w:r>
+      <w:r>
+        <w:rPr>
+          <w:rFonts w:ascii="Times New Roman" w:hAnsi="Times New Roman" w:eastAsia="Times New Roman" w:cs="Times New Roman"/>
+          <w:color w:val="000000"/>
+          <w:sz w:val="28"/>
+          <w:szCs w:val="28"/>
+          <w14:ligatures w14:val="none"/>
+        </w:rPr>
+      </w:r>
+      <w:r>
+        <w:rPr>
+          <w:rFonts w:ascii="Times New Roman" w:hAnsi="Times New Roman" w:eastAsia="Times New Roman" w:cs="Times New Roman"/>
+          <w:color w:val="000000"/>
+          <w:sz w:val="28"/>
+          <w:szCs w:val="28"/>
+          <w14:ligatures w14:val="none"/>
+        </w:rPr>
+      </w:r>
+    </w:p>
+    <w:p>
+      <w:pPr>
+        <w:pBdr/>
+        <w:spacing w:after="14"/>
+        <w:ind w:right="270" w:firstLine="0" w:left="0"/>
+        <w:jc w:val="left"/>
+        <w:rPr>
+          <w:rFonts w:ascii="Times New Roman" w:hAnsi="Times New Roman" w:cs="Times New Roman"/>
+          <w:color w:val="000000"/>
+          <w:sz w:val="28"/>
+          <w:szCs w:val="28"/>
+          <w14:ligatures w14:val="none"/>
+        </w:rPr>
+      </w:pPr>
+      <w:r>
+        <w:rPr>
+          <w:rFonts w:ascii="Times New Roman" w:hAnsi="Times New Roman" w:eastAsia="Times New Roman" w:cs="Times New Roman"/>
+          <w:color w:val="000000"/>
+          <w:sz w:val="28"/>
+          <w:szCs w:val="28"/>
+          <w14:ligatures w14:val="none"/>
+        </w:rPr>
+      </w:r>
+      <w:r>
+        <w:rPr>
+          <w:rFonts w:ascii="Times New Roman" w:hAnsi="Times New Roman" w:eastAsia="Times New Roman" w:cs="Times New Roman"/>
+          <w:color w:val="000000"/>
+          <w:sz w:val="28"/>
+          <w:szCs w:val="28"/>
+          <w14:ligatures w14:val="none"/>
+        </w:rPr>
+      </w:r>
+      <w:r>
+        <w:rPr>
+          <w:rFonts w:ascii="Times New Roman" w:hAnsi="Times New Roman" w:eastAsia="Times New Roman" w:cs="Times New Roman"/>
+          <w:color w:val="000000"/>
+          <w:sz w:val="28"/>
+          <w:szCs w:val="28"/>
+          <w14:ligatures w14:val="none"/>
+        </w:rPr>
+      </w:r>
+    </w:p>
+    <w:p>
+      <w:pPr>
+        <w:pBdr/>
+        <w:spacing w:after="14"/>
+        <w:ind w:right="270" w:firstLine="0" w:left="0"/>
+        <w:jc w:val="left"/>
+        <w:rPr>
+          <w:rFonts w:ascii="Times New Roman" w:hAnsi="Times New Roman" w:cs="Times New Roman"/>
+          <w:color w:val="000000"/>
+          <w:sz w:val="28"/>
+          <w:szCs w:val="28"/>
+          <w14:ligatures w14:val="none"/>
+        </w:rPr>
+      </w:pPr>
+      <w:r>
+        <w:rPr>
+          <w:rFonts w:ascii="Times New Roman" w:hAnsi="Times New Roman" w:eastAsia="Times New Roman" w:cs="Times New Roman"/>
+          <w:color w:val="000000"/>
+          <w:sz w:val="28"/>
+          <w:szCs w:val="28"/>
+          <w14:ligatures w14:val="none"/>
+        </w:rPr>
+      </w:r>
+      <w:r>
+        <w:rPr>
+          <w:rFonts w:ascii="Times New Roman" w:hAnsi="Times New Roman" w:eastAsia="Times New Roman" w:cs="Times New Roman"/>
+          <w:color w:val="000000"/>
+          <w:sz w:val="28"/>
+          <w:szCs w:val="28"/>
+          <w14:ligatures w14:val="none"/>
+        </w:rPr>
+      </w:r>
+      <w:r>
+        <w:rPr>
+          <w:rFonts w:ascii="Times New Roman" w:hAnsi="Times New Roman" w:eastAsia="Times New Roman" w:cs="Times New Roman"/>
+          <w:color w:val="000000"/>
+          <w:sz w:val="28"/>
+          <w:szCs w:val="28"/>
+          <w14:ligatures w14:val="none"/>
+        </w:rPr>
+      </w:r>
+    </w:p>
+    <w:p>
+      <w:pPr>
+        <w:pBdr/>
+        <w:spacing w:after="14"/>
+        <w:ind w:right="270" w:firstLine="0" w:left="0"/>
+        <w:jc w:val="left"/>
+        <w:rPr>
+          <w:rFonts w:ascii="Times New Roman" w:hAnsi="Times New Roman" w:cs="Times New Roman"/>
+          <w:color w:val="000000"/>
+          <w:sz w:val="28"/>
+          <w:szCs w:val="28"/>
+          <w14:ligatures w14:val="none"/>
+        </w:rPr>
+      </w:pPr>
+      <w:r>
+        <w:rPr>
+          <w:rFonts w:ascii="Times New Roman" w:hAnsi="Times New Roman" w:eastAsia="Times New Roman" w:cs="Times New Roman"/>
+          <w:color w:val="000000"/>
+          <w:sz w:val="28"/>
+          <w:szCs w:val="28"/>
+          <w14:ligatures w14:val="none"/>
+        </w:rPr>
+      </w:r>
+      <w:r>
+        <w:rPr>
+          <w:rFonts w:ascii="Times New Roman" w:hAnsi="Times New Roman" w:eastAsia="Times New Roman" w:cs="Times New Roman"/>
+          <w:color w:val="000000"/>
+          <w:sz w:val="28"/>
+          <w:szCs w:val="28"/>
+          <w14:ligatures w14:val="none"/>
+        </w:rPr>
+      </w:r>
+      <w:r>
+        <w:rPr>
+          <w:rFonts w:ascii="Times New Roman" w:hAnsi="Times New Roman" w:eastAsia="Times New Roman" w:cs="Times New Roman"/>
+          <w:color w:val="000000"/>
+          <w:sz w:val="28"/>
+          <w:szCs w:val="28"/>
+          <w14:ligatures w14:val="none"/>
+        </w:rPr>
+      </w:r>
+    </w:p>
+    <w:p>
+      <w:pPr>
+        <w:pBdr/>
+        <w:spacing w:after="14"/>
+        <w:ind w:right="270" w:firstLine="0" w:left="0"/>
+        <w:jc w:val="left"/>
+        <w:rPr>
+          <w:rFonts w:ascii="Times New Roman" w:hAnsi="Times New Roman" w:cs="Times New Roman"/>
+          <w:color w:val="000000"/>
+          <w:sz w:val="28"/>
+          <w:szCs w:val="28"/>
+          <w14:ligatures w14:val="none"/>
+        </w:rPr>
+      </w:pPr>
+      <w:r>
+        <w:rPr>
+          <w:rFonts w:ascii="Times New Roman" w:hAnsi="Times New Roman" w:eastAsia="Times New Roman" w:cs="Times New Roman"/>
+          <w:color w:val="000000"/>
+          <w:sz w:val="28"/>
+          <w:szCs w:val="28"/>
+          <w14:ligatures w14:val="none"/>
+        </w:rPr>
+      </w:r>
+      <w:r>
+        <w:rPr>
+          <w:rFonts w:ascii="Times New Roman" w:hAnsi="Times New Roman" w:eastAsia="Times New Roman" w:cs="Times New Roman"/>
+          <w:color w:val="000000"/>
+          <w:sz w:val="28"/>
+          <w:szCs w:val="28"/>
+          <w14:ligatures w14:val="none"/>
+        </w:rPr>
+      </w:r>
+      <w:r>
+        <w:rPr>
+          <w:rFonts w:ascii="Times New Roman" w:hAnsi="Times New Roman" w:eastAsia="Times New Roman" w:cs="Times New Roman"/>
+          <w:color w:val="000000"/>
+          <w:sz w:val="28"/>
+          <w:szCs w:val="28"/>
+          <w14:ligatures w14:val="none"/>
+        </w:rPr>
+      </w:r>
+    </w:p>
+    <w:p>
+      <w:pPr>
+        <w:pBdr/>
+        <w:spacing w:after="14"/>
+        <w:ind w:right="270" w:firstLine="0" w:left="0"/>
+        <w:jc w:val="left"/>
+        <w:rPr>
+          <w:rFonts w:ascii="Times New Roman" w:hAnsi="Times New Roman" w:cs="Times New Roman"/>
+          <w:color w:val="000000"/>
+          <w:sz w:val="28"/>
+          <w:szCs w:val="28"/>
+          <w14:ligatures w14:val="none"/>
+        </w:rPr>
+      </w:pPr>
+      <w:r>
+        <w:rPr>
+          <w:rFonts w:ascii="Times New Roman" w:hAnsi="Times New Roman" w:eastAsia="Times New Roman" w:cs="Times New Roman"/>
+          <w:color w:val="000000"/>
+          <w:sz w:val="28"/>
+          <w:szCs w:val="28"/>
+          <w14:ligatures w14:val="none"/>
+        </w:rPr>
+      </w:r>
+      <w:r>
+        <w:rPr>
+          <w:rFonts w:ascii="Times New Roman" w:hAnsi="Times New Roman" w:eastAsia="Times New Roman" w:cs="Times New Roman"/>
+          <w:color w:val="000000"/>
+          <w:sz w:val="28"/>
+          <w:szCs w:val="28"/>
+          <w14:ligatures w14:val="none"/>
+        </w:rPr>
+      </w:r>
+      <w:r>
+        <w:rPr>
+          <w:rFonts w:ascii="Times New Roman" w:hAnsi="Times New Roman" w:eastAsia="Times New Roman" w:cs="Times New Roman"/>
+          <w:color w:val="000000"/>
+          <w:sz w:val="28"/>
+          <w:szCs w:val="28"/>
+          <w14:ligatures w14:val="none"/>
+        </w:rPr>
+      </w:r>
+    </w:p>
+    <w:p>
+      <w:pPr>
+        <w:pBdr/>
+        <w:spacing w:after="14"/>
+        <w:ind w:right="270" w:firstLine="0" w:left="0"/>
+        <w:jc w:val="left"/>
+        <w:rPr>
+          <w:rFonts w:ascii="Times New Roman" w:hAnsi="Times New Roman" w:cs="Times New Roman"/>
+          <w:color w:val="000000"/>
+          <w:sz w:val="28"/>
+          <w:szCs w:val="28"/>
+          <w14:ligatures w14:val="none"/>
+        </w:rPr>
+      </w:pPr>
+      <w:r>
+        <w:rPr>
+          <w:rFonts w:ascii="Times New Roman" w:hAnsi="Times New Roman" w:eastAsia="Times New Roman" w:cs="Times New Roman"/>
+          <w:color w:val="000000"/>
+          <w:sz w:val="28"/>
+          <w:szCs w:val="28"/>
+          <w14:ligatures w14:val="none"/>
+        </w:rPr>
+      </w:r>
+      <w:r>
+        <w:rPr>
+          <w:rFonts w:ascii="Times New Roman" w:hAnsi="Times New Roman" w:eastAsia="Times New Roman" w:cs="Times New Roman"/>
+          <w:color w:val="000000"/>
+          <w:sz w:val="28"/>
+          <w:szCs w:val="28"/>
+          <w14:ligatures w14:val="none"/>
+        </w:rPr>
+      </w:r>
+      <w:r>
+        <w:rPr>
+          <w:rFonts w:ascii="Times New Roman" w:hAnsi="Times New Roman" w:eastAsia="Times New Roman" w:cs="Times New Roman"/>
+          <w:color w:val="000000"/>
+          <w:sz w:val="28"/>
+          <w:szCs w:val="28"/>
+          <w14:ligatures w14:val="none"/>
+        </w:rPr>
+      </w:r>
+    </w:p>
+    <w:p>
+      <w:pPr>
+        <w:pBdr/>
+        <w:spacing w:after="14"/>
+        <w:ind w:right="270" w:firstLine="0" w:left="0"/>
+        <w:jc w:val="left"/>
+        <w:rPr>
+          <w:rFonts w:ascii="Times New Roman" w:hAnsi="Times New Roman" w:cs="Times New Roman"/>
+          <w:color w:val="000000"/>
+          <w:sz w:val="28"/>
+          <w:szCs w:val="28"/>
+          <w14:ligatures w14:val="none"/>
+        </w:rPr>
+      </w:pPr>
+      <w:r>
+        <w:rPr>
+          <w:rFonts w:ascii="Times New Roman" w:hAnsi="Times New Roman" w:eastAsia="Times New Roman" w:cs="Times New Roman"/>
+          <w:color w:val="000000"/>
+          <w:sz w:val="28"/>
+          <w:szCs w:val="28"/>
+          <w14:ligatures w14:val="none"/>
+        </w:rPr>
+      </w:r>
+      <w:r>
+        <w:rPr>
+          <w:rFonts w:ascii="Times New Roman" w:hAnsi="Times New Roman" w:eastAsia="Times New Roman" w:cs="Times New Roman"/>
+          <w:color w:val="000000"/>
+          <w:sz w:val="28"/>
+          <w:szCs w:val="28"/>
+          <w14:ligatures w14:val="none"/>
+        </w:rPr>
+      </w:r>
+      <w:r>
+        <w:rPr>
+          <w:rFonts w:ascii="Times New Roman" w:hAnsi="Times New Roman" w:eastAsia="Times New Roman" w:cs="Times New Roman"/>
+          <w:color w:val="000000"/>
+          <w:sz w:val="28"/>
+          <w:szCs w:val="28"/>
+          <w14:ligatures w14:val="none"/>
+        </w:rPr>
+      </w:r>
+    </w:p>
+    <w:p>
+      <w:pPr>
+        <w:pBdr/>
+        <w:spacing w:after="14"/>
+        <w:ind w:right="270" w:firstLine="0" w:left="0"/>
+        <w:jc w:val="left"/>
+        <w:rPr>
+          <w:rFonts w:ascii="Times New Roman" w:hAnsi="Times New Roman" w:cs="Times New Roman"/>
+          <w:color w:val="000000"/>
+          <w:sz w:val="28"/>
+          <w:szCs w:val="28"/>
+          <w14:ligatures w14:val="none"/>
+        </w:rPr>
+      </w:pPr>
+      <w:r>
+        <w:rPr>
+          <w:rFonts w:ascii="Times New Roman" w:hAnsi="Times New Roman" w:eastAsia="Times New Roman" w:cs="Times New Roman"/>
+          <w:color w:val="000000"/>
+          <w:sz w:val="28"/>
+          <w:szCs w:val="28"/>
+          <w14:ligatures w14:val="none"/>
+        </w:rPr>
+      </w:r>
+      <w:r>
+        <w:rPr>
+          <w:rFonts w:ascii="Times New Roman" w:hAnsi="Times New Roman" w:eastAsia="Times New Roman" w:cs="Times New Roman"/>
+          <w:color w:val="000000"/>
+          <w:sz w:val="28"/>
+          <w:szCs w:val="28"/>
+          <w14:ligatures w14:val="none"/>
+        </w:rPr>
+      </w:r>
+      <w:r>
+        <w:rPr>
+          <w:rFonts w:ascii="Times New Roman" w:hAnsi="Times New Roman" w:eastAsia="Times New Roman" w:cs="Times New Roman"/>
+          <w:color w:val="000000"/>
+          <w:sz w:val="28"/>
+          <w:szCs w:val="28"/>
+          <w14:ligatures w14:val="none"/>
+        </w:rPr>
+      </w:r>
+    </w:p>
+    <w:p>
+      <w:pPr>
+        <w:pBdr/>
+        <w:spacing w:after="14"/>
+        <w:ind w:right="270" w:firstLine="0" w:left="0"/>
+        <w:jc w:val="left"/>
+        <w:rPr>
+          <w:rFonts w:ascii="Times New Roman" w:hAnsi="Times New Roman" w:cs="Times New Roman"/>
+          <w:color w:val="000000"/>
+          <w:sz w:val="28"/>
+          <w:szCs w:val="28"/>
+          <w14:ligatures w14:val="none"/>
+        </w:rPr>
+      </w:pPr>
+      <w:r>
+        <w:rPr>
+          <w:rFonts w:ascii="Times New Roman" w:hAnsi="Times New Roman" w:eastAsia="Times New Roman" w:cs="Times New Roman"/>
+          <w:color w:val="000000"/>
+          <w:sz w:val="28"/>
+          <w:szCs w:val="28"/>
+          <w14:ligatures w14:val="none"/>
+        </w:rPr>
+      </w:r>
+      <w:r>
+        <w:rPr>
+          <w:rFonts w:ascii="Times New Roman" w:hAnsi="Times New Roman" w:eastAsia="Times New Roman" w:cs="Times New Roman"/>
+          <w:color w:val="000000"/>
+          <w:sz w:val="28"/>
+          <w:szCs w:val="28"/>
+          <w14:ligatures w14:val="none"/>
+        </w:rPr>
+      </w:r>
+      <w:r>
+        <w:rPr>
+          <w:rFonts w:ascii="Times New Roman" w:hAnsi="Times New Roman" w:eastAsia="Times New Roman" w:cs="Times New Roman"/>
+          <w:color w:val="000000"/>
+          <w:sz w:val="28"/>
+          <w:szCs w:val="28"/>
+          <w14:ligatures w14:val="none"/>
+        </w:rPr>
+      </w:r>
+    </w:p>
+    <w:p>
+      <w:pPr>
+        <w:pBdr/>
+        <w:spacing w:after="14"/>
+        <w:ind w:right="270" w:firstLine="0" w:left="0"/>
+        <w:jc w:val="left"/>
+        <w:rPr>
+          <w:rFonts w:ascii="Times New Roman" w:hAnsi="Times New Roman" w:cs="Times New Roman"/>
+          <w:color w:val="000000"/>
+          <w:sz w:val="28"/>
+          <w:szCs w:val="28"/>
+          <w14:ligatures w14:val="none"/>
+        </w:rPr>
+      </w:pPr>
+      <w:r>
+        <w:rPr>
+          <w:rFonts w:ascii="Times New Roman" w:hAnsi="Times New Roman" w:eastAsia="Times New Roman" w:cs="Times New Roman"/>
+          <w:color w:val="000000"/>
+          <w:sz w:val="28"/>
+          <w:szCs w:val="28"/>
+          <w14:ligatures w14:val="none"/>
+        </w:rPr>
+      </w:r>
+      <w:r>
+        <w:rPr>
+          <w:rFonts w:ascii="Times New Roman" w:hAnsi="Times New Roman" w:eastAsia="Times New Roman" w:cs="Times New Roman"/>
+          <w:color w:val="000000"/>
+          <w:sz w:val="28"/>
+          <w:szCs w:val="28"/>
+          <w14:ligatures w14:val="none"/>
+        </w:rPr>
+      </w:r>
+      <w:r>
+        <w:rPr>
+          <w:rFonts w:ascii="Times New Roman" w:hAnsi="Times New Roman" w:eastAsia="Times New Roman" w:cs="Times New Roman"/>
+          <w:color w:val="000000"/>
+          <w:sz w:val="28"/>
+          <w:szCs w:val="28"/>
+          <w14:ligatures w14:val="none"/>
+        </w:rPr>
+      </w:r>
+    </w:p>
+    <w:p>
+      <w:pPr>
+        <w:pBdr/>
+        <w:spacing w:after="14"/>
+        <w:ind w:right="270" w:firstLine="0" w:left="0"/>
+        <w:jc w:val="left"/>
+        <w:rPr>
+          <w:rFonts w:ascii="Times New Roman" w:hAnsi="Times New Roman" w:cs="Times New Roman"/>
+          <w:color w:val="000000"/>
+          <w:sz w:val="28"/>
+          <w:szCs w:val="28"/>
+          <w14:ligatures w14:val="none"/>
+        </w:rPr>
+      </w:pPr>
+      <w:r>
+        <w:rPr>
+          <w:rFonts w:ascii="Times New Roman" w:hAnsi="Times New Roman" w:eastAsia="Times New Roman" w:cs="Times New Roman"/>
+          <w:color w:val="000000"/>
+          <w:sz w:val="28"/>
+          <w:szCs w:val="28"/>
+          <w14:ligatures w14:val="none"/>
+        </w:rPr>
+      </w:r>
+      <w:r>
+        <w:rPr>
+          <w:rFonts w:ascii="Times New Roman" w:hAnsi="Times New Roman" w:eastAsia="Times New Roman" w:cs="Times New Roman"/>
+          <w:color w:val="000000"/>
+          <w:sz w:val="28"/>
+          <w:szCs w:val="28"/>
+          <w14:ligatures w14:val="none"/>
+        </w:rPr>
+      </w:r>
+      <w:r>
+        <w:rPr>
+          <w:rFonts w:ascii="Times New Roman" w:hAnsi="Times New Roman" w:eastAsia="Times New Roman" w:cs="Times New Roman"/>
+          <w:color w:val="000000"/>
+          <w:sz w:val="28"/>
+          <w:szCs w:val="28"/>
+          <w14:ligatures w14:val="none"/>
+        </w:rPr>
+      </w:r>
+    </w:p>
+    <w:p>
+      <w:pPr>
+        <w:pBdr/>
+        <w:spacing w:after="14"/>
+        <w:ind w:right="270" w:firstLine="0" w:left="0"/>
+        <w:jc w:val="left"/>
+        <w:rPr>
+          <w:rFonts w:ascii="Times New Roman" w:hAnsi="Times New Roman" w:cs="Times New Roman"/>
+          <w:b/>
+          <w:bCs/>
+        </w:rPr>
+      </w:pPr>
+      <w:r>
+        <w:rPr>
+          <w:rFonts w:ascii="Times New Roman" w:hAnsi="Times New Roman" w:eastAsia="Times New Roman" w:cs="Times New Roman"/>
+          <w:b/>
+          <w:bCs/>
           <w:color w:val="000000"/>
           <w:sz w:val="28"/>
           <w:szCs w:val="28"/>
@@ -3524,10 +4189,13 @@
           <w:lang w:val="en-US"/>
           <w14:ligatures w14:val="none"/>
         </w:rPr>
+        <w:t xml:space="preserve">Ответы на контрольные вопросы</w:t>
       </w:r>
       <w:r>
         <w:rPr>
           <w:rFonts w:ascii="Times New Roman" w:hAnsi="Times New Roman" w:eastAsia="Times New Roman" w:cs="Times New Roman"/>
+          <w:b/>
+          <w:bCs/>
           <w:color w:val="000000"/>
           <w:sz w:val="28"/>
           <w:szCs w:val="28"/>
@@ -3535,643 +4203,18 @@
           <w:lang w:val="en-US"/>
           <w14:ligatures w14:val="none"/>
         </w:rPr>
+        <w:t xml:space="preserve">:</w:t>
       </w:r>
-    </w:p>
-    <w:p>
-      <w:pPr>
-        <w:pBdr/>
-        <w:spacing w:after="14"/>
-        <w:ind w:right="270" w:firstLine="0" w:left="0"/>
-        <w:jc w:val="left"/>
-        <w:rPr>
-          <w:rFonts w:ascii="Times New Roman" w:hAnsi="Times New Roman" w:cs="Times New Roman"/>
-          <w:color w:val="000000"/>
-          <w:sz w:val="28"/>
-          <w:szCs w:val="28"/>
-          <w14:ligatures w14:val="none"/>
-        </w:rPr>
-      </w:pPr>
-      <w:r>
-        <w:rPr>
-          <w:rFonts w:ascii="Times New Roman" w:hAnsi="Times New Roman" w:cs="Times New Roman"/>
-          <w:color w:val="000000"/>
-          <w:sz w:val="28"/>
-          <w:szCs w:val="28"/>
-          <w14:ligatures w14:val="none"/>
-        </w:rPr>
-      </w:r>
-      <w:r>
-        <w:rPr>
-          <w:rFonts w:ascii="Times New Roman" w:hAnsi="Times New Roman" w:cs="Times New Roman"/>
-          <w:color w:val="000000"/>
-          <w:sz w:val="28"/>
-          <w:szCs w:val="28"/>
-          <w14:ligatures w14:val="none"/>
-        </w:rPr>
-      </w:r>
-      <w:r>
-        <w:rPr>
-          <w:rFonts w:ascii="Times New Roman" w:hAnsi="Times New Roman" w:cs="Times New Roman"/>
-          <w:color w:val="000000"/>
-          <w:sz w:val="28"/>
-          <w:szCs w:val="28"/>
-          <w14:ligatures w14:val="none"/>
-        </w:rPr>
-      </w:r>
-    </w:p>
-    <w:p>
-      <w:pPr>
-        <w:pBdr/>
-        <w:spacing w:after="14"/>
-        <w:ind w:right="270" w:firstLine="0" w:left="0"/>
-        <w:jc w:val="left"/>
-        <w:rPr>
-          <w:rFonts w:ascii="Times New Roman" w:hAnsi="Times New Roman" w:cs="Times New Roman"/>
-          <w:color w:val="000000"/>
-          <w:sz w:val="28"/>
-          <w:szCs w:val="28"/>
-          <w14:ligatures w14:val="none"/>
-        </w:rPr>
-      </w:pPr>
-      <w:r>
-        <w:rPr>
-          <w:rFonts w:ascii="Times New Roman" w:hAnsi="Times New Roman" w:cs="Times New Roman"/>
-          <w:color w:val="000000"/>
-          <w:sz w:val="28"/>
-          <w:szCs w:val="28"/>
-          <w14:ligatures w14:val="none"/>
-        </w:rPr>
-      </w:r>
-      <w:r>
-        <w:rPr>
-          <w:rFonts w:ascii="Times New Roman" w:hAnsi="Times New Roman" w:cs="Times New Roman"/>
-          <w:color w:val="000000"/>
-          <w:sz w:val="28"/>
-          <w:szCs w:val="28"/>
-          <w14:ligatures w14:val="none"/>
-        </w:rPr>
-      </w:r>
-      <w:r>
-        <w:rPr>
-          <w:rFonts w:ascii="Times New Roman" w:hAnsi="Times New Roman" w:cs="Times New Roman"/>
-          <w:color w:val="000000"/>
-          <w:sz w:val="28"/>
-          <w:szCs w:val="28"/>
-          <w14:ligatures w14:val="none"/>
-        </w:rPr>
-      </w:r>
-    </w:p>
-    <w:p>
-      <w:pPr>
-        <w:pBdr/>
-        <w:spacing w:after="14"/>
-        <w:ind w:right="270" w:firstLine="0" w:left="0"/>
-        <w:jc w:val="left"/>
-        <w:rPr>
-          <w:rFonts w:ascii="Times New Roman" w:hAnsi="Times New Roman" w:cs="Times New Roman"/>
-          <w:color w:val="000000"/>
-          <w:sz w:val="28"/>
-          <w:szCs w:val="28"/>
-          <w14:ligatures w14:val="none"/>
-        </w:rPr>
-      </w:pPr>
-      <w:r>
-        <w:rPr>
-          <w:rFonts w:ascii="Times New Roman" w:hAnsi="Times New Roman" w:cs="Times New Roman"/>
-          <w:color w:val="000000"/>
-          <w:sz w:val="28"/>
-          <w:szCs w:val="28"/>
-          <w14:ligatures w14:val="none"/>
-        </w:rPr>
-      </w:r>
-      <w:r>
-        <w:rPr>
-          <w:rFonts w:ascii="Times New Roman" w:hAnsi="Times New Roman" w:cs="Times New Roman"/>
-          <w:color w:val="000000"/>
-          <w:sz w:val="28"/>
-          <w:szCs w:val="28"/>
-          <w14:ligatures w14:val="none"/>
-        </w:rPr>
-      </w:r>
-      <w:r>
-        <w:rPr>
-          <w:rFonts w:ascii="Times New Roman" w:hAnsi="Times New Roman" w:cs="Times New Roman"/>
-          <w:color w:val="000000"/>
-          <w:sz w:val="28"/>
-          <w:szCs w:val="28"/>
-          <w14:ligatures w14:val="none"/>
-        </w:rPr>
-      </w:r>
-    </w:p>
-    <w:p>
-      <w:pPr>
-        <w:pBdr/>
-        <w:spacing w:after="14"/>
-        <w:ind w:right="270" w:firstLine="0" w:left="0"/>
-        <w:jc w:val="left"/>
-        <w:rPr>
-          <w:rFonts w:ascii="Times New Roman" w:hAnsi="Times New Roman" w:cs="Times New Roman"/>
-          <w:color w:val="000000"/>
-          <w:sz w:val="28"/>
-          <w:szCs w:val="28"/>
-          <w14:ligatures w14:val="none"/>
-        </w:rPr>
-      </w:pPr>
-      <w:r>
-        <w:rPr>
-          <w:rFonts w:ascii="Times New Roman" w:hAnsi="Times New Roman" w:cs="Times New Roman"/>
-          <w:color w:val="000000"/>
-          <w:sz w:val="28"/>
-          <w:szCs w:val="28"/>
-          <w14:ligatures w14:val="none"/>
-        </w:rPr>
-      </w:r>
-      <w:r>
-        <w:rPr>
-          <w:rFonts w:ascii="Times New Roman" w:hAnsi="Times New Roman" w:cs="Times New Roman"/>
-          <w:color w:val="000000"/>
-          <w:sz w:val="28"/>
-          <w:szCs w:val="28"/>
-          <w14:ligatures w14:val="none"/>
-        </w:rPr>
-      </w:r>
-      <w:r>
-        <w:rPr>
-          <w:rFonts w:ascii="Times New Roman" w:hAnsi="Times New Roman" w:cs="Times New Roman"/>
-          <w:color w:val="000000"/>
-          <w:sz w:val="28"/>
-          <w:szCs w:val="28"/>
-          <w14:ligatures w14:val="none"/>
-        </w:rPr>
-      </w:r>
-    </w:p>
-    <w:p>
-      <w:pPr>
-        <w:pBdr/>
-        <w:spacing w:after="14"/>
-        <w:ind w:right="270" w:firstLine="0" w:left="0"/>
-        <w:jc w:val="left"/>
-        <w:rPr>
-          <w:rFonts w:ascii="Times New Roman" w:hAnsi="Times New Roman" w:cs="Times New Roman"/>
-          <w:color w:val="000000"/>
-          <w:sz w:val="28"/>
-          <w:szCs w:val="28"/>
-          <w14:ligatures w14:val="none"/>
-        </w:rPr>
-      </w:pPr>
-      <w:r>
-        <w:rPr>
-          <w:rFonts w:ascii="Times New Roman" w:hAnsi="Times New Roman" w:cs="Times New Roman"/>
-          <w:color w:val="000000"/>
-          <w:sz w:val="28"/>
-          <w:szCs w:val="28"/>
-          <w14:ligatures w14:val="none"/>
-        </w:rPr>
-      </w:r>
-      <w:r>
-        <w:rPr>
-          <w:rFonts w:ascii="Times New Roman" w:hAnsi="Times New Roman" w:cs="Times New Roman"/>
-          <w:color w:val="000000"/>
-          <w:sz w:val="28"/>
-          <w:szCs w:val="28"/>
-          <w14:ligatures w14:val="none"/>
-        </w:rPr>
-      </w:r>
-      <w:r>
-        <w:rPr>
-          <w:rFonts w:ascii="Times New Roman" w:hAnsi="Times New Roman" w:cs="Times New Roman"/>
-          <w:color w:val="000000"/>
-          <w:sz w:val="28"/>
-          <w:szCs w:val="28"/>
-          <w14:ligatures w14:val="none"/>
-        </w:rPr>
-      </w:r>
-    </w:p>
-    <w:p>
-      <w:pPr>
-        <w:pBdr/>
-        <w:spacing w:after="14"/>
-        <w:ind w:right="270" w:firstLine="0" w:left="0"/>
-        <w:jc w:val="left"/>
-        <w:rPr>
-          <w:rFonts w:ascii="Times New Roman" w:hAnsi="Times New Roman" w:cs="Times New Roman"/>
-          <w:color w:val="000000"/>
-          <w:sz w:val="28"/>
-          <w:szCs w:val="28"/>
-          <w14:ligatures w14:val="none"/>
-        </w:rPr>
-      </w:pPr>
-      <w:r>
-        <w:rPr>
-          <w:rFonts w:ascii="Times New Roman" w:hAnsi="Times New Roman" w:cs="Times New Roman"/>
-          <w:color w:val="000000"/>
-          <w:sz w:val="28"/>
-          <w:szCs w:val="28"/>
-          <w14:ligatures w14:val="none"/>
-        </w:rPr>
-      </w:r>
-      <w:r>
-        <w:rPr>
-          <w:rFonts w:ascii="Times New Roman" w:hAnsi="Times New Roman" w:cs="Times New Roman"/>
-          <w:color w:val="000000"/>
-          <w:sz w:val="28"/>
-          <w:szCs w:val="28"/>
-          <w14:ligatures w14:val="none"/>
-        </w:rPr>
-      </w:r>
-      <w:r>
-        <w:rPr>
-          <w:rFonts w:ascii="Times New Roman" w:hAnsi="Times New Roman" w:cs="Times New Roman"/>
-          <w:color w:val="000000"/>
-          <w:sz w:val="28"/>
-          <w:szCs w:val="28"/>
-          <w14:ligatures w14:val="none"/>
-        </w:rPr>
-      </w:r>
-    </w:p>
-    <w:p>
-      <w:pPr>
-        <w:pBdr/>
-        <w:spacing w:after="14"/>
-        <w:ind w:right="270" w:firstLine="0" w:left="0"/>
-        <w:jc w:val="left"/>
-        <w:rPr>
-          <w:rFonts w:ascii="Times New Roman" w:hAnsi="Times New Roman" w:cs="Times New Roman"/>
-          <w:color w:val="000000"/>
-          <w:sz w:val="28"/>
-          <w:szCs w:val="28"/>
-          <w14:ligatures w14:val="none"/>
-        </w:rPr>
-      </w:pPr>
-      <w:r>
-        <w:rPr>
-          <w:rFonts w:ascii="Times New Roman" w:hAnsi="Times New Roman" w:cs="Times New Roman"/>
-          <w:color w:val="000000"/>
-          <w:sz w:val="28"/>
-          <w:szCs w:val="28"/>
-          <w14:ligatures w14:val="none"/>
-        </w:rPr>
-      </w:r>
-      <w:r>
-        <w:rPr>
-          <w:rFonts w:ascii="Times New Roman" w:hAnsi="Times New Roman" w:cs="Times New Roman"/>
-          <w:color w:val="000000"/>
-          <w:sz w:val="28"/>
-          <w:szCs w:val="28"/>
-          <w14:ligatures w14:val="none"/>
-        </w:rPr>
-      </w:r>
-      <w:r>
-        <w:rPr>
-          <w:rFonts w:ascii="Times New Roman" w:hAnsi="Times New Roman" w:cs="Times New Roman"/>
-          <w:color w:val="000000"/>
-          <w:sz w:val="28"/>
-          <w:szCs w:val="28"/>
-          <w14:ligatures w14:val="none"/>
-        </w:rPr>
-      </w:r>
-    </w:p>
-    <w:p>
-      <w:pPr>
-        <w:pBdr/>
-        <w:spacing w:after="14"/>
-        <w:ind w:right="270" w:firstLine="0" w:left="0"/>
-        <w:jc w:val="left"/>
-        <w:rPr>
-          <w:rFonts w:ascii="Times New Roman" w:hAnsi="Times New Roman" w:cs="Times New Roman"/>
-          <w:color w:val="000000"/>
-          <w:sz w:val="28"/>
-          <w:szCs w:val="28"/>
-          <w14:ligatures w14:val="none"/>
-        </w:rPr>
-      </w:pPr>
-      <w:r>
-        <w:rPr>
-          <w:rFonts w:ascii="Times New Roman" w:hAnsi="Times New Roman" w:cs="Times New Roman"/>
-          <w:color w:val="000000"/>
-          <w:sz w:val="28"/>
-          <w:szCs w:val="28"/>
-          <w14:ligatures w14:val="none"/>
-        </w:rPr>
-      </w:r>
-      <w:r>
-        <w:rPr>
-          <w:rFonts w:ascii="Times New Roman" w:hAnsi="Times New Roman" w:cs="Times New Roman"/>
-          <w:color w:val="000000"/>
-          <w:sz w:val="28"/>
-          <w:szCs w:val="28"/>
-          <w14:ligatures w14:val="none"/>
-        </w:rPr>
-      </w:r>
-      <w:r>
-        <w:rPr>
-          <w:rFonts w:ascii="Times New Roman" w:hAnsi="Times New Roman" w:cs="Times New Roman"/>
-          <w:color w:val="000000"/>
-          <w:sz w:val="28"/>
-          <w:szCs w:val="28"/>
-          <w14:ligatures w14:val="none"/>
-        </w:rPr>
-      </w:r>
-    </w:p>
-    <w:p>
-      <w:pPr>
-        <w:pBdr/>
-        <w:spacing w:after="14"/>
-        <w:ind w:right="270" w:firstLine="0" w:left="0"/>
-        <w:jc w:val="left"/>
-        <w:rPr>
-          <w:rFonts w:ascii="Times New Roman" w:hAnsi="Times New Roman" w:cs="Times New Roman"/>
-          <w:color w:val="000000"/>
-          <w:sz w:val="28"/>
-          <w:szCs w:val="28"/>
-          <w14:ligatures w14:val="none"/>
-        </w:rPr>
-      </w:pPr>
-      <w:r>
-        <w:rPr>
-          <w:rFonts w:ascii="Times New Roman" w:hAnsi="Times New Roman" w:cs="Times New Roman"/>
-          <w:color w:val="000000"/>
-          <w:sz w:val="28"/>
-          <w:szCs w:val="28"/>
-          <w14:ligatures w14:val="none"/>
-        </w:rPr>
-      </w:r>
-      <w:r>
-        <w:rPr>
-          <w:rFonts w:ascii="Times New Roman" w:hAnsi="Times New Roman" w:cs="Times New Roman"/>
-          <w:color w:val="000000"/>
-          <w:sz w:val="28"/>
-          <w:szCs w:val="28"/>
-          <w14:ligatures w14:val="none"/>
-        </w:rPr>
-      </w:r>
-      <w:r>
-        <w:rPr>
-          <w:rFonts w:ascii="Times New Roman" w:hAnsi="Times New Roman" w:cs="Times New Roman"/>
-          <w:color w:val="000000"/>
-          <w:sz w:val="28"/>
-          <w:szCs w:val="28"/>
-          <w14:ligatures w14:val="none"/>
-        </w:rPr>
-      </w:r>
-    </w:p>
-    <w:p>
-      <w:pPr>
-        <w:pBdr/>
-        <w:spacing w:after="14"/>
-        <w:ind w:right="270" w:firstLine="0" w:left="0"/>
-        <w:jc w:val="left"/>
-        <w:rPr>
-          <w:rFonts w:ascii="Times New Roman" w:hAnsi="Times New Roman" w:cs="Times New Roman"/>
-          <w:color w:val="000000"/>
-          <w:sz w:val="28"/>
-          <w:szCs w:val="28"/>
-          <w14:ligatures w14:val="none"/>
-        </w:rPr>
-      </w:pPr>
-      <w:r>
-        <w:rPr>
-          <w:rFonts w:ascii="Times New Roman" w:hAnsi="Times New Roman" w:cs="Times New Roman"/>
-          <w:color w:val="000000"/>
-          <w:sz w:val="28"/>
-          <w:szCs w:val="28"/>
-          <w14:ligatures w14:val="none"/>
-        </w:rPr>
-      </w:r>
-      <w:r>
-        <w:rPr>
-          <w:rFonts w:ascii="Times New Roman" w:hAnsi="Times New Roman" w:cs="Times New Roman"/>
-          <w:color w:val="000000"/>
-          <w:sz w:val="28"/>
-          <w:szCs w:val="28"/>
-          <w14:ligatures w14:val="none"/>
-        </w:rPr>
-      </w:r>
-      <w:r>
-        <w:rPr>
-          <w:rFonts w:ascii="Times New Roman" w:hAnsi="Times New Roman" w:cs="Times New Roman"/>
-          <w:color w:val="000000"/>
-          <w:sz w:val="28"/>
-          <w:szCs w:val="28"/>
-          <w14:ligatures w14:val="none"/>
-        </w:rPr>
-      </w:r>
-    </w:p>
-    <w:p>
-      <w:pPr>
-        <w:pBdr/>
-        <w:spacing w:after="14"/>
-        <w:ind w:right="270" w:firstLine="0" w:left="0"/>
-        <w:jc w:val="left"/>
-        <w:rPr>
-          <w:rFonts w:ascii="Times New Roman" w:hAnsi="Times New Roman" w:cs="Times New Roman"/>
-          <w:color w:val="000000"/>
-          <w:sz w:val="28"/>
-          <w:szCs w:val="28"/>
-          <w14:ligatures w14:val="none"/>
-        </w:rPr>
-      </w:pPr>
-      <w:r>
-        <w:rPr>
-          <w:rFonts w:ascii="Times New Roman" w:hAnsi="Times New Roman" w:cs="Times New Roman"/>
-          <w:color w:val="000000"/>
-          <w:sz w:val="28"/>
-          <w:szCs w:val="28"/>
-          <w14:ligatures w14:val="none"/>
-        </w:rPr>
-      </w:r>
-      <w:r>
-        <w:rPr>
-          <w:rFonts w:ascii="Times New Roman" w:hAnsi="Times New Roman" w:cs="Times New Roman"/>
-          <w:color w:val="000000"/>
-          <w:sz w:val="28"/>
-          <w:szCs w:val="28"/>
-          <w14:ligatures w14:val="none"/>
-        </w:rPr>
-      </w:r>
-      <w:r>
-        <w:rPr>
-          <w:rFonts w:ascii="Times New Roman" w:hAnsi="Times New Roman" w:cs="Times New Roman"/>
-          <w:color w:val="000000"/>
-          <w:sz w:val="28"/>
-          <w:szCs w:val="28"/>
-          <w14:ligatures w14:val="none"/>
-        </w:rPr>
-      </w:r>
-    </w:p>
-    <w:p>
-      <w:pPr>
-        <w:pBdr/>
-        <w:spacing w:after="14"/>
-        <w:ind w:right="270" w:firstLine="0" w:left="0"/>
-        <w:jc w:val="left"/>
-        <w:rPr>
-          <w:rFonts w:ascii="Times New Roman" w:hAnsi="Times New Roman" w:cs="Times New Roman"/>
-          <w:color w:val="000000"/>
-          <w:sz w:val="28"/>
-          <w:szCs w:val="28"/>
-          <w14:ligatures w14:val="none"/>
-        </w:rPr>
-      </w:pPr>
-      <w:r>
-        <w:rPr>
-          <w:rFonts w:ascii="Times New Roman" w:hAnsi="Times New Roman" w:cs="Times New Roman"/>
-          <w:color w:val="000000"/>
-          <w:sz w:val="28"/>
-          <w:szCs w:val="28"/>
-          <w14:ligatures w14:val="none"/>
-        </w:rPr>
-      </w:r>
-      <w:r>
-        <w:rPr>
-          <w:rFonts w:ascii="Times New Roman" w:hAnsi="Times New Roman" w:cs="Times New Roman"/>
-          <w:color w:val="000000"/>
-          <w:sz w:val="28"/>
-          <w:szCs w:val="28"/>
-          <w14:ligatures w14:val="none"/>
-        </w:rPr>
-      </w:r>
-      <w:r>
-        <w:rPr>
-          <w:rFonts w:ascii="Times New Roman" w:hAnsi="Times New Roman" w:cs="Times New Roman"/>
-          <w:color w:val="000000"/>
-          <w:sz w:val="28"/>
-          <w:szCs w:val="28"/>
-          <w14:ligatures w14:val="none"/>
-        </w:rPr>
-      </w:r>
-    </w:p>
-    <w:p>
-      <w:pPr>
-        <w:pBdr/>
-        <w:spacing w:after="14"/>
-        <w:ind w:right="270" w:firstLine="0" w:left="0"/>
-        <w:jc w:val="left"/>
-        <w:rPr>
-          <w:rFonts w:ascii="Times New Roman" w:hAnsi="Times New Roman" w:cs="Times New Roman"/>
-          <w:color w:val="000000"/>
-          <w:sz w:val="28"/>
-          <w:szCs w:val="28"/>
-          <w14:ligatures w14:val="none"/>
-        </w:rPr>
-      </w:pPr>
-      <w:r>
-        <w:rPr>
-          <w:rFonts w:ascii="Times New Roman" w:hAnsi="Times New Roman" w:cs="Times New Roman"/>
-          <w:color w:val="000000"/>
-          <w:sz w:val="28"/>
-          <w:szCs w:val="28"/>
-          <w14:ligatures w14:val="none"/>
-        </w:rPr>
-      </w:r>
-      <w:r>
-        <w:rPr>
-          <w:rFonts w:ascii="Times New Roman" w:hAnsi="Times New Roman" w:cs="Times New Roman"/>
-          <w:color w:val="000000"/>
-          <w:sz w:val="28"/>
-          <w:szCs w:val="28"/>
-          <w14:ligatures w14:val="none"/>
-        </w:rPr>
-      </w:r>
-      <w:r>
-        <w:rPr>
-          <w:rFonts w:ascii="Times New Roman" w:hAnsi="Times New Roman" w:cs="Times New Roman"/>
-          <w:color w:val="000000"/>
-          <w:sz w:val="28"/>
-          <w:szCs w:val="28"/>
-          <w14:ligatures w14:val="none"/>
-        </w:rPr>
-      </w:r>
-    </w:p>
-    <w:p>
-      <w:pPr>
-        <w:pBdr/>
-        <w:spacing w:after="14"/>
-        <w:ind w:right="270" w:firstLine="0" w:left="0"/>
-        <w:jc w:val="left"/>
-        <w:rPr>
-          <w:rFonts w:ascii="Times New Roman" w:hAnsi="Times New Roman" w:cs="Times New Roman"/>
-          <w:color w:val="000000"/>
-          <w:sz w:val="28"/>
-          <w:szCs w:val="28"/>
-          <w14:ligatures w14:val="none"/>
-        </w:rPr>
-      </w:pPr>
-      <w:r>
-        <w:rPr>
-          <w:rFonts w:ascii="Times New Roman" w:hAnsi="Times New Roman" w:cs="Times New Roman"/>
-          <w:color w:val="000000"/>
-          <w:sz w:val="28"/>
-          <w:szCs w:val="28"/>
-          <w14:ligatures w14:val="none"/>
-        </w:rPr>
-      </w:r>
-      <w:r>
-        <w:rPr>
-          <w:rFonts w:ascii="Times New Roman" w:hAnsi="Times New Roman" w:cs="Times New Roman"/>
-          <w:color w:val="000000"/>
-          <w:sz w:val="28"/>
-          <w:szCs w:val="28"/>
-          <w14:ligatures w14:val="none"/>
-        </w:rPr>
-      </w:r>
-      <w:r>
-        <w:rPr>
-          <w:rFonts w:ascii="Times New Roman" w:hAnsi="Times New Roman" w:cs="Times New Roman"/>
-          <w:color w:val="000000"/>
-          <w:sz w:val="28"/>
-          <w:szCs w:val="28"/>
-          <w14:ligatures w14:val="none"/>
-        </w:rPr>
-      </w:r>
-    </w:p>
-    <w:p>
-      <w:pPr>
-        <w:pBdr/>
-        <w:spacing w:after="14"/>
-        <w:ind w:right="270" w:firstLine="0" w:left="0"/>
-        <w:jc w:val="left"/>
-        <w:rPr>
-          <w:b/>
-          <w:bCs/>
-        </w:rPr>
-      </w:pPr>
       <w:r>
         <w:rPr>
           <w:rFonts w:ascii="Times New Roman" w:hAnsi="Times New Roman" w:eastAsia="Times New Roman" w:cs="Times New Roman"/>
           <w:b/>
           <w:bCs/>
-          <w:color w:val="000000"/>
-          <w:sz w:val="28"/>
-          <w:szCs w:val="28"/>
-          <w:highlight w:val="none"/>
-          <w:lang w:val="en-US"/>
-          <w14:ligatures w14:val="none"/>
-        </w:rPr>
-        <w:t xml:space="preserve">Ответы на контрольные вопросы</w:t>
+        </w:rPr>
       </w:r>
       <w:r>
         <w:rPr>
           <w:rFonts w:ascii="Times New Roman" w:hAnsi="Times New Roman" w:eastAsia="Times New Roman" w:cs="Times New Roman"/>
-          <w:b/>
-          <w:bCs/>
-          <w:color w:val="000000"/>
-          <w:sz w:val="28"/>
-          <w:szCs w:val="28"/>
-          <w:highlight w:val="none"/>
-          <w:lang w:val="en-US"/>
-          <w14:ligatures w14:val="none"/>
-        </w:rPr>
-        <w:t xml:space="preserve">:</w:t>
-      </w:r>
-      <w:r>
-        <w:rPr>
-          <w:b/>
-          <w:bCs/>
-        </w:rPr>
-      </w:r>
-      <w:r>
-        <w:rPr>
           <w:b/>
           <w:bCs/>
         </w:rPr>
@@ -4189,6 +4232,7 @@
         <w:ind w:right="270"/>
         <w:jc w:val="left"/>
         <w:rPr>
+          <w:rFonts w:ascii="Times New Roman" w:hAnsi="Times New Roman" w:cs="Times New Roman"/>
           <w:b/>
           <w:bCs/>
         </w:rPr>
@@ -4209,12 +4253,14 @@
       </w:r>
       <w:r>
         <w:rPr>
+          <w:rFonts w:ascii="Times New Roman" w:hAnsi="Times New Roman" w:eastAsia="Times New Roman" w:cs="Times New Roman"/>
           <w:b/>
           <w:bCs/>
         </w:rPr>
       </w:r>
       <w:r>
         <w:rPr>
+          <w:rFonts w:ascii="Times New Roman" w:hAnsi="Times New Roman" w:eastAsia="Times New Roman" w:cs="Times New Roman"/>
           <w:b/>
           <w:bCs/>
         </w:rPr>
@@ -4226,6 +4272,27 @@
         <w:spacing w:after="14"/>
         <w:ind w:right="270" w:firstLine="0" w:left="720"/>
         <w:jc w:val="left"/>
+        <w:rPr>
+          <w:rFonts w:ascii="Times New Roman" w:hAnsi="Times New Roman" w:cs="Times New Roman"/>
+          <w:color w:val="000000"/>
+          <w:sz w:val="28"/>
+          <w:szCs w:val="28"/>
+          <w:highlight w:val="none"/>
+          <w14:ligatures w14:val="none"/>
+        </w:rPr>
+      </w:pPr>
+      <w:r>
+        <w:rPr>
+          <w:rFonts w:ascii="Times New Roman" w:hAnsi="Times New Roman" w:eastAsia="Times New Roman" w:cs="Times New Roman"/>
+          <w:color w:val="000000"/>
+          <w:sz w:val="28"/>
+          <w:szCs w:val="28"/>
+          <w:highlight w:val="none"/>
+          <w:lang w:val="en-US" w:bidi="en-US"/>
+          <w14:ligatures w14:val="none"/>
+        </w:rPr>
+      </w:r>
+      <w:r>
         <w:rPr>
           <w:rFonts w:ascii="Times New Roman" w:hAnsi="Times New Roman" w:eastAsia="Times New Roman" w:cs="Times New Roman"/>
           <w:color w:val="000000"/>
@@ -4235,17 +4302,6 @@
           <w:lang w:val="en-US"/>
           <w14:ligatures w14:val="none"/>
         </w:rPr>
-      </w:pPr>
-      <w:r>
-        <w:rPr>
-          <w:rFonts w:ascii="Times New Roman" w:hAnsi="Times New Roman" w:eastAsia="Times New Roman" w:cs="Times New Roman"/>
-          <w:color w:val="000000"/>
-          <w:sz w:val="28"/>
-          <w:szCs w:val="28"/>
-          <w:highlight w:val="none"/>
-          <w:lang w:val="en-US" w:bidi="en-US"/>
-          <w14:ligatures w14:val="none"/>
-        </w:rPr>
       </w:r>
       <w:r>
         <w:rPr>
@@ -4258,6 +4314,21 @@
           <w14:ligatures w14:val="none"/>
         </w:rPr>
       </w:r>
+    </w:p>
+    <w:p>
+      <w:pPr>
+        <w:pBdr/>
+        <w:spacing w:after="14"/>
+        <w:ind w:right="270" w:firstLine="0" w:left="720"/>
+        <w:jc w:val="left"/>
+        <w:rPr>
+          <w:rFonts w:ascii="Times New Roman" w:hAnsi="Times New Roman" w:cs="Times New Roman"/>
+          <w:color w:val="000000"/>
+          <w:sz w:val="28"/>
+          <w:szCs w:val="28"/>
+          <w:highlight w:val="none"/>
+        </w:rPr>
+      </w:pPr>
       <w:r>
         <w:rPr>
           <w:rFonts w:ascii="Times New Roman" w:hAnsi="Times New Roman" w:eastAsia="Times New Roman" w:cs="Times New Roman"/>
@@ -4268,14 +4339,9 @@
           <w:lang w:val="en-US"/>
           <w14:ligatures w14:val="none"/>
         </w:rPr>
+        <w:t xml:space="preserve">Т</w:t>
       </w:r>
-    </w:p>
-    <w:p>
-      <w:pPr>
-        <w:pBdr/>
-        <w:spacing w:after="14"/>
-        <w:ind w:right="270" w:firstLine="0" w:left="720"/>
-        <w:jc w:val="left"/>
+      <w:r>
         <w:rPr>
           <w:rFonts w:ascii="Times New Roman" w:hAnsi="Times New Roman" w:eastAsia="Times New Roman" w:cs="Times New Roman"/>
           <w:color w:val="000000"/>
@@ -4283,8 +4349,10 @@
           <w:szCs w:val="28"/>
           <w:highlight w:val="none"/>
           <w:lang w:val="en-US"/>
-        </w:rPr>
-      </w:pPr>
+          <w14:ligatures w14:val="none"/>
+        </w:rPr>
+        <w:t xml:space="preserve">аблица истинности — это таблица, которая показывает все возможные значения логических переменных и результат логической функции для каждой из этих комбинаций. Она используется для визуализации и анализа поведения логических функций, позволяя наглядно увиде</w:t>
+      </w:r>
       <w:r>
         <w:rPr>
           <w:rFonts w:ascii="Times New Roman" w:hAnsi="Times New Roman" w:eastAsia="Times New Roman" w:cs="Times New Roman"/>
@@ -4295,7 +4363,7 @@
           <w:lang w:val="en-US"/>
           <w14:ligatures w14:val="none"/>
         </w:rPr>
-        <w:t xml:space="preserve">Т</w:t>
+        <w:t xml:space="preserve">ть зависимость результата от входных данных</w:t>
       </w:r>
       <w:r>
         <w:rPr>
@@ -4305,9 +4373,7 @@
           <w:szCs w:val="28"/>
           <w:highlight w:val="none"/>
           <w:lang w:val="en-US"/>
-          <w14:ligatures w14:val="none"/>
-        </w:rPr>
-        <w:t xml:space="preserve">аблица истинности — это таблица, которая показывает все возможные значения логических переменных и результат логической функции для каждой из этих комбинаций. Она используется для визуализации и анализа поведения логических функций, позволяя наглядно увиде</w:t>
+        </w:rPr>
       </w:r>
       <w:r>
         <w:rPr>
@@ -4317,44 +4383,21 @@
           <w:szCs w:val="28"/>
           <w:highlight w:val="none"/>
           <w:lang w:val="en-US"/>
-          <w14:ligatures w14:val="none"/>
-        </w:rPr>
-        <w:t xml:space="preserve">ть зависимость результата от входных данных</w:t>
+        </w:rPr>
       </w:r>
-      <w:r>
-        <w:rPr>
-          <w:rFonts w:ascii="Times New Roman" w:hAnsi="Times New Roman" w:eastAsia="Times New Roman" w:cs="Times New Roman"/>
+    </w:p>
+    <w:p>
+      <w:pPr>
+        <w:pBdr/>
+        <w:spacing w:after="14"/>
+        <w:ind w:right="270" w:firstLine="0" w:left="720"/>
+        <w:jc w:val="left"/>
+        <w:rPr>
+          <w:rFonts w:ascii="Times New Roman" w:hAnsi="Times New Roman" w:cs="Times New Roman"/>
           <w:color w:val="000000"/>
           <w:sz w:val="28"/>
           <w:szCs w:val="28"/>
           <w:highlight w:val="none"/>
-          <w:lang w:val="en-US"/>
-        </w:rPr>
-      </w:r>
-      <w:r>
-        <w:rPr>
-          <w:rFonts w:ascii="Times New Roman" w:hAnsi="Times New Roman" w:eastAsia="Times New Roman" w:cs="Times New Roman"/>
-          <w:color w:val="000000"/>
-          <w:sz w:val="28"/>
-          <w:szCs w:val="28"/>
-          <w:highlight w:val="none"/>
-          <w:lang w:val="en-US"/>
-        </w:rPr>
-      </w:r>
-    </w:p>
-    <w:p>
-      <w:pPr>
-        <w:pBdr/>
-        <w:spacing w:after="14"/>
-        <w:ind w:right="270" w:firstLine="0" w:left="720"/>
-        <w:jc w:val="left"/>
-        <w:rPr>
-          <w:rFonts w:ascii="Times New Roman" w:hAnsi="Times New Roman" w:eastAsia="Times New Roman" w:cs="Times New Roman"/>
-          <w:color w:val="000000"/>
-          <w:sz w:val="28"/>
-          <w:szCs w:val="28"/>
-          <w:highlight w:val="none"/>
-          <w:lang w:val="en-US"/>
           <w14:ligatures w14:val="none"/>
         </w:rPr>
       </w:pPr>
@@ -4404,6 +4447,7 @@
         <w:ind w:right="270"/>
         <w:jc w:val="left"/>
         <w:rPr>
+          <w:rFonts w:ascii="Times New Roman" w:hAnsi="Times New Roman" w:cs="Times New Roman"/>
           <w:b/>
           <w:bCs/>
         </w:rPr>
@@ -4424,12 +4468,14 @@
       </w:r>
       <w:r>
         <w:rPr>
+          <w:rFonts w:ascii="Times New Roman" w:hAnsi="Times New Roman" w:eastAsia="Times New Roman" w:cs="Times New Roman"/>
           <w:b/>
           <w:bCs/>
         </w:rPr>
       </w:r>
       <w:r>
         <w:rPr>
+          <w:rFonts w:ascii="Times New Roman" w:hAnsi="Times New Roman" w:eastAsia="Times New Roman" w:cs="Times New Roman"/>
           <w:b/>
           <w:bCs/>
         </w:rPr>
@@ -4441,6 +4487,27 @@
         <w:spacing w:after="14"/>
         <w:ind w:right="270" w:firstLine="0" w:left="720"/>
         <w:jc w:val="left"/>
+        <w:rPr>
+          <w:rFonts w:ascii="Times New Roman" w:hAnsi="Times New Roman" w:cs="Times New Roman"/>
+          <w:color w:val="000000"/>
+          <w:sz w:val="28"/>
+          <w:szCs w:val="28"/>
+          <w:highlight w:val="none"/>
+          <w14:ligatures w14:val="none"/>
+        </w:rPr>
+      </w:pPr>
+      <w:r>
+        <w:rPr>
+          <w:rFonts w:ascii="Times New Roman" w:hAnsi="Times New Roman" w:eastAsia="Times New Roman" w:cs="Times New Roman"/>
+          <w:color w:val="000000"/>
+          <w:sz w:val="28"/>
+          <w:szCs w:val="28"/>
+          <w:highlight w:val="none"/>
+          <w:lang w:val="en-US" w:bidi="en-US"/>
+          <w14:ligatures w14:val="none"/>
+        </w:rPr>
+      </w:r>
+      <w:r>
         <w:rPr>
           <w:rFonts w:ascii="Times New Roman" w:hAnsi="Times New Roman" w:eastAsia="Times New Roman" w:cs="Times New Roman"/>
           <w:color w:val="000000"/>
@@ -4450,17 +4517,6 @@
           <w:lang w:val="en-US"/>
           <w14:ligatures w14:val="none"/>
         </w:rPr>
-      </w:pPr>
-      <w:r>
-        <w:rPr>
-          <w:rFonts w:ascii="Times New Roman" w:hAnsi="Times New Roman" w:eastAsia="Times New Roman" w:cs="Times New Roman"/>
-          <w:color w:val="000000"/>
-          <w:sz w:val="28"/>
-          <w:szCs w:val="28"/>
-          <w:highlight w:val="none"/>
-          <w:lang w:val="en-US" w:bidi="en-US"/>
-          <w14:ligatures w14:val="none"/>
-        </w:rPr>
       </w:r>
       <w:r>
         <w:rPr>
@@ -4473,6 +4529,21 @@
           <w14:ligatures w14:val="none"/>
         </w:rPr>
       </w:r>
+    </w:p>
+    <w:p>
+      <w:pPr>
+        <w:pBdr/>
+        <w:spacing w:after="14"/>
+        <w:ind w:right="270" w:firstLine="0" w:left="720"/>
+        <w:jc w:val="left"/>
+        <w:rPr>
+          <w:rFonts w:ascii="Times New Roman" w:hAnsi="Times New Roman" w:cs="Times New Roman"/>
+          <w:color w:val="000000"/>
+          <w:sz w:val="28"/>
+          <w:szCs w:val="28"/>
+          <w:highlight w:val="none"/>
+        </w:rPr>
+      </w:pPr>
       <w:r>
         <w:rPr>
           <w:rFonts w:ascii="Times New Roman" w:hAnsi="Times New Roman" w:eastAsia="Times New Roman" w:cs="Times New Roman"/>
@@ -4483,14 +4554,9 @@
           <w:lang w:val="en-US"/>
           <w14:ligatures w14:val="none"/>
         </w:rPr>
+        <w:t xml:space="preserve">К</w:t>
       </w:r>
-    </w:p>
-    <w:p>
-      <w:pPr>
-        <w:pBdr/>
-        <w:spacing w:after="14"/>
-        <w:ind w:right="270" w:firstLine="0" w:left="720"/>
-        <w:jc w:val="left"/>
+      <w:r>
         <w:rPr>
           <w:rFonts w:ascii="Times New Roman" w:hAnsi="Times New Roman" w:eastAsia="Times New Roman" w:cs="Times New Roman"/>
           <w:color w:val="000000"/>
@@ -4498,8 +4564,10 @@
           <w:szCs w:val="28"/>
           <w:highlight w:val="none"/>
           <w:lang w:val="en-US"/>
-        </w:rPr>
-      </w:pPr>
+          <w14:ligatures w14:val="none"/>
+        </w:rPr>
+        <w:t xml:space="preserve">аждая строка таблицы истинности соответствует одной из возможных комбинаций значений входных переменных. Для двух переменных (A и B) количество строк рассчитывается по формуле 2^n, где n — количество переменных. Таким образом, для двух переменных будет 2^2</w:t>
+      </w:r>
       <w:r>
         <w:rPr>
           <w:rFonts w:ascii="Times New Roman" w:hAnsi="Times New Roman" w:eastAsia="Times New Roman" w:cs="Times New Roman"/>
@@ -4510,7 +4578,7 @@
           <w:lang w:val="en-US"/>
           <w14:ligatures w14:val="none"/>
         </w:rPr>
-        <w:t xml:space="preserve">К</w:t>
+        <w:t xml:space="preserve"> = 4 строки. Столбцы таблицы включают значения переменных, промежуточные логические операции и итоговый результат функции</w:t>
       </w:r>
       <w:r>
         <w:rPr>
@@ -4520,9 +4588,7 @@
           <w:szCs w:val="28"/>
           <w:highlight w:val="none"/>
           <w:lang w:val="en-US"/>
-          <w14:ligatures w14:val="none"/>
-        </w:rPr>
-        <w:t xml:space="preserve">аждая строка таблицы истинности соответствует одной из возможных комбинаций значений входных переменных. Для двух переменных (A и B) количество строк рассчитывается по формуле 2^n, где n — количество переменных. Таким образом, для двух переменных будет 2^2</w:t>
+        </w:rPr>
       </w:r>
       <w:r>
         <w:rPr>
@@ -4532,44 +4598,21 @@
           <w:szCs w:val="28"/>
           <w:highlight w:val="none"/>
           <w:lang w:val="en-US"/>
-          <w14:ligatures w14:val="none"/>
-        </w:rPr>
-        <w:t xml:space="preserve"> = 4 строки. Столбцы таблицы включают значения переменных, промежуточные логические операции и итоговый результат функции</w:t>
+        </w:rPr>
       </w:r>
-      <w:r>
-        <w:rPr>
-          <w:rFonts w:ascii="Times New Roman" w:hAnsi="Times New Roman" w:eastAsia="Times New Roman" w:cs="Times New Roman"/>
+    </w:p>
+    <w:p>
+      <w:pPr>
+        <w:pBdr/>
+        <w:spacing w:after="14"/>
+        <w:ind w:right="270" w:firstLine="0" w:left="720"/>
+        <w:jc w:val="left"/>
+        <w:rPr>
+          <w:rFonts w:ascii="Times New Roman" w:hAnsi="Times New Roman" w:cs="Times New Roman"/>
           <w:color w:val="000000"/>
           <w:sz w:val="28"/>
           <w:szCs w:val="28"/>
           <w:highlight w:val="none"/>
-          <w:lang w:val="en-US"/>
-        </w:rPr>
-      </w:r>
-      <w:r>
-        <w:rPr>
-          <w:rFonts w:ascii="Times New Roman" w:hAnsi="Times New Roman" w:eastAsia="Times New Roman" w:cs="Times New Roman"/>
-          <w:color w:val="000000"/>
-          <w:sz w:val="28"/>
-          <w:szCs w:val="28"/>
-          <w:highlight w:val="none"/>
-          <w:lang w:val="en-US"/>
-        </w:rPr>
-      </w:r>
-    </w:p>
-    <w:p>
-      <w:pPr>
-        <w:pBdr/>
-        <w:spacing w:after="14"/>
-        <w:ind w:right="270" w:firstLine="0" w:left="720"/>
-        <w:jc w:val="left"/>
-        <w:rPr>
-          <w:rFonts w:ascii="Times New Roman" w:hAnsi="Times New Roman" w:eastAsia="Times New Roman" w:cs="Times New Roman"/>
-          <w:color w:val="000000"/>
-          <w:sz w:val="28"/>
-          <w:szCs w:val="28"/>
-          <w:highlight w:val="none"/>
-          <w:lang w:val="en-US"/>
           <w14:ligatures w14:val="none"/>
         </w:rPr>
       </w:pPr>
@@ -4619,6 +4662,7 @@
         <w:ind w:right="270"/>
         <w:jc w:val="left"/>
         <w:rPr>
+          <w:rFonts w:ascii="Times New Roman" w:hAnsi="Times New Roman" w:cs="Times New Roman"/>
           <w:b/>
           <w:bCs/>
         </w:rPr>
@@ -4639,12 +4683,14 @@
       </w:r>
       <w:r>
         <w:rPr>
+          <w:rFonts w:ascii="Times New Roman" w:hAnsi="Times New Roman" w:eastAsia="Times New Roman" w:cs="Times New Roman"/>
           <w:b/>
           <w:bCs/>
         </w:rPr>
       </w:r>
       <w:r>
         <w:rPr>
+          <w:rFonts w:ascii="Times New Roman" w:hAnsi="Times New Roman" w:eastAsia="Times New Roman" w:cs="Times New Roman"/>
           <w:b/>
           <w:bCs/>
         </w:rPr>
@@ -4656,6 +4702,27 @@
         <w:spacing w:after="14"/>
         <w:ind w:right="270" w:firstLine="0" w:left="720"/>
         <w:jc w:val="left"/>
+        <w:rPr>
+          <w:rFonts w:ascii="Times New Roman" w:hAnsi="Times New Roman" w:cs="Times New Roman"/>
+          <w:color w:val="000000"/>
+          <w:sz w:val="28"/>
+          <w:szCs w:val="28"/>
+          <w:highlight w:val="none"/>
+          <w14:ligatures w14:val="none"/>
+        </w:rPr>
+      </w:pPr>
+      <w:r>
+        <w:rPr>
+          <w:rFonts w:ascii="Times New Roman" w:hAnsi="Times New Roman" w:eastAsia="Times New Roman" w:cs="Times New Roman"/>
+          <w:color w:val="000000"/>
+          <w:sz w:val="28"/>
+          <w:szCs w:val="28"/>
+          <w:highlight w:val="none"/>
+          <w:lang w:val="en-US" w:bidi="en-US"/>
+          <w14:ligatures w14:val="none"/>
+        </w:rPr>
+      </w:r>
+      <w:r>
         <w:rPr>
           <w:rFonts w:ascii="Times New Roman" w:hAnsi="Times New Roman" w:eastAsia="Times New Roman" w:cs="Times New Roman"/>
           <w:color w:val="000000"/>
@@ -4665,17 +4732,6 @@
           <w:lang w:val="en-US"/>
           <w14:ligatures w14:val="none"/>
         </w:rPr>
-      </w:pPr>
-      <w:r>
-        <w:rPr>
-          <w:rFonts w:ascii="Times New Roman" w:hAnsi="Times New Roman" w:eastAsia="Times New Roman" w:cs="Times New Roman"/>
-          <w:color w:val="000000"/>
-          <w:sz w:val="28"/>
-          <w:szCs w:val="28"/>
-          <w:highlight w:val="none"/>
-          <w:lang w:val="en-US" w:bidi="en-US"/>
-          <w14:ligatures w14:val="none"/>
-        </w:rPr>
       </w:r>
       <w:r>
         <w:rPr>
@@ -4688,6 +4744,21 @@
           <w14:ligatures w14:val="none"/>
         </w:rPr>
       </w:r>
+    </w:p>
+    <w:p>
+      <w:pPr>
+        <w:pBdr/>
+        <w:spacing w:after="14"/>
+        <w:ind w:right="270" w:firstLine="0" w:left="720"/>
+        <w:jc w:val="left"/>
+        <w:rPr>
+          <w:rFonts w:ascii="Times New Roman" w:hAnsi="Times New Roman" w:cs="Times New Roman"/>
+          <w:color w:val="000000"/>
+          <w:sz w:val="28"/>
+          <w:szCs w:val="28"/>
+          <w:highlight w:val="none"/>
+        </w:rPr>
+      </w:pPr>
       <w:r>
         <w:rPr>
           <w:rFonts w:ascii="Times New Roman" w:hAnsi="Times New Roman" w:eastAsia="Times New Roman" w:cs="Times New Roman"/>
@@ -4698,14 +4769,9 @@
           <w:lang w:val="en-US"/>
           <w14:ligatures w14:val="none"/>
         </w:rPr>
+        <w:t xml:space="preserve">При построении таблицы истинности используются основные логические операции: И (AND, ∧), ИЛИ (OR, ∨), НЕ (NOT, ¬). Также могут применяться производные операции, такие как НЕ-И (NAND), НЕ-ИЛИ (NOR) и исключающее ИЛИ (XOR)</w:t>
       </w:r>
-    </w:p>
-    <w:p>
-      <w:pPr>
-        <w:pBdr/>
-        <w:spacing w:after="14"/>
-        <w:ind w:right="270" w:firstLine="0" w:left="720"/>
-        <w:jc w:val="left"/>
+      <w:r>
         <w:rPr>
           <w:rFonts w:ascii="Times New Roman" w:hAnsi="Times New Roman" w:eastAsia="Times New Roman" w:cs="Times New Roman"/>
           <w:color w:val="000000"/>
@@ -4714,7 +4780,7 @@
           <w:highlight w:val="none"/>
           <w:lang w:val="en-US"/>
         </w:rPr>
-      </w:pPr>
+      </w:r>
       <w:r>
         <w:rPr>
           <w:rFonts w:ascii="Times New Roman" w:hAnsi="Times New Roman" w:eastAsia="Times New Roman" w:cs="Times New Roman"/>
@@ -4723,10 +4789,24 @@
           <w:szCs w:val="28"/>
           <w:highlight w:val="none"/>
           <w:lang w:val="en-US"/>
-          <w14:ligatures w14:val="none"/>
-        </w:rPr>
-        <w:t xml:space="preserve">При построении таблицы истинности используются основные логические операции: И (AND, ∧), ИЛИ (OR, ∨), НЕ (NOT, ¬). Также могут применяться производные операции, такие как НЕ-И (NAND), НЕ-ИЛИ (NOR) и исключающее ИЛИ (XOR)</w:t>
+        </w:rPr>
       </w:r>
+    </w:p>
+    <w:p>
+      <w:pPr>
+        <w:pBdr/>
+        <w:spacing w:after="14"/>
+        <w:ind w:right="270" w:firstLine="0" w:left="720"/>
+        <w:jc w:val="left"/>
+        <w:rPr>
+          <w:rFonts w:ascii="Times New Roman" w:hAnsi="Times New Roman" w:cs="Times New Roman"/>
+          <w:color w:val="000000"/>
+          <w:sz w:val="28"/>
+          <w:szCs w:val="28"/>
+          <w:highlight w:val="none"/>
+          <w14:ligatures w14:val="none"/>
+        </w:rPr>
+      </w:pPr>
       <w:r>
         <w:rPr>
           <w:rFonts w:ascii="Times New Roman" w:hAnsi="Times New Roman" w:eastAsia="Times New Roman" w:cs="Times New Roman"/>
@@ -4735,6 +4815,7 @@
           <w:szCs w:val="28"/>
           <w:highlight w:val="none"/>
           <w:lang w:val="en-US"/>
+          <w14:ligatures w14:val="none"/>
         </w:rPr>
       </w:r>
       <w:r>
@@ -4745,15 +4826,10 @@
           <w:szCs w:val="28"/>
           <w:highlight w:val="none"/>
           <w:lang w:val="en-US"/>
+          <w14:ligatures w14:val="none"/>
         </w:rPr>
       </w:r>
-    </w:p>
-    <w:p>
-      <w:pPr>
-        <w:pBdr/>
-        <w:spacing w:after="14"/>
-        <w:ind w:right="270" w:firstLine="0" w:left="720"/>
-        <w:jc w:val="left"/>
+      <w:r>
         <w:rPr>
           <w:rFonts w:ascii="Times New Roman" w:hAnsi="Times New Roman" w:eastAsia="Times New Roman" w:cs="Times New Roman"/>
           <w:color w:val="000000"/>
@@ -4763,6 +4839,22 @@
           <w:lang w:val="en-US"/>
           <w14:ligatures w14:val="none"/>
         </w:rPr>
+      </w:r>
+    </w:p>
+    <w:p>
+      <w:pPr>
+        <w:pBdr/>
+        <w:spacing w:after="14"/>
+        <w:ind w:right="270" w:firstLine="0" w:left="720"/>
+        <w:jc w:val="left"/>
+        <w:rPr>
+          <w:rFonts w:ascii="Times New Roman" w:hAnsi="Times New Roman" w:cs="Times New Roman"/>
+          <w:color w:val="000000"/>
+          <w:sz w:val="28"/>
+          <w:szCs w:val="28"/>
+          <w:highlight w:val="none"/>
+          <w14:ligatures w14:val="none"/>
+        </w:rPr>
       </w:pPr>
       <w:r>
         <w:rPr>
@@ -4802,8 +4894,18 @@
       <w:pPr>
         <w:pBdr/>
         <w:spacing w:after="14"/>
-        <w:ind w:right="270" w:firstLine="0" w:left="720"/>
+        <w:ind w:right="270" w:firstLine="0" w:left="0"/>
         <w:jc w:val="left"/>
+        <w:rPr>
+          <w:rFonts w:ascii="Times New Roman" w:hAnsi="Times New Roman" w:cs="Times New Roman"/>
+          <w:color w:val="000000"/>
+          <w:sz w:val="28"/>
+          <w:szCs w:val="28"/>
+          <w:highlight w:val="none"/>
+          <w14:ligatures w14:val="none"/>
+        </w:rPr>
+      </w:pPr>
+      <w:r>
         <w:rPr>
           <w:rFonts w:ascii="Times New Roman" w:hAnsi="Times New Roman" w:eastAsia="Times New Roman" w:cs="Times New Roman"/>
           <w:color w:val="000000"/>
@@ -4813,7 +4915,7 @@
           <w:lang w:val="en-US"/>
           <w14:ligatures w14:val="none"/>
         </w:rPr>
-      </w:pPr>
+      </w:r>
       <w:r>
         <w:rPr>
           <w:rFonts w:ascii="Times New Roman" w:hAnsi="Times New Roman" w:eastAsia="Times New Roman" w:cs="Times New Roman"/>
@@ -4836,6 +4938,22 @@
           <w14:ligatures w14:val="none"/>
         </w:rPr>
       </w:r>
+    </w:p>
+    <w:p>
+      <w:pPr>
+        <w:pBdr/>
+        <w:spacing w:after="14"/>
+        <w:ind w:right="270" w:firstLine="0" w:left="720"/>
+        <w:jc w:val="left"/>
+        <w:rPr>
+          <w:rFonts w:ascii="Times New Roman" w:hAnsi="Times New Roman" w:cs="Times New Roman"/>
+          <w:color w:val="000000"/>
+          <w:sz w:val="28"/>
+          <w:szCs w:val="28"/>
+          <w:highlight w:val="none"/>
+          <w14:ligatures w14:val="none"/>
+        </w:rPr>
+      </w:pPr>
       <w:r>
         <w:rPr>
           <w:rFonts w:ascii="Times New Roman" w:hAnsi="Times New Roman" w:eastAsia="Times New Roman" w:cs="Times New Roman"/>
@@ -4847,13 +4965,7 @@
           <w14:ligatures w14:val="none"/>
         </w:rPr>
       </w:r>
-    </w:p>
-    <w:p>
-      <w:pPr>
-        <w:pBdr/>
-        <w:spacing w:after="14"/>
-        <w:ind w:right="270" w:firstLine="0" w:left="0"/>
-        <w:jc w:val="left"/>
+      <w:r>
         <w:rPr>
           <w:rFonts w:ascii="Times New Roman" w:hAnsi="Times New Roman" w:eastAsia="Times New Roman" w:cs="Times New Roman"/>
           <w:color w:val="000000"/>
@@ -4863,7 +4975,7 @@
           <w:lang w:val="en-US"/>
           <w14:ligatures w14:val="none"/>
         </w:rPr>
-      </w:pPr>
+      </w:r>
       <w:r>
         <w:rPr>
           <w:rFonts w:ascii="Times New Roman" w:hAnsi="Times New Roman" w:eastAsia="Times New Roman" w:cs="Times New Roman"/>
@@ -4875,6 +4987,22 @@
           <w14:ligatures w14:val="none"/>
         </w:rPr>
       </w:r>
+    </w:p>
+    <w:p>
+      <w:pPr>
+        <w:pBdr/>
+        <w:spacing w:after="14"/>
+        <w:ind w:right="270" w:firstLine="0" w:left="720"/>
+        <w:jc w:val="left"/>
+        <w:rPr>
+          <w:rFonts w:ascii="Times New Roman" w:hAnsi="Times New Roman" w:cs="Times New Roman"/>
+          <w:color w:val="000000"/>
+          <w:sz w:val="28"/>
+          <w:szCs w:val="28"/>
+          <w:highlight w:val="none"/>
+          <w14:ligatures w14:val="none"/>
+        </w:rPr>
+      </w:pPr>
       <w:r>
         <w:rPr>
           <w:rFonts w:ascii="Times New Roman" w:hAnsi="Times New Roman" w:eastAsia="Times New Roman" w:cs="Times New Roman"/>
@@ -4897,13 +5025,7 @@
           <w14:ligatures w14:val="none"/>
         </w:rPr>
       </w:r>
-    </w:p>
-    <w:p>
-      <w:pPr>
-        <w:pBdr/>
-        <w:spacing w:after="14"/>
-        <w:ind w:right="270" w:firstLine="0" w:left="720"/>
-        <w:jc w:val="left"/>
+      <w:r>
         <w:rPr>
           <w:rFonts w:ascii="Times New Roman" w:hAnsi="Times New Roman" w:eastAsia="Times New Roman" w:cs="Times New Roman"/>
           <w:color w:val="000000"/>
@@ -4913,6 +5035,22 @@
           <w:lang w:val="en-US"/>
           <w14:ligatures w14:val="none"/>
         </w:rPr>
+      </w:r>
+    </w:p>
+    <w:p>
+      <w:pPr>
+        <w:pBdr/>
+        <w:spacing w:after="14"/>
+        <w:ind w:right="270" w:firstLine="0" w:left="720"/>
+        <w:jc w:val="left"/>
+        <w:rPr>
+          <w:rFonts w:ascii="Times New Roman" w:hAnsi="Times New Roman" w:cs="Times New Roman"/>
+          <w:color w:val="000000"/>
+          <w:sz w:val="28"/>
+          <w:szCs w:val="28"/>
+          <w:highlight w:val="none"/>
+          <w14:ligatures w14:val="none"/>
+        </w:rPr>
       </w:pPr>
       <w:r>
         <w:rPr>
@@ -4955,6 +5093,16 @@
         <w:ind w:right="270" w:firstLine="0" w:left="720"/>
         <w:jc w:val="left"/>
         <w:rPr>
+          <w:rFonts w:ascii="Times New Roman" w:hAnsi="Times New Roman" w:cs="Times New Roman"/>
+          <w:color w:val="000000"/>
+          <w:sz w:val="28"/>
+          <w:szCs w:val="28"/>
+          <w:highlight w:val="none"/>
+          <w14:ligatures w14:val="none"/>
+        </w:rPr>
+      </w:pPr>
+      <w:r>
+        <w:rPr>
           <w:rFonts w:ascii="Times New Roman" w:hAnsi="Times New Roman" w:eastAsia="Times New Roman" w:cs="Times New Roman"/>
           <w:color w:val="000000"/>
           <w:sz w:val="28"/>
@@ -4963,7 +5111,7 @@
           <w:lang w:val="en-US"/>
           <w14:ligatures w14:val="none"/>
         </w:rPr>
-      </w:pPr>
+      </w:r>
       <w:r>
         <w:rPr>
           <w:rFonts w:ascii="Times New Roman" w:hAnsi="Times New Roman" w:eastAsia="Times New Roman" w:cs="Times New Roman"/>
@@ -4986,6 +5134,22 @@
           <w14:ligatures w14:val="none"/>
         </w:rPr>
       </w:r>
+    </w:p>
+    <w:p>
+      <w:pPr>
+        <w:pBdr/>
+        <w:spacing w:after="14"/>
+        <w:ind w:right="270" w:firstLine="0" w:left="720"/>
+        <w:jc w:val="left"/>
+        <w:rPr>
+          <w:rFonts w:ascii="Times New Roman" w:hAnsi="Times New Roman" w:cs="Times New Roman"/>
+          <w:color w:val="000000"/>
+          <w:sz w:val="28"/>
+          <w:szCs w:val="28"/>
+          <w:highlight w:val="none"/>
+          <w14:ligatures w14:val="none"/>
+        </w:rPr>
+      </w:pPr>
       <w:r>
         <w:rPr>
           <w:rFonts w:ascii="Times New Roman" w:hAnsi="Times New Roman" w:eastAsia="Times New Roman" w:cs="Times New Roman"/>
@@ -4997,13 +5161,7 @@
           <w14:ligatures w14:val="none"/>
         </w:rPr>
       </w:r>
-    </w:p>
-    <w:p>
-      <w:pPr>
-        <w:pBdr/>
-        <w:spacing w:after="14"/>
-        <w:ind w:right="270" w:firstLine="0" w:left="720"/>
-        <w:jc w:val="left"/>
+      <w:r>
         <w:rPr>
           <w:rFonts w:ascii="Times New Roman" w:hAnsi="Times New Roman" w:eastAsia="Times New Roman" w:cs="Times New Roman"/>
           <w:color w:val="000000"/>
@@ -5013,7 +5171,7 @@
           <w:lang w:val="en-US"/>
           <w14:ligatures w14:val="none"/>
         </w:rPr>
-      </w:pPr>
+      </w:r>
       <w:r>
         <w:rPr>
           <w:rFonts w:ascii="Times New Roman" w:hAnsi="Times New Roman" w:eastAsia="Times New Roman" w:cs="Times New Roman"/>
@@ -5025,6 +5183,22 @@
           <w14:ligatures w14:val="none"/>
         </w:rPr>
       </w:r>
+    </w:p>
+    <w:p>
+      <w:pPr>
+        <w:pBdr/>
+        <w:spacing w:after="14"/>
+        <w:ind w:right="270" w:firstLine="0" w:left="720"/>
+        <w:jc w:val="left"/>
+        <w:rPr>
+          <w:rFonts w:ascii="Times New Roman" w:hAnsi="Times New Roman" w:cs="Times New Roman"/>
+          <w:color w:val="000000"/>
+          <w:sz w:val="28"/>
+          <w:szCs w:val="28"/>
+          <w:highlight w:val="none"/>
+          <w14:ligatures w14:val="none"/>
+        </w:rPr>
+      </w:pPr>
       <w:r>
         <w:rPr>
           <w:rFonts w:ascii="Times New Roman" w:hAnsi="Times New Roman" w:eastAsia="Times New Roman" w:cs="Times New Roman"/>
@@ -5047,13 +5221,7 @@
           <w14:ligatures w14:val="none"/>
         </w:rPr>
       </w:r>
-    </w:p>
-    <w:p>
-      <w:pPr>
-        <w:pBdr/>
-        <w:spacing w:after="14"/>
-        <w:ind w:right="270" w:firstLine="0" w:left="720"/>
-        <w:jc w:val="left"/>
+      <w:r>
         <w:rPr>
           <w:rFonts w:ascii="Times New Roman" w:hAnsi="Times New Roman" w:eastAsia="Times New Roman" w:cs="Times New Roman"/>
           <w:color w:val="000000"/>
@@ -5063,6 +5231,22 @@
           <w:lang w:val="en-US"/>
           <w14:ligatures w14:val="none"/>
         </w:rPr>
+      </w:r>
+    </w:p>
+    <w:p>
+      <w:pPr>
+        <w:pBdr/>
+        <w:spacing w:after="14"/>
+        <w:ind w:right="270" w:firstLine="0" w:left="720"/>
+        <w:jc w:val="left"/>
+        <w:rPr>
+          <w:rFonts w:ascii="Times New Roman" w:hAnsi="Times New Roman" w:cs="Times New Roman"/>
+          <w:color w:val="000000"/>
+          <w:sz w:val="28"/>
+          <w:szCs w:val="28"/>
+          <w:highlight w:val="none"/>
+          <w14:ligatures w14:val="none"/>
+        </w:rPr>
       </w:pPr>
       <w:r>
         <w:rPr>
@@ -5105,6 +5289,16 @@
         <w:ind w:right="270" w:firstLine="0" w:left="720"/>
         <w:jc w:val="left"/>
         <w:rPr>
+          <w:rFonts w:ascii="Times New Roman" w:hAnsi="Times New Roman" w:cs="Times New Roman"/>
+          <w:color w:val="000000"/>
+          <w:sz w:val="28"/>
+          <w:szCs w:val="28"/>
+          <w:highlight w:val="none"/>
+          <w14:ligatures w14:val="none"/>
+        </w:rPr>
+      </w:pPr>
+      <w:r>
+        <w:rPr>
           <w:rFonts w:ascii="Times New Roman" w:hAnsi="Times New Roman" w:eastAsia="Times New Roman" w:cs="Times New Roman"/>
           <w:color w:val="000000"/>
           <w:sz w:val="28"/>
@@ -5113,7 +5307,7 @@
           <w:lang w:val="en-US"/>
           <w14:ligatures w14:val="none"/>
         </w:rPr>
-      </w:pPr>
+      </w:r>
       <w:r>
         <w:rPr>
           <w:rFonts w:ascii="Times New Roman" w:hAnsi="Times New Roman" w:eastAsia="Times New Roman" w:cs="Times New Roman"/>
@@ -5136,6 +5330,22 @@
           <w14:ligatures w14:val="none"/>
         </w:rPr>
       </w:r>
+    </w:p>
+    <w:p>
+      <w:pPr>
+        <w:pBdr/>
+        <w:spacing w:after="14"/>
+        <w:ind w:right="270" w:firstLine="0" w:left="720"/>
+        <w:jc w:val="left"/>
+        <w:rPr>
+          <w:rFonts w:ascii="Times New Roman" w:hAnsi="Times New Roman" w:cs="Times New Roman"/>
+          <w:color w:val="000000"/>
+          <w:sz w:val="28"/>
+          <w:szCs w:val="28"/>
+          <w:highlight w:val="none"/>
+          <w14:ligatures w14:val="none"/>
+        </w:rPr>
+      </w:pPr>
       <w:r>
         <w:rPr>
           <w:rFonts w:ascii="Times New Roman" w:hAnsi="Times New Roman" w:eastAsia="Times New Roman" w:cs="Times New Roman"/>
@@ -5147,13 +5357,7 @@
           <w14:ligatures w14:val="none"/>
         </w:rPr>
       </w:r>
-    </w:p>
-    <w:p>
-      <w:pPr>
-        <w:pBdr/>
-        <w:spacing w:after="14"/>
-        <w:ind w:right="270" w:firstLine="0" w:left="720"/>
-        <w:jc w:val="left"/>
+      <w:r>
         <w:rPr>
           <w:rFonts w:ascii="Times New Roman" w:hAnsi="Times New Roman" w:eastAsia="Times New Roman" w:cs="Times New Roman"/>
           <w:color w:val="000000"/>
@@ -5163,7 +5367,7 @@
           <w:lang w:val="en-US"/>
           <w14:ligatures w14:val="none"/>
         </w:rPr>
-      </w:pPr>
+      </w:r>
       <w:r>
         <w:rPr>
           <w:rFonts w:ascii="Times New Roman" w:hAnsi="Times New Roman" w:eastAsia="Times New Roman" w:cs="Times New Roman"/>
@@ -5175,192 +5379,19 @@
           <w14:ligatures w14:val="none"/>
         </w:rPr>
       </w:r>
-      <w:r>
-        <w:rPr>
-          <w:rFonts w:ascii="Times New Roman" w:hAnsi="Times New Roman" w:eastAsia="Times New Roman" w:cs="Times New Roman"/>
+    </w:p>
+    <w:p>
+      <w:pPr>
+        <w:pBdr/>
+        <w:spacing w:after="14"/>
+        <w:ind w:right="270" w:firstLine="0" w:left="720"/>
+        <w:jc w:val="left"/>
+        <w:rPr>
+          <w:rFonts w:ascii="Times New Roman" w:hAnsi="Times New Roman" w:cs="Times New Roman"/>
           <w:color w:val="000000"/>
           <w:sz w:val="28"/>
           <w:szCs w:val="28"/>
           <w:highlight w:val="none"/>
-          <w:lang w:val="en-US"/>
-          <w14:ligatures w14:val="none"/>
-        </w:rPr>
-      </w:r>
-      <w:r>
-        <w:rPr>
-          <w:rFonts w:ascii="Times New Roman" w:hAnsi="Times New Roman" w:eastAsia="Times New Roman" w:cs="Times New Roman"/>
-          <w:color w:val="000000"/>
-          <w:sz w:val="28"/>
-          <w:szCs w:val="28"/>
-          <w:highlight w:val="none"/>
-          <w:lang w:val="en-US"/>
-          <w14:ligatures w14:val="none"/>
-        </w:rPr>
-      </w:r>
-    </w:p>
-    <w:p>
-      <w:pPr>
-        <w:pBdr/>
-        <w:spacing w:after="14"/>
-        <w:ind w:right="270" w:firstLine="0" w:left="720"/>
-        <w:jc w:val="left"/>
-        <w:rPr>
-          <w:rFonts w:ascii="Times New Roman" w:hAnsi="Times New Roman" w:eastAsia="Times New Roman" w:cs="Times New Roman"/>
-          <w:color w:val="000000"/>
-          <w:sz w:val="28"/>
-          <w:szCs w:val="28"/>
-          <w:highlight w:val="none"/>
-          <w:lang w:val="en-US"/>
-          <w14:ligatures w14:val="none"/>
-        </w:rPr>
-      </w:pPr>
-      <w:r>
-        <w:rPr>
-          <w:rFonts w:ascii="Times New Roman" w:hAnsi="Times New Roman" w:eastAsia="Times New Roman" w:cs="Times New Roman"/>
-          <w:color w:val="000000"/>
-          <w:sz w:val="28"/>
-          <w:szCs w:val="28"/>
-          <w:highlight w:val="none"/>
-          <w:lang w:val="en-US"/>
-          <w14:ligatures w14:val="none"/>
-        </w:rPr>
-      </w:r>
-      <w:r>
-        <w:rPr>
-          <w:rFonts w:ascii="Times New Roman" w:hAnsi="Times New Roman" w:eastAsia="Times New Roman" w:cs="Times New Roman"/>
-          <w:color w:val="000000"/>
-          <w:sz w:val="28"/>
-          <w:szCs w:val="28"/>
-          <w:highlight w:val="none"/>
-          <w:lang w:val="en-US"/>
-          <w14:ligatures w14:val="none"/>
-        </w:rPr>
-      </w:r>
-      <w:r>
-        <w:rPr>
-          <w:rFonts w:ascii="Times New Roman" w:hAnsi="Times New Roman" w:eastAsia="Times New Roman" w:cs="Times New Roman"/>
-          <w:color w:val="000000"/>
-          <w:sz w:val="28"/>
-          <w:szCs w:val="28"/>
-          <w:highlight w:val="none"/>
-          <w:lang w:val="en-US"/>
-          <w14:ligatures w14:val="none"/>
-        </w:rPr>
-      </w:r>
-    </w:p>
-    <w:p>
-      <w:pPr>
-        <w:pBdr/>
-        <w:spacing w:after="14"/>
-        <w:ind w:right="270" w:firstLine="0" w:left="720"/>
-        <w:jc w:val="left"/>
-        <w:rPr>
-          <w:rFonts w:ascii="Times New Roman" w:hAnsi="Times New Roman" w:eastAsia="Times New Roman" w:cs="Times New Roman"/>
-          <w:color w:val="000000"/>
-          <w:sz w:val="28"/>
-          <w:szCs w:val="28"/>
-          <w:highlight w:val="none"/>
-          <w:lang w:val="en-US"/>
-          <w14:ligatures w14:val="none"/>
-        </w:rPr>
-      </w:pPr>
-      <w:r>
-        <w:rPr>
-          <w:rFonts w:ascii="Times New Roman" w:hAnsi="Times New Roman" w:eastAsia="Times New Roman" w:cs="Times New Roman"/>
-          <w:color w:val="000000"/>
-          <w:sz w:val="28"/>
-          <w:szCs w:val="28"/>
-          <w:highlight w:val="none"/>
-          <w:lang w:val="en-US"/>
-          <w14:ligatures w14:val="none"/>
-        </w:rPr>
-      </w:r>
-      <w:r>
-        <w:rPr>
-          <w:rFonts w:ascii="Times New Roman" w:hAnsi="Times New Roman" w:eastAsia="Times New Roman" w:cs="Times New Roman"/>
-          <w:color w:val="000000"/>
-          <w:sz w:val="28"/>
-          <w:szCs w:val="28"/>
-          <w:highlight w:val="none"/>
-          <w:lang w:val="en-US"/>
-          <w14:ligatures w14:val="none"/>
-        </w:rPr>
-      </w:r>
-      <w:r>
-        <w:rPr>
-          <w:rFonts w:ascii="Times New Roman" w:hAnsi="Times New Roman" w:eastAsia="Times New Roman" w:cs="Times New Roman"/>
-          <w:color w:val="000000"/>
-          <w:sz w:val="28"/>
-          <w:szCs w:val="28"/>
-          <w:highlight w:val="none"/>
-          <w:lang w:val="en-US"/>
-          <w14:ligatures w14:val="none"/>
-        </w:rPr>
-      </w:r>
-    </w:p>
-    <w:p>
-      <w:pPr>
-        <w:pBdr/>
-        <w:spacing w:after="14"/>
-        <w:ind w:right="270" w:firstLine="0" w:left="720"/>
-        <w:jc w:val="left"/>
-        <w:rPr>
-          <w:rFonts w:ascii="Times New Roman" w:hAnsi="Times New Roman" w:eastAsia="Times New Roman" w:cs="Times New Roman"/>
-          <w:color w:val="000000"/>
-          <w:sz w:val="28"/>
-          <w:szCs w:val="28"/>
-          <w:highlight w:val="none"/>
-          <w:lang w:val="en-US"/>
-          <w14:ligatures w14:val="none"/>
-        </w:rPr>
-      </w:pPr>
-      <w:r>
-        <w:rPr>
-          <w:rFonts w:ascii="Times New Roman" w:hAnsi="Times New Roman" w:eastAsia="Times New Roman" w:cs="Times New Roman"/>
-          <w:color w:val="000000"/>
-          <w:sz w:val="28"/>
-          <w:szCs w:val="28"/>
-          <w:highlight w:val="none"/>
-          <w:lang w:val="en-US"/>
-          <w14:ligatures w14:val="none"/>
-        </w:rPr>
-      </w:r>
-      <w:r>
-        <w:rPr>
-          <w:rFonts w:ascii="Times New Roman" w:hAnsi="Times New Roman" w:eastAsia="Times New Roman" w:cs="Times New Roman"/>
-          <w:color w:val="000000"/>
-          <w:sz w:val="28"/>
-          <w:szCs w:val="28"/>
-          <w:highlight w:val="none"/>
-          <w:lang w:val="en-US"/>
-          <w14:ligatures w14:val="none"/>
-        </w:rPr>
-      </w:r>
-      <w:r>
-        <w:rPr>
-          <w:rFonts w:ascii="Times New Roman" w:hAnsi="Times New Roman" w:eastAsia="Times New Roman" w:cs="Times New Roman"/>
-          <w:color w:val="000000"/>
-          <w:sz w:val="28"/>
-          <w:szCs w:val="28"/>
-          <w:highlight w:val="none"/>
-          <w:lang w:val="en-US"/>
-          <w14:ligatures w14:val="none"/>
-        </w:rPr>
-      </w:r>
-    </w:p>
-    <w:p>
-      <w:pPr>
-        <w:pBdr/>
-        <w:spacing w:after="14"/>
-        <w:ind w:right="270" w:firstLine="0" w:left="720"/>
-        <w:jc w:val="left"/>
-        <w:rPr>
-          <w:rFonts w:ascii="Times New Roman" w:hAnsi="Times New Roman" w:eastAsia="Times New Roman" w:cs="Times New Roman"/>
-          <w:color w:val="000000"/>
-          <w:sz w:val="28"/>
-          <w:szCs w:val="28"/>
-          <w:highlight w:val="none"/>
-          <w:lang w:val="en-US"/>
           <w14:ligatures w14:val="none"/>
         </w:rPr>
       </w:pPr>
@@ -5410,7 +5441,7 @@
         <w:ind w:right="270"/>
         <w:jc w:val="left"/>
         <w:rPr>
-          <w:rFonts w:ascii="Times New Roman" w:hAnsi="Times New Roman" w:eastAsia="Times New Roman" w:cs="Times New Roman"/>
+          <w:rFonts w:ascii="Times New Roman" w:hAnsi="Times New Roman" w:cs="Times New Roman"/>
           <w:b/>
           <w:bCs/>
           <w:color w:val="000000"/>
@@ -5477,6 +5508,27 @@
         <w:ind w:right="270" w:firstLine="0" w:left="720"/>
         <w:jc w:val="left"/>
         <w:rPr>
+          <w:rFonts w:ascii="Times New Roman" w:hAnsi="Times New Roman" w:cs="Times New Roman"/>
+          <w:color w:val="000000"/>
+          <w:sz w:val="28"/>
+          <w:szCs w:val="28"/>
+          <w:highlight w:val="none"/>
+          <w14:ligatures w14:val="none"/>
+        </w:rPr>
+      </w:pPr>
+      <w:r>
+        <w:rPr>
+          <w:rFonts w:ascii="Times New Roman" w:hAnsi="Times New Roman" w:eastAsia="Times New Roman" w:cs="Times New Roman"/>
+          <w:color w:val="000000"/>
+          <w:sz w:val="28"/>
+          <w:szCs w:val="28"/>
+          <w:highlight w:val="none"/>
+          <w:lang w:val="en-US" w:bidi="en-US"/>
+          <w14:ligatures w14:val="none"/>
+        </w:rPr>
+      </w:r>
+      <w:r>
+        <w:rPr>
           <w:rFonts w:ascii="Times New Roman" w:hAnsi="Times New Roman" w:eastAsia="Times New Roman" w:cs="Times New Roman"/>
           <w:color w:val="000000"/>
           <w:sz w:val="28"/>
@@ -5485,17 +5537,6 @@
           <w:lang w:val="en-US"/>
           <w14:ligatures w14:val="none"/>
         </w:rPr>
-      </w:pPr>
-      <w:r>
-        <w:rPr>
-          <w:rFonts w:ascii="Times New Roman" w:hAnsi="Times New Roman" w:eastAsia="Times New Roman" w:cs="Times New Roman"/>
-          <w:color w:val="000000"/>
-          <w:sz w:val="28"/>
-          <w:szCs w:val="28"/>
-          <w:highlight w:val="none"/>
-          <w:lang w:val="en-US" w:bidi="en-US"/>
-          <w14:ligatures w14:val="none"/>
-        </w:rPr>
       </w:r>
       <w:r>
         <w:rPr>
@@ -5508,6 +5549,21 @@
           <w14:ligatures w14:val="none"/>
         </w:rPr>
       </w:r>
+    </w:p>
+    <w:p>
+      <w:pPr>
+        <w:pBdr/>
+        <w:spacing w:after="14"/>
+        <w:ind w:right="270" w:firstLine="0" w:left="720"/>
+        <w:jc w:val="left"/>
+        <w:rPr>
+          <w:rFonts w:ascii="Times New Roman" w:hAnsi="Times New Roman" w:cs="Times New Roman"/>
+          <w:color w:val="000000"/>
+          <w:sz w:val="28"/>
+          <w:szCs w:val="28"/>
+          <w:highlight w:val="none"/>
+        </w:rPr>
+      </w:pPr>
       <w:r>
         <w:rPr>
           <w:rFonts w:ascii="Times New Roman" w:hAnsi="Times New Roman" w:eastAsia="Times New Roman" w:cs="Times New Roman"/>
@@ -5518,14 +5574,9 @@
           <w:lang w:val="en-US"/>
           <w14:ligatures w14:val="none"/>
         </w:rPr>
+        <w:t xml:space="preserve">Р</w:t>
       </w:r>
-    </w:p>
-    <w:p>
-      <w:pPr>
-        <w:pBdr/>
-        <w:spacing w:after="14"/>
-        <w:ind w:right="270" w:firstLine="0" w:left="720"/>
-        <w:jc w:val="left"/>
+      <w:r>
         <w:rPr>
           <w:rFonts w:ascii="Times New Roman" w:hAnsi="Times New Roman" w:eastAsia="Times New Roman" w:cs="Times New Roman"/>
           <w:color w:val="000000"/>
@@ -5533,8 +5584,10 @@
           <w:szCs w:val="28"/>
           <w:highlight w:val="none"/>
           <w:lang w:val="en-US"/>
-        </w:rPr>
-      </w:pPr>
+          <w14:ligatures w14:val="none"/>
+        </w:rPr>
+        <w:t xml:space="preserve">азница заключается в условии получения истинного значения (1). Операция И (AND) возвращает 1 только тогда, когда оба операнда равны 1. Операция ИЛИ (OR) возвращает 1, если хотя бы один из операндов равен 1 (ложным результат является только в случае, когда </w:t>
+      </w:r>
       <w:r>
         <w:rPr>
           <w:rFonts w:ascii="Times New Roman" w:hAnsi="Times New Roman" w:eastAsia="Times New Roman" w:cs="Times New Roman"/>
@@ -5545,7 +5598,7 @@
           <w:lang w:val="en-US"/>
           <w14:ligatures w14:val="none"/>
         </w:rPr>
-        <w:t xml:space="preserve">Р</w:t>
+        <w:t xml:space="preserve">оба операнда равны 0)</w:t>
       </w:r>
       <w:r>
         <w:rPr>
@@ -5555,9 +5608,7 @@
           <w:szCs w:val="28"/>
           <w:highlight w:val="none"/>
           <w:lang w:val="en-US"/>
-          <w14:ligatures w14:val="none"/>
-        </w:rPr>
-        <w:t xml:space="preserve">азница заключается в условии получения истинного значения (1). Операция И (AND) возвращает 1 только тогда, когда оба операнда равны 1. Операция ИЛИ (OR) возвращает 1, если хотя бы один из операндов равен 1 (ложным результат является только в случае, когда </w:t>
+        </w:rPr>
       </w:r>
       <w:r>
         <w:rPr>
@@ -5567,44 +5618,21 @@
           <w:szCs w:val="28"/>
           <w:highlight w:val="none"/>
           <w:lang w:val="en-US"/>
-          <w14:ligatures w14:val="none"/>
-        </w:rPr>
-        <w:t xml:space="preserve">оба операнда равны 0)</w:t>
+        </w:rPr>
       </w:r>
-      <w:r>
-        <w:rPr>
-          <w:rFonts w:ascii="Times New Roman" w:hAnsi="Times New Roman" w:eastAsia="Times New Roman" w:cs="Times New Roman"/>
+    </w:p>
+    <w:p>
+      <w:pPr>
+        <w:pBdr/>
+        <w:spacing w:after="14"/>
+        <w:ind w:right="270" w:firstLine="0" w:left="720"/>
+        <w:jc w:val="left"/>
+        <w:rPr>
+          <w:rFonts w:ascii="Times New Roman" w:hAnsi="Times New Roman" w:cs="Times New Roman"/>
           <w:color w:val="000000"/>
           <w:sz w:val="28"/>
           <w:szCs w:val="28"/>
           <w:highlight w:val="none"/>
-          <w:lang w:val="en-US"/>
-        </w:rPr>
-      </w:r>
-      <w:r>
-        <w:rPr>
-          <w:rFonts w:ascii="Times New Roman" w:hAnsi="Times New Roman" w:eastAsia="Times New Roman" w:cs="Times New Roman"/>
-          <w:color w:val="000000"/>
-          <w:sz w:val="28"/>
-          <w:szCs w:val="28"/>
-          <w:highlight w:val="none"/>
-          <w:lang w:val="en-US"/>
-        </w:rPr>
-      </w:r>
-    </w:p>
-    <w:p>
-      <w:pPr>
-        <w:pBdr/>
-        <w:spacing w:after="14"/>
-        <w:ind w:right="270" w:firstLine="0" w:left="720"/>
-        <w:jc w:val="left"/>
-        <w:rPr>
-          <w:rFonts w:ascii="Times New Roman" w:hAnsi="Times New Roman" w:eastAsia="Times New Roman" w:cs="Times New Roman"/>
-          <w:color w:val="000000"/>
-          <w:sz w:val="28"/>
-          <w:szCs w:val="28"/>
-          <w:highlight w:val="none"/>
-          <w:lang w:val="en-US"/>
           <w14:ligatures w14:val="none"/>
         </w:rPr>
       </w:pPr>
@@ -5654,6 +5682,7 @@
         <w:ind w:right="270"/>
         <w:jc w:val="left"/>
         <w:rPr>
+          <w:rFonts w:ascii="Times New Roman" w:hAnsi="Times New Roman" w:cs="Times New Roman"/>
           <w:b/>
           <w:bCs/>
         </w:rPr>
@@ -5674,12 +5703,14 @@
       </w:r>
       <w:r>
         <w:rPr>
+          <w:rFonts w:ascii="Times New Roman" w:hAnsi="Times New Roman" w:eastAsia="Times New Roman" w:cs="Times New Roman"/>
           <w:b/>
           <w:bCs/>
         </w:rPr>
       </w:r>
       <w:r>
         <w:rPr>
+          <w:rFonts w:ascii="Times New Roman" w:hAnsi="Times New Roman" w:eastAsia="Times New Roman" w:cs="Times New Roman"/>
           <w:b/>
           <w:bCs/>
         </w:rPr>
@@ -5691,6 +5722,27 @@
         <w:spacing w:after="14"/>
         <w:ind w:right="270" w:firstLine="0" w:left="720"/>
         <w:jc w:val="left"/>
+        <w:rPr>
+          <w:rFonts w:ascii="Times New Roman" w:hAnsi="Times New Roman" w:cs="Times New Roman"/>
+          <w:color w:val="000000"/>
+          <w:sz w:val="28"/>
+          <w:szCs w:val="28"/>
+          <w:highlight w:val="none"/>
+          <w14:ligatures w14:val="none"/>
+        </w:rPr>
+      </w:pPr>
+      <w:r>
+        <w:rPr>
+          <w:rFonts w:ascii="Times New Roman" w:hAnsi="Times New Roman" w:eastAsia="Times New Roman" w:cs="Times New Roman"/>
+          <w:color w:val="000000"/>
+          <w:sz w:val="28"/>
+          <w:szCs w:val="28"/>
+          <w:highlight w:val="none"/>
+          <w:lang w:val="en-US" w:bidi="en-US"/>
+          <w14:ligatures w14:val="none"/>
+        </w:rPr>
+      </w:r>
+      <w:r>
         <w:rPr>
           <w:rFonts w:ascii="Times New Roman" w:hAnsi="Times New Roman" w:eastAsia="Times New Roman" w:cs="Times New Roman"/>
           <w:color w:val="000000"/>
@@ -5700,17 +5752,6 @@
           <w:lang w:val="en-US"/>
           <w14:ligatures w14:val="none"/>
         </w:rPr>
-      </w:pPr>
-      <w:r>
-        <w:rPr>
-          <w:rFonts w:ascii="Times New Roman" w:hAnsi="Times New Roman" w:eastAsia="Times New Roman" w:cs="Times New Roman"/>
-          <w:color w:val="000000"/>
-          <w:sz w:val="28"/>
-          <w:szCs w:val="28"/>
-          <w:highlight w:val="none"/>
-          <w:lang w:val="en-US" w:bidi="en-US"/>
-          <w14:ligatures w14:val="none"/>
-        </w:rPr>
       </w:r>
       <w:r>
         <w:rPr>
@@ -5723,6 +5764,22 @@
           <w14:ligatures w14:val="none"/>
         </w:rPr>
       </w:r>
+    </w:p>
+    <w:p>
+      <w:pPr>
+        <w:pBdr/>
+        <w:spacing w:after="14"/>
+        <w:ind w:right="270" w:firstLine="0" w:left="720"/>
+        <w:jc w:val="left"/>
+        <w:rPr>
+          <w:rFonts w:ascii="Times New Roman" w:hAnsi="Times New Roman" w:cs="Times New Roman"/>
+          <w:color w:val="000000"/>
+          <w:sz w:val="28"/>
+          <w:szCs w:val="28"/>
+          <w:highlight w:val="none"/>
+          <w14:ligatures w14:val="none"/>
+        </w:rPr>
+      </w:pPr>
       <w:r>
         <w:rPr>
           <w:rFonts w:ascii="Times New Roman" w:hAnsi="Times New Roman" w:eastAsia="Times New Roman" w:cs="Times New Roman"/>
@@ -5733,14 +5790,9 @@
           <w:lang w:val="en-US"/>
           <w14:ligatures w14:val="none"/>
         </w:rPr>
+        <w:t xml:space="preserve">Д</w:t>
       </w:r>
-    </w:p>
-    <w:p>
-      <w:pPr>
-        <w:pBdr/>
-        <w:spacing w:after="14"/>
-        <w:ind w:right="270" w:firstLine="0" w:left="720"/>
-        <w:jc w:val="left"/>
+      <w:r>
         <w:rPr>
           <w:rFonts w:ascii="Times New Roman" w:hAnsi="Times New Roman" w:eastAsia="Times New Roman" w:cs="Times New Roman"/>
           <w:color w:val="000000"/>
@@ -5750,7 +5802,8 @@
           <w:lang w:val="en-US"/>
           <w14:ligatures w14:val="none"/>
         </w:rPr>
-      </w:pPr>
+        <w:t xml:space="preserve">ва логических выражения считаются эквивалентными, если столбцы их результатов в таблице истинности полностью совпадают для всех возможных комбинаций входных переменных. Если значения в итоговых столбцах обоих выражений идентичны в каждой строке, то выражен</w:t>
+      </w:r>
       <w:r>
         <w:rPr>
           <w:rFonts w:ascii="Times New Roman" w:hAnsi="Times New Roman" w:eastAsia="Times New Roman" w:cs="Times New Roman"/>
@@ -5761,7 +5814,7 @@
           <w:lang w:val="en-US"/>
           <w14:ligatures w14:val="none"/>
         </w:rPr>
-        <w:t xml:space="preserve">Д</w:t>
+        <w:t xml:space="preserve">ия равносильны</w:t>
       </w:r>
       <w:r>
         <w:rPr>
@@ -5773,7 +5826,6 @@
           <w:lang w:val="en-US"/>
           <w14:ligatures w14:val="none"/>
         </w:rPr>
-        <w:t xml:space="preserve">ва логических выражения считаются эквивалентными, если столбцы их результатов в таблице истинности полностью совпадают для всех возможных комбинаций входных переменных. Если значения в итоговых столбцах обоих выражений идентичны в каждой строке, то выражен</w:t>
       </w:r>
       <w:r>
         <w:rPr>
@@ -5785,11 +5837,107 @@
           <w:lang w:val="en-US"/>
           <w14:ligatures w14:val="none"/>
         </w:rPr>
-        <w:t xml:space="preserve">ия равносильны</w:t>
+      </w:r>
+    </w:p>
+    <w:p>
+      <w:pPr>
+        <w:pBdr/>
+        <w:spacing w:after="14"/>
+        <w:ind w:right="270" w:firstLine="0" w:left="720"/>
+        <w:jc w:val="left"/>
+        <w:rPr>
+          <w:rFonts w:ascii="Times New Roman" w:hAnsi="Times New Roman" w:cs="Times New Roman"/>
+          <w:color w:val="000000"/>
+          <w:sz w:val="28"/>
+          <w:szCs w:val="28"/>
+          <w14:ligatures w14:val="none"/>
+        </w:rPr>
+      </w:pPr>
+      <w:r>
+        <w:rPr>
+          <w:rFonts w:ascii="Times New Roman" w:hAnsi="Times New Roman" w:eastAsia="Times New Roman" w:cs="Times New Roman"/>
+          <w:color w:val="000000"/>
+          <w:sz w:val="28"/>
+          <w:szCs w:val="28"/>
+          <w14:ligatures w14:val="none"/>
+        </w:rPr>
       </w:r>
       <w:r>
         <w:rPr>
           <w:rFonts w:ascii="Times New Roman" w:hAnsi="Times New Roman" w:eastAsia="Times New Roman" w:cs="Times New Roman"/>
+          <w:color w:val="000000"/>
+          <w:sz w:val="28"/>
+          <w:szCs w:val="28"/>
+          <w14:ligatures w14:val="none"/>
+        </w:rPr>
+      </w:r>
+      <w:r>
+        <w:rPr>
+          <w:rFonts w:ascii="Times New Roman" w:hAnsi="Times New Roman" w:eastAsia="Times New Roman" w:cs="Times New Roman"/>
+          <w:color w:val="000000"/>
+          <w:sz w:val="28"/>
+          <w:szCs w:val="28"/>
+          <w14:ligatures w14:val="none"/>
+        </w:rPr>
+      </w:r>
+    </w:p>
+    <w:p>
+      <w:pPr>
+        <w:pBdr/>
+        <w:spacing w:after="14"/>
+        <w:ind w:right="270" w:firstLine="0" w:left="720"/>
+        <w:jc w:val="left"/>
+        <w:rPr>
+          <w:rFonts w:ascii="Times New Roman" w:hAnsi="Times New Roman" w:cs="Times New Roman"/>
+          <w:color w:val="000000"/>
+          <w:sz w:val="28"/>
+          <w:szCs w:val="28"/>
+          <w14:ligatures w14:val="none"/>
+        </w:rPr>
+      </w:pPr>
+      <w:r>
+        <w:rPr>
+          <w:rFonts w:ascii="Times New Roman" w:hAnsi="Times New Roman" w:eastAsia="Times New Roman" w:cs="Times New Roman"/>
+          <w:color w:val="000000"/>
+          <w:sz w:val="28"/>
+          <w:szCs w:val="28"/>
+          <w14:ligatures w14:val="none"/>
+        </w:rPr>
+      </w:r>
+      <w:r>
+        <w:rPr>
+          <w:rFonts w:ascii="Times New Roman" w:hAnsi="Times New Roman" w:eastAsia="Times New Roman" w:cs="Times New Roman"/>
+          <w:color w:val="000000"/>
+          <w:sz w:val="28"/>
+          <w:szCs w:val="28"/>
+          <w14:ligatures w14:val="none"/>
+        </w:rPr>
+      </w:r>
+      <w:r>
+        <w:rPr>
+          <w:rFonts w:ascii="Times New Roman" w:hAnsi="Times New Roman" w:eastAsia="Times New Roman" w:cs="Times New Roman"/>
+          <w:color w:val="000000"/>
+          <w:sz w:val="28"/>
+          <w:szCs w:val="28"/>
+          <w14:ligatures w14:val="none"/>
+        </w:rPr>
+      </w:r>
+    </w:p>
+    <w:p>
+      <w:pPr>
+        <w:pBdr/>
+        <w:spacing w:after="14"/>
+        <w:ind w:right="270" w:firstLine="0" w:left="0"/>
+        <w:jc w:val="left"/>
+        <w:rPr>
+          <w:rFonts w:ascii="Times New Roman" w:hAnsi="Times New Roman" w:cs="Times New Roman"/>
+        </w:rPr>
+      </w:pPr>
+      <w:r>
+        <w:rPr>
+          <w:rFonts w:ascii="Times New Roman" w:hAnsi="Times New Roman" w:eastAsia="Times New Roman" w:cs="Times New Roman"/>
+          <w:b/>
+          <w:bCs/>
           <w:color w:val="000000"/>
           <w:sz w:val="28"/>
           <w:szCs w:val="28"/>
@@ -5797,6 +5945,7 @@
           <w:lang w:val="en-US"/>
           <w14:ligatures w14:val="none"/>
         </w:rPr>
+        <w:t xml:space="preserve">Вывод</w:t>
       </w:r>
       <w:r>
         <w:rPr>
@@ -5808,13 +5957,19 @@
           <w:lang w:val="en-US"/>
           <w14:ligatures w14:val="none"/>
         </w:rPr>
+        <w:t xml:space="preserve">:</w:t>
+      </w:r>
+      <w:r>
+        <w:rPr>
+          <w:rFonts w:ascii="Times New Roman" w:hAnsi="Times New Roman" w:eastAsia="Times New Roman" w:cs="Times New Roman"/>
+        </w:rPr>
       </w:r>
     </w:p>
     <w:p>
       <w:pPr>
         <w:pBdr/>
         <w:spacing w:after="14"/>
-        <w:ind w:right="270" w:firstLine="0" w:left="720"/>
+        <w:ind w:right="270" w:firstLine="0" w:left="0"/>
         <w:jc w:val="left"/>
         <w:rPr>
           <w:rFonts w:ascii="Times New Roman" w:hAnsi="Times New Roman" w:cs="Times New Roman"/>
@@ -5826,87 +5981,7 @@
       </w:pPr>
       <w:r>
         <w:rPr>
-          <w:rFonts w:ascii="Times New Roman" w:hAnsi="Times New Roman" w:cs="Times New Roman"/>
-          <w:color w:val="000000"/>
-          <w:sz w:val="28"/>
-          <w:szCs w:val="28"/>
-          <w14:ligatures w14:val="none"/>
-        </w:rPr>
-      </w:r>
-      <w:r>
-        <w:rPr>
-          <w:rFonts w:ascii="Times New Roman" w:hAnsi="Times New Roman" w:cs="Times New Roman"/>
-          <w:color w:val="000000"/>
-          <w:sz w:val="28"/>
-          <w:szCs w:val="28"/>
-          <w14:ligatures w14:val="none"/>
-        </w:rPr>
-      </w:r>
-      <w:r>
-        <w:rPr>
-          <w:rFonts w:ascii="Times New Roman" w:hAnsi="Times New Roman" w:cs="Times New Roman"/>
-          <w:color w:val="000000"/>
-          <w:sz w:val="28"/>
-          <w:szCs w:val="28"/>
-          <w14:ligatures w14:val="none"/>
-        </w:rPr>
-      </w:r>
-    </w:p>
-    <w:p>
-      <w:pPr>
-        <w:pBdr/>
-        <w:spacing w:after="14"/>
-        <w:ind w:right="270" w:firstLine="0" w:left="720"/>
-        <w:jc w:val="left"/>
-        <w:rPr>
-          <w:rFonts w:ascii="Times New Roman" w:hAnsi="Times New Roman" w:cs="Times New Roman"/>
-          <w:color w:val="000000"/>
-          <w:sz w:val="28"/>
-          <w:szCs w:val="28"/>
-          <w14:ligatures w14:val="none"/>
-        </w:rPr>
-      </w:pPr>
-      <w:r>
-        <w:rPr>
-          <w:rFonts w:ascii="Times New Roman" w:hAnsi="Times New Roman" w:cs="Times New Roman"/>
-          <w:color w:val="000000"/>
-          <w:sz w:val="28"/>
-          <w:szCs w:val="28"/>
-          <w14:ligatures w14:val="none"/>
-        </w:rPr>
-      </w:r>
-      <w:r>
-        <w:rPr>
-          <w:rFonts w:ascii="Times New Roman" w:hAnsi="Times New Roman" w:cs="Times New Roman"/>
-          <w:color w:val="000000"/>
-          <w:sz w:val="28"/>
-          <w:szCs w:val="28"/>
-          <w14:ligatures w14:val="none"/>
-        </w:rPr>
-      </w:r>
-      <w:r>
-        <w:rPr>
-          <w:rFonts w:ascii="Times New Roman" w:hAnsi="Times New Roman" w:cs="Times New Roman"/>
-          <w:color w:val="000000"/>
-          <w:sz w:val="28"/>
-          <w:szCs w:val="28"/>
-          <w14:ligatures w14:val="none"/>
-        </w:rPr>
-      </w:r>
-    </w:p>
-    <w:p>
-      <w:pPr>
-        <w:pBdr/>
-        <w:spacing w:after="14"/>
-        <w:ind w:right="270" w:firstLine="0" w:left="0"/>
-        <w:jc w:val="left"/>
-        <w:rPr/>
-      </w:pPr>
-      <w:r>
-        <w:rPr>
           <w:rFonts w:ascii="Times New Roman" w:hAnsi="Times New Roman" w:eastAsia="Times New Roman" w:cs="Times New Roman"/>
-          <w:b/>
-          <w:bCs/>
           <w:color w:val="000000"/>
           <w:sz w:val="28"/>
           <w:szCs w:val="28"/>
@@ -5914,7 +5989,7 @@
           <w:lang w:val="en-US"/>
           <w14:ligatures w14:val="none"/>
         </w:rPr>
-        <w:t xml:space="preserve">Вывод</w:t>
+        <w:t xml:space="preserve">В</w:t>
       </w:r>
       <w:r>
         <w:rPr>
@@ -5926,24 +6001,8 @@
           <w:lang w:val="en-US"/>
           <w14:ligatures w14:val="none"/>
         </w:rPr>
-        <w:t xml:space="preserve">:</w:t>
+        <w:t xml:space="preserve"> ходе выполнения практической работы было изучено понятие таблицы истинности и её применение для описания логических функций. Была освоена методика построения таблиц истинности для функций двух переменных с использованием табличного процессора MS Excel. На</w:t>
       </w:r>
-      <w:r/>
-    </w:p>
-    <w:p>
-      <w:pPr>
-        <w:pBdr/>
-        <w:spacing w:after="14"/>
-        <w:ind w:right="270" w:firstLine="0" w:left="0"/>
-        <w:jc w:val="left"/>
-        <w:rPr>
-          <w:rFonts w:ascii="Times New Roman" w:hAnsi="Times New Roman" w:cs="Times New Roman"/>
-          <w:color w:val="000000"/>
-          <w:sz w:val="28"/>
-          <w:szCs w:val="28"/>
-          <w14:ligatures w14:val="none"/>
-        </w:rPr>
-      </w:pPr>
       <w:r>
         <w:rPr>
           <w:rFonts w:ascii="Times New Roman" w:hAnsi="Times New Roman" w:eastAsia="Times New Roman" w:cs="Times New Roman"/>
@@ -5954,35 +6013,11 @@
           <w:lang w:val="en-US"/>
           <w14:ligatures w14:val="none"/>
         </w:rPr>
-        <w:t xml:space="preserve">В</w:t>
-      </w:r>
-      <w:r>
-        <w:rPr>
-          <w:rFonts w:ascii="Times New Roman" w:hAnsi="Times New Roman" w:eastAsia="Times New Roman" w:cs="Times New Roman"/>
-          <w:color w:val="000000"/>
-          <w:sz w:val="28"/>
-          <w:szCs w:val="28"/>
-          <w:highlight w:val="none"/>
-          <w:lang w:val="en-US"/>
-          <w14:ligatures w14:val="none"/>
-        </w:rPr>
-        <w:t xml:space="preserve"> ходе выполнения практической работы было изучено понятие таблицы истинности и её применение для описания логических функций. Была освоена методика построения таблиц истинности для функций двух переменных с использованием табличного процессора MS Excel. На</w:t>
-      </w:r>
-      <w:r>
-        <w:rPr>
-          <w:rFonts w:ascii="Times New Roman" w:hAnsi="Times New Roman" w:eastAsia="Times New Roman" w:cs="Times New Roman"/>
-          <w:color w:val="000000"/>
-          <w:sz w:val="28"/>
-          <w:szCs w:val="28"/>
-          <w:highlight w:val="none"/>
-          <w:lang w:val="en-US"/>
-          <w14:ligatures w14:val="none"/>
-        </w:rPr>
         <w:t xml:space="preserve"> примере варианта 23 были применены логические операции И, ИЛИ и НЕ, что позволило проанализировать поведение функции и определить условия её истинности</w:t>
       </w:r>
       <w:r>
         <w:rPr>
-          <w:rFonts w:ascii="Times New Roman" w:hAnsi="Times New Roman" w:cs="Times New Roman"/>
+          <w:rFonts w:ascii="Times New Roman" w:hAnsi="Times New Roman" w:eastAsia="Times New Roman" w:cs="Times New Roman"/>
           <w:color w:val="000000"/>
           <w:sz w:val="28"/>
           <w:szCs w:val="28"/>
@@ -5991,7 +6026,7 @@
       </w:r>
       <w:r>
         <w:rPr>
-          <w:rFonts w:ascii="Times New Roman" w:hAnsi="Times New Roman" w:cs="Times New Roman"/>
+          <w:rFonts w:ascii="Times New Roman" w:hAnsi="Times New Roman" w:eastAsia="Times New Roman" w:cs="Times New Roman"/>
           <w:color w:val="000000"/>
           <w:sz w:val="28"/>
           <w:szCs w:val="28"/>
